--- a/Use_cases_GIA/Use_cases_4_6_11_v0.2.docx
+++ b/Use_cases_GIA/Use_cases_4_6_11_v0.2.docx
@@ -15,6 +15,7 @@
           <w:lang w:bidi="he-IL"/>
         </w:rPr>
       </w:pPr>
+      <w:proofErr w:type="spellStart"/>
       <w:r>
         <w:rPr>
           <w:rFonts w:ascii="Bahnschrift Light" w:hAnsi="Bahnschrift Light"/>
@@ -22,7 +23,37 @@
           <w:szCs w:val="24"/>
           <w:lang w:bidi="he-IL"/>
         </w:rPr>
-        <w:t>Use Case 4: Αγγαρείες</w:t>
+        <w:t>Use</w:t>
+      </w:r>
+      <w:proofErr w:type="spellEnd"/>
+      <w:r>
+        <w:rPr>
+          <w:rFonts w:ascii="Bahnschrift Light" w:hAnsi="Bahnschrift Light"/>
+          <w:sz w:val="24"/>
+          <w:szCs w:val="24"/>
+          <w:lang w:bidi="he-IL"/>
+        </w:rPr>
+        <w:t xml:space="preserve"> </w:t>
+      </w:r>
+      <w:proofErr w:type="spellStart"/>
+      <w:r>
+        <w:rPr>
+          <w:rFonts w:ascii="Bahnschrift Light" w:hAnsi="Bahnschrift Light"/>
+          <w:sz w:val="24"/>
+          <w:szCs w:val="24"/>
+          <w:lang w:bidi="he-IL"/>
+        </w:rPr>
+        <w:t>Case</w:t>
+      </w:r>
+      <w:proofErr w:type="spellEnd"/>
+      <w:r>
+        <w:rPr>
+          <w:rFonts w:ascii="Bahnschrift Light" w:hAnsi="Bahnschrift Light"/>
+          <w:sz w:val="24"/>
+          <w:szCs w:val="24"/>
+          <w:lang w:bidi="he-IL"/>
+        </w:rPr>
+        <w:t xml:space="preserve"> 4: Αγγαρείες</w:t>
       </w:r>
     </w:p>
     <w:p>
@@ -345,7 +376,25 @@
           <w:sz w:val="24"/>
           <w:szCs w:val="24"/>
         </w:rPr>
-        <w:t>Ο χρήστης εκτελεί την εργασία και επιλέγει "Complete"</w:t>
+        <w:t>Ο χρήστης εκτελεί την εργασία και επιλέγει "</w:t>
+      </w:r>
+      <w:proofErr w:type="spellStart"/>
+      <w:r>
+        <w:rPr>
+          <w:rFonts w:ascii="Bahnschrift Light" w:hAnsi="Bahnschrift Light"/>
+          <w:sz w:val="24"/>
+          <w:szCs w:val="24"/>
+        </w:rPr>
+        <w:t>Complete</w:t>
+      </w:r>
+      <w:proofErr w:type="spellEnd"/>
+      <w:r>
+        <w:rPr>
+          <w:rFonts w:ascii="Bahnschrift Light" w:hAnsi="Bahnschrift Light"/>
+          <w:sz w:val="24"/>
+          <w:szCs w:val="24"/>
+        </w:rPr>
+        <w:t>"</w:t>
       </w:r>
       <w:r>
         <w:rPr>
@@ -1408,7 +1457,25 @@
           <w:sz w:val="24"/>
           <w:szCs w:val="24"/>
         </w:rPr>
-        <w:t>πατά “Decline” σε μία άλλη διαθέσιμη εργασία.</w:t>
+        <w:t>πατά “</w:t>
+      </w:r>
+      <w:proofErr w:type="spellStart"/>
+      <w:r>
+        <w:rPr>
+          <w:rFonts w:ascii="Bahnschrift Light" w:hAnsi="Bahnschrift Light"/>
+          <w:sz w:val="24"/>
+          <w:szCs w:val="24"/>
+        </w:rPr>
+        <w:t>Decline</w:t>
+      </w:r>
+      <w:proofErr w:type="spellEnd"/>
+      <w:r>
+        <w:rPr>
+          <w:rFonts w:ascii="Bahnschrift Light" w:hAnsi="Bahnschrift Light"/>
+          <w:sz w:val="24"/>
+          <w:szCs w:val="24"/>
+        </w:rPr>
+        <w:t>” σε μία άλλη διαθέσιμη εργασία.</w:t>
       </w:r>
     </w:p>
     <w:p>
@@ -2261,6 +2328,7 @@
           <w:lang w:bidi="he-IL"/>
         </w:rPr>
       </w:pPr>
+      <w:proofErr w:type="spellStart"/>
       <w:r>
         <w:rPr>
           <w:rFonts w:ascii="Bahnschrift Light" w:hAnsi="Bahnschrift Light"/>
@@ -2269,7 +2337,37 @@
           <w:lang w:bidi="he-IL"/>
         </w:rPr>
         <w:lastRenderedPageBreak/>
-        <w:t>Use Case 6: Πόντοι</w:t>
+        <w:t>Use</w:t>
+      </w:r>
+      <w:proofErr w:type="spellEnd"/>
+      <w:r>
+        <w:rPr>
+          <w:rFonts w:ascii="Bahnschrift Light" w:hAnsi="Bahnschrift Light"/>
+          <w:sz w:val="24"/>
+          <w:szCs w:val="24"/>
+          <w:lang w:bidi="he-IL"/>
+        </w:rPr>
+        <w:t xml:space="preserve"> </w:t>
+      </w:r>
+      <w:proofErr w:type="spellStart"/>
+      <w:r>
+        <w:rPr>
+          <w:rFonts w:ascii="Bahnschrift Light" w:hAnsi="Bahnschrift Light"/>
+          <w:sz w:val="24"/>
+          <w:szCs w:val="24"/>
+          <w:lang w:bidi="he-IL"/>
+        </w:rPr>
+        <w:t>Case</w:t>
+      </w:r>
+      <w:proofErr w:type="spellEnd"/>
+      <w:r>
+        <w:rPr>
+          <w:rFonts w:ascii="Bahnschrift Light" w:hAnsi="Bahnschrift Light"/>
+          <w:sz w:val="24"/>
+          <w:szCs w:val="24"/>
+          <w:lang w:bidi="he-IL"/>
+        </w:rPr>
+        <w:t xml:space="preserve"> 6: Πόντοι</w:t>
       </w:r>
     </w:p>
     <w:p>
@@ -2505,7 +2603,25 @@
           <w:sz w:val="24"/>
           <w:szCs w:val="24"/>
         </w:rPr>
-        <w:t>και πατάει το “buy”.</w:t>
+        <w:t>και πατάει το “</w:t>
+      </w:r>
+      <w:proofErr w:type="spellStart"/>
+      <w:r>
+        <w:rPr>
+          <w:rFonts w:ascii="Bahnschrift Light" w:hAnsi="Bahnschrift Light"/>
+          <w:sz w:val="24"/>
+          <w:szCs w:val="24"/>
+        </w:rPr>
+        <w:t>buy</w:t>
+      </w:r>
+      <w:proofErr w:type="spellEnd"/>
+      <w:r>
+        <w:rPr>
+          <w:rFonts w:ascii="Bahnschrift Light" w:hAnsi="Bahnschrift Light"/>
+          <w:sz w:val="24"/>
+          <w:szCs w:val="24"/>
+        </w:rPr>
+        <w:t>”.</w:t>
       </w:r>
     </w:p>
     <w:p>
@@ -3269,6 +3385,7 @@
           <w:lang w:bidi="he-IL"/>
         </w:rPr>
       </w:pPr>
+      <w:proofErr w:type="spellStart"/>
       <w:r>
         <w:rPr>
           <w:rFonts w:ascii="Bahnschrift Light" w:hAnsi="Bahnschrift Light"/>
@@ -3277,7 +3394,37 @@
           <w:lang w:bidi="he-IL"/>
         </w:rPr>
         <w:lastRenderedPageBreak/>
-        <w:t>Use Case 11: Δημιουργία Αγγελίας</w:t>
+        <w:t>Use</w:t>
+      </w:r>
+      <w:proofErr w:type="spellEnd"/>
+      <w:r>
+        <w:rPr>
+          <w:rFonts w:ascii="Bahnschrift Light" w:hAnsi="Bahnschrift Light"/>
+          <w:sz w:val="24"/>
+          <w:szCs w:val="24"/>
+          <w:lang w:bidi="he-IL"/>
+        </w:rPr>
+        <w:t xml:space="preserve"> </w:t>
+      </w:r>
+      <w:proofErr w:type="spellStart"/>
+      <w:r>
+        <w:rPr>
+          <w:rFonts w:ascii="Bahnschrift Light" w:hAnsi="Bahnschrift Light"/>
+          <w:sz w:val="24"/>
+          <w:szCs w:val="24"/>
+          <w:lang w:bidi="he-IL"/>
+        </w:rPr>
+        <w:t>Case</w:t>
+      </w:r>
+      <w:proofErr w:type="spellEnd"/>
+      <w:r>
+        <w:rPr>
+          <w:rFonts w:ascii="Bahnschrift Light" w:hAnsi="Bahnschrift Light"/>
+          <w:sz w:val="24"/>
+          <w:szCs w:val="24"/>
+          <w:lang w:bidi="he-IL"/>
+        </w:rPr>
+        <w:t xml:space="preserve"> 11: Δημιουργία Αγγελίας</w:t>
       </w:r>
     </w:p>
     <w:p>
@@ -3516,7 +3663,115 @@
           <w:sz w:val="24"/>
           <w:szCs w:val="24"/>
         </w:rPr>
-        <w:t>με πεδία για την περιγραφή (Description), τοποθεσία (Location) , ενοίκιο (Rent), τον αριθμό των συγκατοίκων που αναζητεί ο χρήστης (Roommates wanted) και τη διεύθυνση του σπιτιού (House address)</w:t>
+        <w:t>με πεδία για την περιγραφή (</w:t>
+      </w:r>
+      <w:proofErr w:type="spellStart"/>
+      <w:r>
+        <w:rPr>
+          <w:rFonts w:ascii="Bahnschrift Light" w:hAnsi="Bahnschrift Light"/>
+          <w:sz w:val="24"/>
+          <w:szCs w:val="24"/>
+        </w:rPr>
+        <w:t>Description</w:t>
+      </w:r>
+      <w:proofErr w:type="spellEnd"/>
+      <w:r>
+        <w:rPr>
+          <w:rFonts w:ascii="Bahnschrift Light" w:hAnsi="Bahnschrift Light"/>
+          <w:sz w:val="24"/>
+          <w:szCs w:val="24"/>
+        </w:rPr>
+        <w:t>), τοποθεσία (</w:t>
+      </w:r>
+      <w:proofErr w:type="spellStart"/>
+      <w:r>
+        <w:rPr>
+          <w:rFonts w:ascii="Bahnschrift Light" w:hAnsi="Bahnschrift Light"/>
+          <w:sz w:val="24"/>
+          <w:szCs w:val="24"/>
+        </w:rPr>
+        <w:t>Location</w:t>
+      </w:r>
+      <w:proofErr w:type="spellEnd"/>
+      <w:r>
+        <w:rPr>
+          <w:rFonts w:ascii="Bahnschrift Light" w:hAnsi="Bahnschrift Light"/>
+          <w:sz w:val="24"/>
+          <w:szCs w:val="24"/>
+        </w:rPr>
+        <w:t>) , ενοίκιο (</w:t>
+      </w:r>
+      <w:proofErr w:type="spellStart"/>
+      <w:r>
+        <w:rPr>
+          <w:rFonts w:ascii="Bahnschrift Light" w:hAnsi="Bahnschrift Light"/>
+          <w:sz w:val="24"/>
+          <w:szCs w:val="24"/>
+        </w:rPr>
+        <w:t>Rent</w:t>
+      </w:r>
+      <w:proofErr w:type="spellEnd"/>
+      <w:r>
+        <w:rPr>
+          <w:rFonts w:ascii="Bahnschrift Light" w:hAnsi="Bahnschrift Light"/>
+          <w:sz w:val="24"/>
+          <w:szCs w:val="24"/>
+        </w:rPr>
+        <w:t>), τον αριθμό των συγκατοίκων που αναζητεί ο χρήστης (</w:t>
+      </w:r>
+      <w:proofErr w:type="spellStart"/>
+      <w:r>
+        <w:rPr>
+          <w:rFonts w:ascii="Bahnschrift Light" w:hAnsi="Bahnschrift Light"/>
+          <w:sz w:val="24"/>
+          <w:szCs w:val="24"/>
+        </w:rPr>
+        <w:t>Roommates</w:t>
+      </w:r>
+      <w:proofErr w:type="spellEnd"/>
+      <w:r>
+        <w:rPr>
+          <w:rFonts w:ascii="Bahnschrift Light" w:hAnsi="Bahnschrift Light"/>
+          <w:sz w:val="24"/>
+          <w:szCs w:val="24"/>
+        </w:rPr>
+        <w:t xml:space="preserve"> </w:t>
+      </w:r>
+      <w:proofErr w:type="spellStart"/>
+      <w:r>
+        <w:rPr>
+          <w:rFonts w:ascii="Bahnschrift Light" w:hAnsi="Bahnschrift Light"/>
+          <w:sz w:val="24"/>
+          <w:szCs w:val="24"/>
+        </w:rPr>
+        <w:t>wanted</w:t>
+      </w:r>
+      <w:proofErr w:type="spellEnd"/>
+      <w:r>
+        <w:rPr>
+          <w:rFonts w:ascii="Bahnschrift Light" w:hAnsi="Bahnschrift Light"/>
+          <w:sz w:val="24"/>
+          <w:szCs w:val="24"/>
+        </w:rPr>
+        <w:t xml:space="preserve">) και τη διεύθυνση του σπιτιού (House </w:t>
+      </w:r>
+      <w:proofErr w:type="spellStart"/>
+      <w:r>
+        <w:rPr>
+          <w:rFonts w:ascii="Bahnschrift Light" w:hAnsi="Bahnschrift Light"/>
+          <w:sz w:val="24"/>
+          <w:szCs w:val="24"/>
+        </w:rPr>
+        <w:t>address</w:t>
+      </w:r>
+      <w:proofErr w:type="spellEnd"/>
+      <w:r>
+        <w:rPr>
+          <w:rFonts w:ascii="Bahnschrift Light" w:hAnsi="Bahnschrift Light"/>
+          <w:sz w:val="24"/>
+          <w:szCs w:val="24"/>
+        </w:rPr>
+        <w:t>)</w:t>
       </w:r>
       <w:r>
         <w:rPr>
@@ -4124,7 +4379,25 @@
           <w:sz w:val="24"/>
           <w:szCs w:val="24"/>
         </w:rPr>
-        <w:t>“Decline”</w:t>
+        <w:t>“</w:t>
+      </w:r>
+      <w:proofErr w:type="spellStart"/>
+      <w:r>
+        <w:rPr>
+          <w:rFonts w:ascii="Bahnschrift Light" w:hAnsi="Bahnschrift Light"/>
+          <w:sz w:val="24"/>
+          <w:szCs w:val="24"/>
+        </w:rPr>
+        <w:t>Decline</w:t>
+      </w:r>
+      <w:proofErr w:type="spellEnd"/>
+      <w:r>
+        <w:rPr>
+          <w:rFonts w:ascii="Bahnschrift Light" w:hAnsi="Bahnschrift Light"/>
+          <w:sz w:val="24"/>
+          <w:szCs w:val="24"/>
+        </w:rPr>
+        <w:t>”</w:t>
       </w:r>
       <w:r>
         <w:rPr>
@@ -4437,7 +4710,23 @@
           <w:sz w:val="24"/>
           <w:szCs w:val="24"/>
         </w:rPr>
-        <w:t xml:space="preserve">Εκκρεμείς </w:t>
+        <w:t>Εκκρεμ</w:t>
+      </w:r>
+      <w:r>
+        <w:rPr>
+          <w:rFonts w:ascii="Bahnschrift Light" w:hAnsi="Bahnschrift Light"/>
+          <w:sz w:val="24"/>
+          <w:szCs w:val="24"/>
+        </w:rPr>
+        <w:t>ή</w:t>
+      </w:r>
+      <w:r>
+        <w:rPr>
+          <w:rFonts w:ascii="Bahnschrift Light" w:hAnsi="Bahnschrift Light"/>
+          <w:sz w:val="24"/>
+          <w:szCs w:val="24"/>
+        </w:rPr>
+        <w:t xml:space="preserve">ς </w:t>
       </w:r>
       <w:r>
         <w:rPr>
@@ -4516,7 +4805,23 @@
           <w:sz w:val="24"/>
           <w:szCs w:val="24"/>
         </w:rPr>
-        <w:t>Εκκρεμείς</w:t>
+        <w:t>Εκκρεμ</w:t>
+      </w:r>
+      <w:r>
+        <w:rPr>
+          <w:rFonts w:ascii="Bahnschrift Light" w:hAnsi="Bahnschrift Light"/>
+          <w:sz w:val="24"/>
+          <w:szCs w:val="24"/>
+        </w:rPr>
+        <w:t>ή</w:t>
+      </w:r>
+      <w:r>
+        <w:rPr>
+          <w:rFonts w:ascii="Bahnschrift Light" w:hAnsi="Bahnschrift Light"/>
+          <w:sz w:val="24"/>
+          <w:szCs w:val="24"/>
+        </w:rPr>
+        <w:t>ς</w:t>
       </w:r>
       <w:r>
         <w:rPr>

--- a/Use_cases_GIA/Use_cases_4_6_11_v0.2.docx
+++ b/Use_cases_GIA/Use_cases_4_6_11_v0.2.docx
@@ -204,7 +204,23 @@
           <w:sz w:val="24"/>
           <w:szCs w:val="24"/>
         </w:rPr>
-        <w:t>(Ιστορικό Εργασιών)</w:t>
+        <w:t>(</w:t>
+      </w:r>
+      <w:r>
+        <w:rPr>
+          <w:rFonts w:ascii="Bahnschrift Light" w:hAnsi="Bahnschrift Light"/>
+          <w:sz w:val="24"/>
+          <w:szCs w:val="24"/>
+        </w:rPr>
+        <w:t>Εργασία</w:t>
+      </w:r>
+      <w:r>
+        <w:rPr>
+          <w:rFonts w:ascii="Bahnschrift Light" w:hAnsi="Bahnschrift Light"/>
+          <w:sz w:val="24"/>
+          <w:szCs w:val="24"/>
+        </w:rPr>
+        <w:t>)</w:t>
       </w:r>
       <w:r>
         <w:rPr>
@@ -600,7 +616,15 @@
           <w:sz w:val="24"/>
           <w:szCs w:val="24"/>
         </w:rPr>
-        <w:t xml:space="preserve"> στην Οθόνη Ψηφοφορίας</w:t>
+        <w:t xml:space="preserve"> στην </w:t>
+      </w:r>
+      <w:r>
+        <w:rPr>
+          <w:rFonts w:ascii="Bahnschrift Light" w:hAnsi="Bahnschrift Light"/>
+          <w:sz w:val="24"/>
+          <w:szCs w:val="24"/>
+        </w:rPr>
+        <w:t>Ανανεωμένη Οθόνη Αγγαρειών</w:t>
       </w:r>
       <w:r>
         <w:rPr>
@@ -702,7 +726,71 @@
           <w:sz w:val="24"/>
           <w:szCs w:val="24"/>
         </w:rPr>
-        <w:t xml:space="preserve">, ενημερώνει το “Ιστορικό Εργασιών” και προβάλλει την Ανανεωμένη Οθόνη Αγγαρειών </w:t>
+        <w:t xml:space="preserve">, ενημερώνει το </w:t>
+      </w:r>
+      <w:r>
+        <w:rPr>
+          <w:rFonts w:ascii="Bahnschrift Light" w:hAnsi="Bahnschrift Light"/>
+          <w:sz w:val="24"/>
+          <w:szCs w:val="24"/>
+        </w:rPr>
+        <w:t>ι</w:t>
+      </w:r>
+      <w:r>
+        <w:rPr>
+          <w:rFonts w:ascii="Bahnschrift Light" w:hAnsi="Bahnschrift Light"/>
+          <w:sz w:val="24"/>
+          <w:szCs w:val="24"/>
+        </w:rPr>
+        <w:t xml:space="preserve">στορικό </w:t>
+      </w:r>
+      <w:r>
+        <w:rPr>
+          <w:rFonts w:ascii="Bahnschrift Light" w:hAnsi="Bahnschrift Light"/>
+          <w:sz w:val="24"/>
+          <w:szCs w:val="24"/>
+        </w:rPr>
+        <w:t>ε</w:t>
+      </w:r>
+      <w:r>
+        <w:rPr>
+          <w:rFonts w:ascii="Bahnschrift Light" w:hAnsi="Bahnschrift Light"/>
+          <w:sz w:val="24"/>
+          <w:szCs w:val="24"/>
+        </w:rPr>
+        <w:t xml:space="preserve">ργασιών </w:t>
+      </w:r>
+      <w:r>
+        <w:rPr>
+          <w:rFonts w:ascii="Bahnschrift Light" w:hAnsi="Bahnschrift Light"/>
+          <w:sz w:val="24"/>
+          <w:szCs w:val="24"/>
+        </w:rPr>
+        <w:t>“</w:t>
+      </w:r>
+      <w:r>
+        <w:rPr>
+          <w:rFonts w:ascii="Bahnschrift Light" w:hAnsi="Bahnschrift Light"/>
+          <w:sz w:val="24"/>
+          <w:szCs w:val="24"/>
+        </w:rPr>
+        <w:t xml:space="preserve"> </w:t>
+      </w:r>
+      <w:r>
+        <w:rPr>
+          <w:rFonts w:ascii="Bahnschrift Light" w:hAnsi="Bahnschrift Light"/>
+          <w:sz w:val="24"/>
+          <w:szCs w:val="24"/>
+        </w:rPr>
+        <w:t>Εργασία</w:t>
+      </w:r>
+      <w:r>
+        <w:rPr>
+          <w:rFonts w:ascii="Bahnschrift Light" w:hAnsi="Bahnschrift Light"/>
+          <w:sz w:val="24"/>
+          <w:szCs w:val="24"/>
+        </w:rPr>
+        <w:t xml:space="preserve">” και προβάλλει την Ανανεωμένη Οθόνη Αγγαρειών </w:t>
       </w:r>
       <w:r>
         <w:rPr>
@@ -1127,17 +1215,6 @@
     </w:p>
     <w:p>
       <w:pPr>
-        <w:spacing w:line="278" w:lineRule="auto"/>
-        <w:jc w:val="both"/>
-        <w:rPr>
-          <w:rFonts w:ascii="Bahnschrift Light" w:hAnsi="Bahnschrift Light"/>
-          <w:sz w:val="24"/>
-          <w:szCs w:val="24"/>
-        </w:rPr>
-      </w:pPr>
-    </w:p>
-    <w:p>
-      <w:pPr>
         <w:pStyle w:val="a6"/>
         <w:numPr>
           <w:ilvl w:val="0"/>
@@ -1213,7 +1290,6 @@
           <w:sz w:val="24"/>
           <w:szCs w:val="24"/>
         </w:rPr>
-        <w:lastRenderedPageBreak/>
         <w:t xml:space="preserve">Η περίπτωση χρήσης </w:t>
       </w:r>
       <w:r>
@@ -1284,6 +1360,7 @@
           <w:szCs w:val="24"/>
           <w:u w:val="single"/>
         </w:rPr>
+        <w:lastRenderedPageBreak/>
         <w:t>Εναλλακτική Ροή 2.1:</w:t>
       </w:r>
     </w:p>
@@ -2317,6 +2394,28 @@
     </w:p>
     <w:p>
       <w:pPr>
+        <w:spacing w:line="278" w:lineRule="auto"/>
+        <w:jc w:val="both"/>
+        <w:rPr>
+          <w:rFonts w:ascii="Bahnschrift Light" w:hAnsi="Bahnschrift Light"/>
+          <w:sz w:val="24"/>
+          <w:szCs w:val="24"/>
+        </w:rPr>
+      </w:pPr>
+    </w:p>
+    <w:p>
+      <w:pPr>
+        <w:spacing w:line="278" w:lineRule="auto"/>
+        <w:jc w:val="both"/>
+        <w:rPr>
+          <w:rFonts w:ascii="Bahnschrift Light" w:hAnsi="Bahnschrift Light"/>
+          <w:sz w:val="24"/>
+          <w:szCs w:val="24"/>
+        </w:rPr>
+      </w:pPr>
+    </w:p>
+    <w:p>
+      <w:pPr>
         <w:pBdr>
           <w:bottom w:val="single" w:sz="6" w:space="1" w:color="auto"/>
         </w:pBdr>
@@ -2869,7 +2968,71 @@
           <w:sz w:val="24"/>
           <w:szCs w:val="24"/>
         </w:rPr>
-        <w:t xml:space="preserve">στο Ιστορικό Συναλλαγών με Πόντους και ενημερώνει την </w:t>
+        <w:t xml:space="preserve">στο </w:t>
+      </w:r>
+      <w:r>
+        <w:rPr>
+          <w:rFonts w:ascii="Bahnschrift Light" w:hAnsi="Bahnschrift Light"/>
+          <w:sz w:val="24"/>
+          <w:szCs w:val="24"/>
+        </w:rPr>
+        <w:t>ι</w:t>
+      </w:r>
+      <w:r>
+        <w:rPr>
+          <w:rFonts w:ascii="Bahnschrift Light" w:hAnsi="Bahnschrift Light"/>
+          <w:sz w:val="24"/>
+          <w:szCs w:val="24"/>
+        </w:rPr>
+        <w:t xml:space="preserve">στορικό </w:t>
+      </w:r>
+      <w:r>
+        <w:rPr>
+          <w:rFonts w:ascii="Bahnschrift Light" w:hAnsi="Bahnschrift Light"/>
+          <w:sz w:val="24"/>
+          <w:szCs w:val="24"/>
+        </w:rPr>
+        <w:t>σ</w:t>
+      </w:r>
+      <w:r>
+        <w:rPr>
+          <w:rFonts w:ascii="Bahnschrift Light" w:hAnsi="Bahnschrift Light"/>
+          <w:sz w:val="24"/>
+          <w:szCs w:val="24"/>
+        </w:rPr>
+        <w:t xml:space="preserve">υναλλαγών με </w:t>
+      </w:r>
+      <w:r>
+        <w:rPr>
+          <w:rFonts w:ascii="Bahnschrift Light" w:hAnsi="Bahnschrift Light"/>
+          <w:sz w:val="24"/>
+          <w:szCs w:val="24"/>
+        </w:rPr>
+        <w:t>π</w:t>
+      </w:r>
+      <w:r>
+        <w:rPr>
+          <w:rFonts w:ascii="Bahnschrift Light" w:hAnsi="Bahnschrift Light"/>
+          <w:sz w:val="24"/>
+          <w:szCs w:val="24"/>
+        </w:rPr>
+        <w:t>όντους και ενημερώνει τ</w:t>
+      </w:r>
+      <w:r>
+        <w:rPr>
+          <w:rFonts w:ascii="Bahnschrift Light" w:hAnsi="Bahnschrift Light"/>
+          <w:sz w:val="24"/>
+          <w:szCs w:val="24"/>
+        </w:rPr>
+        <w:t>ο</w:t>
+      </w:r>
+      <w:r>
+        <w:rPr>
+          <w:rFonts w:ascii="Bahnschrift Light" w:hAnsi="Bahnschrift Light"/>
+          <w:sz w:val="24"/>
+          <w:szCs w:val="24"/>
+        </w:rPr>
+        <w:t xml:space="preserve"> </w:t>
       </w:r>
       <w:r>
         <w:rPr>
@@ -3816,17 +3979,6 @@
     </w:p>
     <w:p>
       <w:pPr>
-        <w:spacing w:after="0" w:line="278" w:lineRule="auto"/>
-        <w:jc w:val="both"/>
-        <w:rPr>
-          <w:rFonts w:ascii="Bahnschrift Light" w:hAnsi="Bahnschrift Light"/>
-          <w:sz w:val="24"/>
-          <w:szCs w:val="24"/>
-        </w:rPr>
-      </w:pPr>
-    </w:p>
-    <w:p>
-      <w:pPr>
         <w:numPr>
           <w:ilvl w:val="0"/>
           <w:numId w:val="32"/>
@@ -4062,14 +4214,6 @@
           <w:sz w:val="24"/>
           <w:szCs w:val="24"/>
         </w:rPr>
-        <w:t xml:space="preserve"> εμφανίζει</w:t>
-      </w:r>
-      <w:r>
-        <w:rPr>
-          <w:rFonts w:ascii="Bahnschrift Light" w:hAnsi="Bahnschrift Light"/>
-          <w:sz w:val="24"/>
-          <w:szCs w:val="24"/>
-        </w:rPr>
         <w:t xml:space="preserve"> </w:t>
       </w:r>
       <w:r>
@@ -4078,7 +4222,15 @@
           <w:sz w:val="24"/>
           <w:szCs w:val="24"/>
         </w:rPr>
-        <w:t>Οθόνη Επιτυχίας.</w:t>
+        <w:t>εμφανίζει Οθόνη Επιτυχίας</w:t>
+      </w:r>
+      <w:r>
+        <w:rPr>
+          <w:rFonts w:ascii="Bahnschrift Light" w:hAnsi="Bahnschrift Light"/>
+          <w:sz w:val="24"/>
+          <w:szCs w:val="24"/>
+        </w:rPr>
+        <w:t>.</w:t>
       </w:r>
     </w:p>
     <w:p>
@@ -4344,7 +4496,7 @@
       <w:pPr>
         <w:numPr>
           <w:ilvl w:val="0"/>
-          <w:numId w:val="34"/>
+          <w:numId w:val="51"/>
         </w:numPr>
         <w:spacing w:line="278" w:lineRule="auto"/>
         <w:jc w:val="both"/>
@@ -4420,7 +4572,7 @@
       <w:pPr>
         <w:numPr>
           <w:ilvl w:val="0"/>
-          <w:numId w:val="34"/>
+          <w:numId w:val="51"/>
         </w:numPr>
         <w:spacing w:line="278" w:lineRule="auto"/>
         <w:jc w:val="both"/>
@@ -4485,7 +4637,7 @@
       <w:pPr>
         <w:numPr>
           <w:ilvl w:val="0"/>
-          <w:numId w:val="34"/>
+          <w:numId w:val="51"/>
         </w:numPr>
         <w:spacing w:line="278" w:lineRule="auto"/>
         <w:jc w:val="both"/>
@@ -4589,6 +4741,7 @@
           <w:szCs w:val="24"/>
           <w:u w:val="single"/>
         </w:rPr>
+        <w:lastRenderedPageBreak/>
         <w:t>Εναλλακτική Ροή 3:</w:t>
       </w:r>
     </w:p>
@@ -5857,393 +6010,16 @@
     </w:lvl>
   </w:abstractNum>
   <w:abstractNum w:abstractNumId="5" w15:restartNumberingAfterBreak="0">
-    <w:nsid w:val="20811A21"/>
+    <w:nsid w:val="1A184889"/>
     <w:multiLevelType w:val="hybridMultilevel"/>
-    <w:tmpl w:val="0308A124"/>
-    <w:lvl w:ilvl="0" w:tplc="01E2980C">
-      <w:start w:val="1"/>
-      <w:numFmt w:val="decimal"/>
-      <w:lvlText w:val="4.α.%1."/>
-      <w:lvlJc w:val="left"/>
-      <w:pPr>
-        <w:ind w:left="360" w:hanging="360"/>
-      </w:pPr>
-      <w:rPr>
-        <w:rFonts w:hint="default"/>
-      </w:rPr>
-    </w:lvl>
-    <w:lvl w:ilvl="1" w:tplc="04080019" w:tentative="1">
-      <w:start w:val="1"/>
-      <w:numFmt w:val="lowerLetter"/>
-      <w:lvlText w:val="%2."/>
-      <w:lvlJc w:val="left"/>
-      <w:pPr>
-        <w:ind w:left="1080" w:hanging="360"/>
-      </w:pPr>
-    </w:lvl>
-    <w:lvl w:ilvl="2" w:tplc="0408001B" w:tentative="1">
-      <w:start w:val="1"/>
-      <w:numFmt w:val="lowerRoman"/>
-      <w:lvlText w:val="%3."/>
-      <w:lvlJc w:val="right"/>
-      <w:pPr>
-        <w:ind w:left="1800" w:hanging="180"/>
-      </w:pPr>
-    </w:lvl>
-    <w:lvl w:ilvl="3" w:tplc="0408000F" w:tentative="1">
-      <w:start w:val="1"/>
-      <w:numFmt w:val="decimal"/>
-      <w:lvlText w:val="%4."/>
-      <w:lvlJc w:val="left"/>
-      <w:pPr>
-        <w:ind w:left="2520" w:hanging="360"/>
-      </w:pPr>
-    </w:lvl>
-    <w:lvl w:ilvl="4" w:tplc="04080019" w:tentative="1">
-      <w:start w:val="1"/>
-      <w:numFmt w:val="lowerLetter"/>
-      <w:lvlText w:val="%5."/>
-      <w:lvlJc w:val="left"/>
-      <w:pPr>
-        <w:ind w:left="3240" w:hanging="360"/>
-      </w:pPr>
-    </w:lvl>
-    <w:lvl w:ilvl="5" w:tplc="0408001B" w:tentative="1">
-      <w:start w:val="1"/>
-      <w:numFmt w:val="lowerRoman"/>
-      <w:lvlText w:val="%6."/>
-      <w:lvlJc w:val="right"/>
-      <w:pPr>
-        <w:ind w:left="3960" w:hanging="180"/>
-      </w:pPr>
-    </w:lvl>
-    <w:lvl w:ilvl="6" w:tplc="0408000F" w:tentative="1">
-      <w:start w:val="1"/>
-      <w:numFmt w:val="decimal"/>
-      <w:lvlText w:val="%7."/>
-      <w:lvlJc w:val="left"/>
-      <w:pPr>
-        <w:ind w:left="4680" w:hanging="360"/>
-      </w:pPr>
-    </w:lvl>
-    <w:lvl w:ilvl="7" w:tplc="04080019" w:tentative="1">
-      <w:start w:val="1"/>
-      <w:numFmt w:val="lowerLetter"/>
-      <w:lvlText w:val="%8."/>
-      <w:lvlJc w:val="left"/>
-      <w:pPr>
-        <w:ind w:left="5400" w:hanging="360"/>
-      </w:pPr>
-    </w:lvl>
-    <w:lvl w:ilvl="8" w:tplc="0408001B" w:tentative="1">
-      <w:start w:val="1"/>
-      <w:numFmt w:val="lowerRoman"/>
-      <w:lvlText w:val="%9."/>
-      <w:lvlJc w:val="right"/>
-      <w:pPr>
-        <w:ind w:left="6120" w:hanging="180"/>
-      </w:pPr>
-    </w:lvl>
-  </w:abstractNum>
-  <w:abstractNum w:abstractNumId="6" w15:restartNumberingAfterBreak="0">
-    <w:nsid w:val="209C412B"/>
-    <w:multiLevelType w:val="hybridMultilevel"/>
-    <w:tmpl w:val="90708634"/>
-    <w:lvl w:ilvl="0" w:tplc="3A52A540">
-      <w:start w:val="1"/>
-      <w:numFmt w:val="decimal"/>
-      <w:lvlText w:val="4.β.%1."/>
-      <w:lvlJc w:val="left"/>
-      <w:pPr>
-        <w:ind w:left="720" w:hanging="360"/>
-      </w:pPr>
-    </w:lvl>
-    <w:lvl w:ilvl="1" w:tplc="04090019">
-      <w:start w:val="1"/>
-      <w:numFmt w:val="lowerLetter"/>
-      <w:lvlText w:val="%2."/>
-      <w:lvlJc w:val="left"/>
-      <w:pPr>
-        <w:ind w:left="1440" w:hanging="360"/>
-      </w:pPr>
-    </w:lvl>
-    <w:lvl w:ilvl="2" w:tplc="0409001B">
-      <w:start w:val="1"/>
-      <w:numFmt w:val="lowerRoman"/>
-      <w:lvlText w:val="%3."/>
-      <w:lvlJc w:val="right"/>
-      <w:pPr>
-        <w:ind w:left="2160" w:hanging="180"/>
-      </w:pPr>
-    </w:lvl>
-    <w:lvl w:ilvl="3" w:tplc="0409000F">
-      <w:start w:val="1"/>
-      <w:numFmt w:val="decimal"/>
-      <w:lvlText w:val="%4."/>
-      <w:lvlJc w:val="left"/>
-      <w:pPr>
-        <w:ind w:left="2880" w:hanging="360"/>
-      </w:pPr>
-    </w:lvl>
-    <w:lvl w:ilvl="4" w:tplc="04090019">
-      <w:start w:val="1"/>
-      <w:numFmt w:val="lowerLetter"/>
-      <w:lvlText w:val="%5."/>
-      <w:lvlJc w:val="left"/>
-      <w:pPr>
-        <w:ind w:left="3600" w:hanging="360"/>
-      </w:pPr>
-    </w:lvl>
-    <w:lvl w:ilvl="5" w:tplc="0409001B">
-      <w:start w:val="1"/>
-      <w:numFmt w:val="lowerRoman"/>
-      <w:lvlText w:val="%6."/>
-      <w:lvlJc w:val="right"/>
-      <w:pPr>
-        <w:ind w:left="4320" w:hanging="180"/>
-      </w:pPr>
-    </w:lvl>
-    <w:lvl w:ilvl="6" w:tplc="0409000F">
-      <w:start w:val="1"/>
-      <w:numFmt w:val="decimal"/>
-      <w:lvlText w:val="%7."/>
-      <w:lvlJc w:val="left"/>
-      <w:pPr>
-        <w:ind w:left="5040" w:hanging="360"/>
-      </w:pPr>
-    </w:lvl>
-    <w:lvl w:ilvl="7" w:tplc="04090019">
-      <w:start w:val="1"/>
-      <w:numFmt w:val="lowerLetter"/>
-      <w:lvlText w:val="%8."/>
-      <w:lvlJc w:val="left"/>
-      <w:pPr>
-        <w:ind w:left="5760" w:hanging="360"/>
-      </w:pPr>
-    </w:lvl>
-    <w:lvl w:ilvl="8" w:tplc="0409001B">
-      <w:start w:val="1"/>
-      <w:numFmt w:val="lowerRoman"/>
-      <w:lvlText w:val="%9."/>
-      <w:lvlJc w:val="right"/>
-      <w:pPr>
-        <w:ind w:left="6480" w:hanging="180"/>
-      </w:pPr>
-    </w:lvl>
-  </w:abstractNum>
-  <w:abstractNum w:abstractNumId="7" w15:restartNumberingAfterBreak="0">
-    <w:nsid w:val="25A55259"/>
-    <w:multiLevelType w:val="hybridMultilevel"/>
-    <w:tmpl w:val="E252EFD0"/>
-    <w:lvl w:ilvl="0" w:tplc="04080001">
-      <w:start w:val="1"/>
-      <w:numFmt w:val="bullet"/>
-      <w:lvlText w:val=""/>
-      <w:lvlJc w:val="left"/>
-      <w:pPr>
-        <w:ind w:left="720" w:hanging="360"/>
-      </w:pPr>
-      <w:rPr>
-        <w:rFonts w:ascii="Symbol" w:hAnsi="Symbol" w:hint="default"/>
-      </w:rPr>
-    </w:lvl>
-    <w:lvl w:ilvl="1" w:tplc="04080003" w:tentative="1">
-      <w:start w:val="1"/>
-      <w:numFmt w:val="bullet"/>
-      <w:lvlText w:val="o"/>
-      <w:lvlJc w:val="left"/>
-      <w:pPr>
-        <w:ind w:left="1440" w:hanging="360"/>
-      </w:pPr>
-      <w:rPr>
-        <w:rFonts w:ascii="Courier New" w:hAnsi="Courier New" w:cs="Courier New" w:hint="default"/>
-      </w:rPr>
-    </w:lvl>
-    <w:lvl w:ilvl="2" w:tplc="04080005" w:tentative="1">
-      <w:start w:val="1"/>
-      <w:numFmt w:val="bullet"/>
-      <w:lvlText w:val=""/>
-      <w:lvlJc w:val="left"/>
-      <w:pPr>
-        <w:ind w:left="2160" w:hanging="360"/>
-      </w:pPr>
-      <w:rPr>
-        <w:rFonts w:ascii="Wingdings" w:hAnsi="Wingdings" w:hint="default"/>
-      </w:rPr>
-    </w:lvl>
-    <w:lvl w:ilvl="3" w:tplc="04080001" w:tentative="1">
-      <w:start w:val="1"/>
-      <w:numFmt w:val="bullet"/>
-      <w:lvlText w:val=""/>
-      <w:lvlJc w:val="left"/>
-      <w:pPr>
-        <w:ind w:left="2880" w:hanging="360"/>
-      </w:pPr>
-      <w:rPr>
-        <w:rFonts w:ascii="Symbol" w:hAnsi="Symbol" w:hint="default"/>
-      </w:rPr>
-    </w:lvl>
-    <w:lvl w:ilvl="4" w:tplc="04080003" w:tentative="1">
-      <w:start w:val="1"/>
-      <w:numFmt w:val="bullet"/>
-      <w:lvlText w:val="o"/>
-      <w:lvlJc w:val="left"/>
-      <w:pPr>
-        <w:ind w:left="3600" w:hanging="360"/>
-      </w:pPr>
-      <w:rPr>
-        <w:rFonts w:ascii="Courier New" w:hAnsi="Courier New" w:cs="Courier New" w:hint="default"/>
-      </w:rPr>
-    </w:lvl>
-    <w:lvl w:ilvl="5" w:tplc="04080005" w:tentative="1">
-      <w:start w:val="1"/>
-      <w:numFmt w:val="bullet"/>
-      <w:lvlText w:val=""/>
-      <w:lvlJc w:val="left"/>
-      <w:pPr>
-        <w:ind w:left="4320" w:hanging="360"/>
-      </w:pPr>
-      <w:rPr>
-        <w:rFonts w:ascii="Wingdings" w:hAnsi="Wingdings" w:hint="default"/>
-      </w:rPr>
-    </w:lvl>
-    <w:lvl w:ilvl="6" w:tplc="04080001" w:tentative="1">
-      <w:start w:val="1"/>
-      <w:numFmt w:val="bullet"/>
-      <w:lvlText w:val=""/>
-      <w:lvlJc w:val="left"/>
-      <w:pPr>
-        <w:ind w:left="5040" w:hanging="360"/>
-      </w:pPr>
-      <w:rPr>
-        <w:rFonts w:ascii="Symbol" w:hAnsi="Symbol" w:hint="default"/>
-      </w:rPr>
-    </w:lvl>
-    <w:lvl w:ilvl="7" w:tplc="04080003" w:tentative="1">
-      <w:start w:val="1"/>
-      <w:numFmt w:val="bullet"/>
-      <w:lvlText w:val="o"/>
-      <w:lvlJc w:val="left"/>
-      <w:pPr>
-        <w:ind w:left="5760" w:hanging="360"/>
-      </w:pPr>
-      <w:rPr>
-        <w:rFonts w:ascii="Courier New" w:hAnsi="Courier New" w:cs="Courier New" w:hint="default"/>
-      </w:rPr>
-    </w:lvl>
-    <w:lvl w:ilvl="8" w:tplc="04080005" w:tentative="1">
-      <w:start w:val="1"/>
-      <w:numFmt w:val="bullet"/>
-      <w:lvlText w:val=""/>
-      <w:lvlJc w:val="left"/>
-      <w:pPr>
-        <w:ind w:left="6480" w:hanging="360"/>
-      </w:pPr>
-      <w:rPr>
-        <w:rFonts w:ascii="Wingdings" w:hAnsi="Wingdings" w:hint="default"/>
-      </w:rPr>
-    </w:lvl>
-  </w:abstractNum>
-  <w:abstractNum w:abstractNumId="8" w15:restartNumberingAfterBreak="0">
-    <w:nsid w:val="2771656F"/>
-    <w:multiLevelType w:val="hybridMultilevel"/>
-    <w:tmpl w:val="14649D82"/>
-    <w:lvl w:ilvl="0" w:tplc="2B7A525A">
-      <w:start w:val="1"/>
-      <w:numFmt w:val="decimal"/>
-      <w:lvlText w:val="3.α.%1."/>
-      <w:lvlJc w:val="left"/>
-      <w:pPr>
-        <w:ind w:left="360" w:hanging="360"/>
-      </w:pPr>
-      <w:rPr>
-        <w:rFonts w:hint="default"/>
-      </w:rPr>
-    </w:lvl>
-    <w:lvl w:ilvl="1" w:tplc="04080019" w:tentative="1">
-      <w:start w:val="1"/>
-      <w:numFmt w:val="lowerLetter"/>
-      <w:lvlText w:val="%2."/>
-      <w:lvlJc w:val="left"/>
-      <w:pPr>
-        <w:ind w:left="1080" w:hanging="360"/>
-      </w:pPr>
-    </w:lvl>
-    <w:lvl w:ilvl="2" w:tplc="0408001B" w:tentative="1">
-      <w:start w:val="1"/>
-      <w:numFmt w:val="lowerRoman"/>
-      <w:lvlText w:val="%3."/>
-      <w:lvlJc w:val="right"/>
-      <w:pPr>
-        <w:ind w:left="1800" w:hanging="180"/>
-      </w:pPr>
-    </w:lvl>
-    <w:lvl w:ilvl="3" w:tplc="0408000F" w:tentative="1">
-      <w:start w:val="1"/>
-      <w:numFmt w:val="decimal"/>
-      <w:lvlText w:val="%4."/>
-      <w:lvlJc w:val="left"/>
-      <w:pPr>
-        <w:ind w:left="2520" w:hanging="360"/>
-      </w:pPr>
-    </w:lvl>
-    <w:lvl w:ilvl="4" w:tplc="04080019" w:tentative="1">
-      <w:start w:val="1"/>
-      <w:numFmt w:val="lowerLetter"/>
-      <w:lvlText w:val="%5."/>
-      <w:lvlJc w:val="left"/>
-      <w:pPr>
-        <w:ind w:left="3240" w:hanging="360"/>
-      </w:pPr>
-    </w:lvl>
-    <w:lvl w:ilvl="5" w:tplc="0408001B" w:tentative="1">
-      <w:start w:val="1"/>
-      <w:numFmt w:val="lowerRoman"/>
-      <w:lvlText w:val="%6."/>
-      <w:lvlJc w:val="right"/>
-      <w:pPr>
-        <w:ind w:left="3960" w:hanging="180"/>
-      </w:pPr>
-    </w:lvl>
-    <w:lvl w:ilvl="6" w:tplc="0408000F" w:tentative="1">
-      <w:start w:val="1"/>
-      <w:numFmt w:val="decimal"/>
-      <w:lvlText w:val="%7."/>
-      <w:lvlJc w:val="left"/>
-      <w:pPr>
-        <w:ind w:left="4680" w:hanging="360"/>
-      </w:pPr>
-    </w:lvl>
-    <w:lvl w:ilvl="7" w:tplc="04080019" w:tentative="1">
-      <w:start w:val="1"/>
-      <w:numFmt w:val="lowerLetter"/>
-      <w:lvlText w:val="%8."/>
-      <w:lvlJc w:val="left"/>
-      <w:pPr>
-        <w:ind w:left="5400" w:hanging="360"/>
-      </w:pPr>
-    </w:lvl>
-    <w:lvl w:ilvl="8" w:tplc="0408001B" w:tentative="1">
-      <w:start w:val="1"/>
-      <w:numFmt w:val="lowerRoman"/>
-      <w:lvlText w:val="%9."/>
-      <w:lvlJc w:val="right"/>
-      <w:pPr>
-        <w:ind w:left="6120" w:hanging="180"/>
-      </w:pPr>
-    </w:lvl>
-  </w:abstractNum>
-  <w:abstractNum w:abstractNumId="9" w15:restartNumberingAfterBreak="0">
-    <w:nsid w:val="28B5544A"/>
-    <w:multiLevelType w:val="hybridMultilevel"/>
-    <w:tmpl w:val="BBA2E9A2"/>
-    <w:lvl w:ilvl="0" w:tplc="DCFC533A">
-      <w:start w:val="1"/>
-      <w:numFmt w:val="decimal"/>
-      <w:lvlText w:val="(2.α.3).β.%1."/>
-      <w:lvlJc w:val="left"/>
-      <w:pPr>
-        <w:ind w:left="720" w:hanging="360"/>
+    <w:tmpl w:val="A0EA9F90"/>
+    <w:lvl w:ilvl="0" w:tplc="3FB8C8AC">
+      <w:start w:val="1"/>
+      <w:numFmt w:val="decimal"/>
+      <w:lvlText w:val="6.α.%1."/>
+      <w:lvlJc w:val="left"/>
+      <w:pPr>
+        <w:ind w:left="643" w:hanging="360"/>
       </w:pPr>
       <w:rPr>
         <w:rFonts w:hint="default"/>
@@ -6251,22 +6027,399 @@
         <w:bCs w:val="0"/>
       </w:rPr>
     </w:lvl>
+    <w:lvl w:ilvl="1" w:tplc="FFFFFFFF">
+      <w:start w:val="1"/>
+      <w:numFmt w:val="lowerLetter"/>
+      <w:lvlText w:val="%2."/>
+      <w:lvlJc w:val="left"/>
+      <w:pPr>
+        <w:ind w:left="1363" w:hanging="360"/>
+      </w:pPr>
+    </w:lvl>
+    <w:lvl w:ilvl="2" w:tplc="FFFFFFFF" w:tentative="1">
+      <w:start w:val="1"/>
+      <w:numFmt w:val="lowerRoman"/>
+      <w:lvlText w:val="%3."/>
+      <w:lvlJc w:val="right"/>
+      <w:pPr>
+        <w:ind w:left="2083" w:hanging="180"/>
+      </w:pPr>
+    </w:lvl>
+    <w:lvl w:ilvl="3" w:tplc="FFFFFFFF" w:tentative="1">
+      <w:start w:val="1"/>
+      <w:numFmt w:val="decimal"/>
+      <w:lvlText w:val="%4."/>
+      <w:lvlJc w:val="left"/>
+      <w:pPr>
+        <w:ind w:left="2803" w:hanging="360"/>
+      </w:pPr>
+    </w:lvl>
+    <w:lvl w:ilvl="4" w:tplc="FFFFFFFF" w:tentative="1">
+      <w:start w:val="1"/>
+      <w:numFmt w:val="lowerLetter"/>
+      <w:lvlText w:val="%5."/>
+      <w:lvlJc w:val="left"/>
+      <w:pPr>
+        <w:ind w:left="3523" w:hanging="360"/>
+      </w:pPr>
+    </w:lvl>
+    <w:lvl w:ilvl="5" w:tplc="FFFFFFFF" w:tentative="1">
+      <w:start w:val="1"/>
+      <w:numFmt w:val="lowerRoman"/>
+      <w:lvlText w:val="%6."/>
+      <w:lvlJc w:val="right"/>
+      <w:pPr>
+        <w:ind w:left="4243" w:hanging="180"/>
+      </w:pPr>
+    </w:lvl>
+    <w:lvl w:ilvl="6" w:tplc="FFFFFFFF" w:tentative="1">
+      <w:start w:val="1"/>
+      <w:numFmt w:val="decimal"/>
+      <w:lvlText w:val="%7."/>
+      <w:lvlJc w:val="left"/>
+      <w:pPr>
+        <w:ind w:left="4963" w:hanging="360"/>
+      </w:pPr>
+    </w:lvl>
+    <w:lvl w:ilvl="7" w:tplc="FFFFFFFF" w:tentative="1">
+      <w:start w:val="1"/>
+      <w:numFmt w:val="lowerLetter"/>
+      <w:lvlText w:val="%8."/>
+      <w:lvlJc w:val="left"/>
+      <w:pPr>
+        <w:ind w:left="5683" w:hanging="360"/>
+      </w:pPr>
+    </w:lvl>
+    <w:lvl w:ilvl="8" w:tplc="FFFFFFFF" w:tentative="1">
+      <w:start w:val="1"/>
+      <w:numFmt w:val="lowerRoman"/>
+      <w:lvlText w:val="%9."/>
+      <w:lvlJc w:val="right"/>
+      <w:pPr>
+        <w:ind w:left="6403" w:hanging="180"/>
+      </w:pPr>
+    </w:lvl>
+  </w:abstractNum>
+  <w:abstractNum w:abstractNumId="6" w15:restartNumberingAfterBreak="0">
+    <w:nsid w:val="20811A21"/>
+    <w:multiLevelType w:val="hybridMultilevel"/>
+    <w:tmpl w:val="0308A124"/>
+    <w:lvl w:ilvl="0" w:tplc="01E2980C">
+      <w:start w:val="1"/>
+      <w:numFmt w:val="decimal"/>
+      <w:lvlText w:val="4.α.%1."/>
+      <w:lvlJc w:val="left"/>
+      <w:pPr>
+        <w:ind w:left="360" w:hanging="360"/>
+      </w:pPr>
+      <w:rPr>
+        <w:rFonts w:hint="default"/>
+      </w:rPr>
+    </w:lvl>
     <w:lvl w:ilvl="1" w:tplc="04080019" w:tentative="1">
       <w:start w:val="1"/>
       <w:numFmt w:val="lowerLetter"/>
       <w:lvlText w:val="%2."/>
       <w:lvlJc w:val="left"/>
       <w:pPr>
+        <w:ind w:left="1080" w:hanging="360"/>
+      </w:pPr>
+    </w:lvl>
+    <w:lvl w:ilvl="2" w:tplc="0408001B" w:tentative="1">
+      <w:start w:val="1"/>
+      <w:numFmt w:val="lowerRoman"/>
+      <w:lvlText w:val="%3."/>
+      <w:lvlJc w:val="right"/>
+      <w:pPr>
+        <w:ind w:left="1800" w:hanging="180"/>
+      </w:pPr>
+    </w:lvl>
+    <w:lvl w:ilvl="3" w:tplc="0408000F" w:tentative="1">
+      <w:start w:val="1"/>
+      <w:numFmt w:val="decimal"/>
+      <w:lvlText w:val="%4."/>
+      <w:lvlJc w:val="left"/>
+      <w:pPr>
+        <w:ind w:left="2520" w:hanging="360"/>
+      </w:pPr>
+    </w:lvl>
+    <w:lvl w:ilvl="4" w:tplc="04080019" w:tentative="1">
+      <w:start w:val="1"/>
+      <w:numFmt w:val="lowerLetter"/>
+      <w:lvlText w:val="%5."/>
+      <w:lvlJc w:val="left"/>
+      <w:pPr>
+        <w:ind w:left="3240" w:hanging="360"/>
+      </w:pPr>
+    </w:lvl>
+    <w:lvl w:ilvl="5" w:tplc="0408001B" w:tentative="1">
+      <w:start w:val="1"/>
+      <w:numFmt w:val="lowerRoman"/>
+      <w:lvlText w:val="%6."/>
+      <w:lvlJc w:val="right"/>
+      <w:pPr>
+        <w:ind w:left="3960" w:hanging="180"/>
+      </w:pPr>
+    </w:lvl>
+    <w:lvl w:ilvl="6" w:tplc="0408000F" w:tentative="1">
+      <w:start w:val="1"/>
+      <w:numFmt w:val="decimal"/>
+      <w:lvlText w:val="%7."/>
+      <w:lvlJc w:val="left"/>
+      <w:pPr>
+        <w:ind w:left="4680" w:hanging="360"/>
+      </w:pPr>
+    </w:lvl>
+    <w:lvl w:ilvl="7" w:tplc="04080019" w:tentative="1">
+      <w:start w:val="1"/>
+      <w:numFmt w:val="lowerLetter"/>
+      <w:lvlText w:val="%8."/>
+      <w:lvlJc w:val="left"/>
+      <w:pPr>
+        <w:ind w:left="5400" w:hanging="360"/>
+      </w:pPr>
+    </w:lvl>
+    <w:lvl w:ilvl="8" w:tplc="0408001B" w:tentative="1">
+      <w:start w:val="1"/>
+      <w:numFmt w:val="lowerRoman"/>
+      <w:lvlText w:val="%9."/>
+      <w:lvlJc w:val="right"/>
+      <w:pPr>
+        <w:ind w:left="6120" w:hanging="180"/>
+      </w:pPr>
+    </w:lvl>
+  </w:abstractNum>
+  <w:abstractNum w:abstractNumId="7" w15:restartNumberingAfterBreak="0">
+    <w:nsid w:val="209C412B"/>
+    <w:multiLevelType w:val="hybridMultilevel"/>
+    <w:tmpl w:val="90708634"/>
+    <w:lvl w:ilvl="0" w:tplc="3A52A540">
+      <w:start w:val="1"/>
+      <w:numFmt w:val="decimal"/>
+      <w:lvlText w:val="4.β.%1."/>
+      <w:lvlJc w:val="left"/>
+      <w:pPr>
+        <w:ind w:left="720" w:hanging="360"/>
+      </w:pPr>
+    </w:lvl>
+    <w:lvl w:ilvl="1" w:tplc="04090019">
+      <w:start w:val="1"/>
+      <w:numFmt w:val="lowerLetter"/>
+      <w:lvlText w:val="%2."/>
+      <w:lvlJc w:val="left"/>
+      <w:pPr>
         <w:ind w:left="1440" w:hanging="360"/>
       </w:pPr>
     </w:lvl>
+    <w:lvl w:ilvl="2" w:tplc="0409001B">
+      <w:start w:val="1"/>
+      <w:numFmt w:val="lowerRoman"/>
+      <w:lvlText w:val="%3."/>
+      <w:lvlJc w:val="right"/>
+      <w:pPr>
+        <w:ind w:left="2160" w:hanging="180"/>
+      </w:pPr>
+    </w:lvl>
+    <w:lvl w:ilvl="3" w:tplc="0409000F">
+      <w:start w:val="1"/>
+      <w:numFmt w:val="decimal"/>
+      <w:lvlText w:val="%4."/>
+      <w:lvlJc w:val="left"/>
+      <w:pPr>
+        <w:ind w:left="2880" w:hanging="360"/>
+      </w:pPr>
+    </w:lvl>
+    <w:lvl w:ilvl="4" w:tplc="04090019">
+      <w:start w:val="1"/>
+      <w:numFmt w:val="lowerLetter"/>
+      <w:lvlText w:val="%5."/>
+      <w:lvlJc w:val="left"/>
+      <w:pPr>
+        <w:ind w:left="3600" w:hanging="360"/>
+      </w:pPr>
+    </w:lvl>
+    <w:lvl w:ilvl="5" w:tplc="0409001B">
+      <w:start w:val="1"/>
+      <w:numFmt w:val="lowerRoman"/>
+      <w:lvlText w:val="%6."/>
+      <w:lvlJc w:val="right"/>
+      <w:pPr>
+        <w:ind w:left="4320" w:hanging="180"/>
+      </w:pPr>
+    </w:lvl>
+    <w:lvl w:ilvl="6" w:tplc="0409000F">
+      <w:start w:val="1"/>
+      <w:numFmt w:val="decimal"/>
+      <w:lvlText w:val="%7."/>
+      <w:lvlJc w:val="left"/>
+      <w:pPr>
+        <w:ind w:left="5040" w:hanging="360"/>
+      </w:pPr>
+    </w:lvl>
+    <w:lvl w:ilvl="7" w:tplc="04090019">
+      <w:start w:val="1"/>
+      <w:numFmt w:val="lowerLetter"/>
+      <w:lvlText w:val="%8."/>
+      <w:lvlJc w:val="left"/>
+      <w:pPr>
+        <w:ind w:left="5760" w:hanging="360"/>
+      </w:pPr>
+    </w:lvl>
+    <w:lvl w:ilvl="8" w:tplc="0409001B">
+      <w:start w:val="1"/>
+      <w:numFmt w:val="lowerRoman"/>
+      <w:lvlText w:val="%9."/>
+      <w:lvlJc w:val="right"/>
+      <w:pPr>
+        <w:ind w:left="6480" w:hanging="180"/>
+      </w:pPr>
+    </w:lvl>
+  </w:abstractNum>
+  <w:abstractNum w:abstractNumId="8" w15:restartNumberingAfterBreak="0">
+    <w:nsid w:val="25A55259"/>
+    <w:multiLevelType w:val="hybridMultilevel"/>
+    <w:tmpl w:val="E252EFD0"/>
+    <w:lvl w:ilvl="0" w:tplc="04080001">
+      <w:start w:val="1"/>
+      <w:numFmt w:val="bullet"/>
+      <w:lvlText w:val=""/>
+      <w:lvlJc w:val="left"/>
+      <w:pPr>
+        <w:ind w:left="720" w:hanging="360"/>
+      </w:pPr>
+      <w:rPr>
+        <w:rFonts w:ascii="Symbol" w:hAnsi="Symbol" w:hint="default"/>
+      </w:rPr>
+    </w:lvl>
+    <w:lvl w:ilvl="1" w:tplc="04080003" w:tentative="1">
+      <w:start w:val="1"/>
+      <w:numFmt w:val="bullet"/>
+      <w:lvlText w:val="o"/>
+      <w:lvlJc w:val="left"/>
+      <w:pPr>
+        <w:ind w:left="1440" w:hanging="360"/>
+      </w:pPr>
+      <w:rPr>
+        <w:rFonts w:ascii="Courier New" w:hAnsi="Courier New" w:cs="Courier New" w:hint="default"/>
+      </w:rPr>
+    </w:lvl>
+    <w:lvl w:ilvl="2" w:tplc="04080005" w:tentative="1">
+      <w:start w:val="1"/>
+      <w:numFmt w:val="bullet"/>
+      <w:lvlText w:val=""/>
+      <w:lvlJc w:val="left"/>
+      <w:pPr>
+        <w:ind w:left="2160" w:hanging="360"/>
+      </w:pPr>
+      <w:rPr>
+        <w:rFonts w:ascii="Wingdings" w:hAnsi="Wingdings" w:hint="default"/>
+      </w:rPr>
+    </w:lvl>
+    <w:lvl w:ilvl="3" w:tplc="04080001" w:tentative="1">
+      <w:start w:val="1"/>
+      <w:numFmt w:val="bullet"/>
+      <w:lvlText w:val=""/>
+      <w:lvlJc w:val="left"/>
+      <w:pPr>
+        <w:ind w:left="2880" w:hanging="360"/>
+      </w:pPr>
+      <w:rPr>
+        <w:rFonts w:ascii="Symbol" w:hAnsi="Symbol" w:hint="default"/>
+      </w:rPr>
+    </w:lvl>
+    <w:lvl w:ilvl="4" w:tplc="04080003" w:tentative="1">
+      <w:start w:val="1"/>
+      <w:numFmt w:val="bullet"/>
+      <w:lvlText w:val="o"/>
+      <w:lvlJc w:val="left"/>
+      <w:pPr>
+        <w:ind w:left="3600" w:hanging="360"/>
+      </w:pPr>
+      <w:rPr>
+        <w:rFonts w:ascii="Courier New" w:hAnsi="Courier New" w:cs="Courier New" w:hint="default"/>
+      </w:rPr>
+    </w:lvl>
+    <w:lvl w:ilvl="5" w:tplc="04080005" w:tentative="1">
+      <w:start w:val="1"/>
+      <w:numFmt w:val="bullet"/>
+      <w:lvlText w:val=""/>
+      <w:lvlJc w:val="left"/>
+      <w:pPr>
+        <w:ind w:left="4320" w:hanging="360"/>
+      </w:pPr>
+      <w:rPr>
+        <w:rFonts w:ascii="Wingdings" w:hAnsi="Wingdings" w:hint="default"/>
+      </w:rPr>
+    </w:lvl>
+    <w:lvl w:ilvl="6" w:tplc="04080001" w:tentative="1">
+      <w:start w:val="1"/>
+      <w:numFmt w:val="bullet"/>
+      <w:lvlText w:val=""/>
+      <w:lvlJc w:val="left"/>
+      <w:pPr>
+        <w:ind w:left="5040" w:hanging="360"/>
+      </w:pPr>
+      <w:rPr>
+        <w:rFonts w:ascii="Symbol" w:hAnsi="Symbol" w:hint="default"/>
+      </w:rPr>
+    </w:lvl>
+    <w:lvl w:ilvl="7" w:tplc="04080003" w:tentative="1">
+      <w:start w:val="1"/>
+      <w:numFmt w:val="bullet"/>
+      <w:lvlText w:val="o"/>
+      <w:lvlJc w:val="left"/>
+      <w:pPr>
+        <w:ind w:left="5760" w:hanging="360"/>
+      </w:pPr>
+      <w:rPr>
+        <w:rFonts w:ascii="Courier New" w:hAnsi="Courier New" w:cs="Courier New" w:hint="default"/>
+      </w:rPr>
+    </w:lvl>
+    <w:lvl w:ilvl="8" w:tplc="04080005" w:tentative="1">
+      <w:start w:val="1"/>
+      <w:numFmt w:val="bullet"/>
+      <w:lvlText w:val=""/>
+      <w:lvlJc w:val="left"/>
+      <w:pPr>
+        <w:ind w:left="6480" w:hanging="360"/>
+      </w:pPr>
+      <w:rPr>
+        <w:rFonts w:ascii="Wingdings" w:hAnsi="Wingdings" w:hint="default"/>
+      </w:rPr>
+    </w:lvl>
+  </w:abstractNum>
+  <w:abstractNum w:abstractNumId="9" w15:restartNumberingAfterBreak="0">
+    <w:nsid w:val="2771656F"/>
+    <w:multiLevelType w:val="hybridMultilevel"/>
+    <w:tmpl w:val="14649D82"/>
+    <w:lvl w:ilvl="0" w:tplc="2B7A525A">
+      <w:start w:val="1"/>
+      <w:numFmt w:val="decimal"/>
+      <w:lvlText w:val="3.α.%1."/>
+      <w:lvlJc w:val="left"/>
+      <w:pPr>
+        <w:ind w:left="360" w:hanging="360"/>
+      </w:pPr>
+      <w:rPr>
+        <w:rFonts w:hint="default"/>
+      </w:rPr>
+    </w:lvl>
+    <w:lvl w:ilvl="1" w:tplc="04080019" w:tentative="1">
+      <w:start w:val="1"/>
+      <w:numFmt w:val="lowerLetter"/>
+      <w:lvlText w:val="%2."/>
+      <w:lvlJc w:val="left"/>
+      <w:pPr>
+        <w:ind w:left="1080" w:hanging="360"/>
+      </w:pPr>
+    </w:lvl>
     <w:lvl w:ilvl="2" w:tplc="0408001B" w:tentative="1">
       <w:start w:val="1"/>
       <w:numFmt w:val="lowerRoman"/>
       <w:lvlText w:val="%3."/>
       <w:lvlJc w:val="right"/>
       <w:pPr>
-        <w:ind w:left="2160" w:hanging="180"/>
+        <w:ind w:left="1800" w:hanging="180"/>
       </w:pPr>
     </w:lvl>
     <w:lvl w:ilvl="3" w:tplc="0408000F" w:tentative="1">
@@ -6275,7 +6428,7 @@
       <w:lvlText w:val="%4."/>
       <w:lvlJc w:val="left"/>
       <w:pPr>
-        <w:ind w:left="2880" w:hanging="360"/>
+        <w:ind w:left="2520" w:hanging="360"/>
       </w:pPr>
     </w:lvl>
     <w:lvl w:ilvl="4" w:tplc="04080019" w:tentative="1">
@@ -6284,7 +6437,7 @@
       <w:lvlText w:val="%5."/>
       <w:lvlJc w:val="left"/>
       <w:pPr>
-        <w:ind w:left="3600" w:hanging="360"/>
+        <w:ind w:left="3240" w:hanging="360"/>
       </w:pPr>
     </w:lvl>
     <w:lvl w:ilvl="5" w:tplc="0408001B" w:tentative="1">
@@ -6293,7 +6446,7 @@
       <w:lvlText w:val="%6."/>
       <w:lvlJc w:val="right"/>
       <w:pPr>
-        <w:ind w:left="4320" w:hanging="180"/>
+        <w:ind w:left="3960" w:hanging="180"/>
       </w:pPr>
     </w:lvl>
     <w:lvl w:ilvl="6" w:tplc="0408000F" w:tentative="1">
@@ -6302,7 +6455,7 @@
       <w:lvlText w:val="%7."/>
       <w:lvlJc w:val="left"/>
       <w:pPr>
-        <w:ind w:left="5040" w:hanging="360"/>
+        <w:ind w:left="4680" w:hanging="360"/>
       </w:pPr>
     </w:lvl>
     <w:lvl w:ilvl="7" w:tplc="04080019" w:tentative="1">
@@ -6311,7 +6464,7 @@
       <w:lvlText w:val="%8."/>
       <w:lvlJc w:val="left"/>
       <w:pPr>
-        <w:ind w:left="5760" w:hanging="360"/>
+        <w:ind w:left="5400" w:hanging="360"/>
       </w:pPr>
     </w:lvl>
     <w:lvl w:ilvl="8" w:tplc="0408001B" w:tentative="1">
@@ -6320,104 +6473,18 @@
       <w:lvlText w:val="%9."/>
       <w:lvlJc w:val="right"/>
       <w:pPr>
-        <w:ind w:left="6480" w:hanging="180"/>
+        <w:ind w:left="6120" w:hanging="180"/>
       </w:pPr>
     </w:lvl>
   </w:abstractNum>
   <w:abstractNum w:abstractNumId="10" w15:restartNumberingAfterBreak="0">
-    <w:nsid w:val="2B313920"/>
+    <w:nsid w:val="28B5544A"/>
     <w:multiLevelType w:val="hybridMultilevel"/>
-    <w:tmpl w:val="92D4539A"/>
-    <w:lvl w:ilvl="0" w:tplc="0408000F">
-      <w:start w:val="1"/>
-      <w:numFmt w:val="decimal"/>
-      <w:lvlText w:val="%1."/>
-      <w:lvlJc w:val="left"/>
-      <w:pPr>
-        <w:ind w:left="1080" w:hanging="360"/>
-      </w:pPr>
-    </w:lvl>
-    <w:lvl w:ilvl="1" w:tplc="04080019" w:tentative="1">
-      <w:start w:val="1"/>
-      <w:numFmt w:val="lowerLetter"/>
-      <w:lvlText w:val="%2."/>
-      <w:lvlJc w:val="left"/>
-      <w:pPr>
-        <w:ind w:left="1800" w:hanging="360"/>
-      </w:pPr>
-    </w:lvl>
-    <w:lvl w:ilvl="2" w:tplc="0408001B" w:tentative="1">
-      <w:start w:val="1"/>
-      <w:numFmt w:val="lowerRoman"/>
-      <w:lvlText w:val="%3."/>
-      <w:lvlJc w:val="right"/>
-      <w:pPr>
-        <w:ind w:left="2520" w:hanging="180"/>
-      </w:pPr>
-    </w:lvl>
-    <w:lvl w:ilvl="3" w:tplc="0408000F" w:tentative="1">
-      <w:start w:val="1"/>
-      <w:numFmt w:val="decimal"/>
-      <w:lvlText w:val="%4."/>
-      <w:lvlJc w:val="left"/>
-      <w:pPr>
-        <w:ind w:left="3240" w:hanging="360"/>
-      </w:pPr>
-    </w:lvl>
-    <w:lvl w:ilvl="4" w:tplc="04080019" w:tentative="1">
-      <w:start w:val="1"/>
-      <w:numFmt w:val="lowerLetter"/>
-      <w:lvlText w:val="%5."/>
-      <w:lvlJc w:val="left"/>
-      <w:pPr>
-        <w:ind w:left="3960" w:hanging="360"/>
-      </w:pPr>
-    </w:lvl>
-    <w:lvl w:ilvl="5" w:tplc="0408001B" w:tentative="1">
-      <w:start w:val="1"/>
-      <w:numFmt w:val="lowerRoman"/>
-      <w:lvlText w:val="%6."/>
-      <w:lvlJc w:val="right"/>
-      <w:pPr>
-        <w:ind w:left="4680" w:hanging="180"/>
-      </w:pPr>
-    </w:lvl>
-    <w:lvl w:ilvl="6" w:tplc="0408000F" w:tentative="1">
-      <w:start w:val="1"/>
-      <w:numFmt w:val="decimal"/>
-      <w:lvlText w:val="%7."/>
-      <w:lvlJc w:val="left"/>
-      <w:pPr>
-        <w:ind w:left="5400" w:hanging="360"/>
-      </w:pPr>
-    </w:lvl>
-    <w:lvl w:ilvl="7" w:tplc="04080019" w:tentative="1">
-      <w:start w:val="1"/>
-      <w:numFmt w:val="lowerLetter"/>
-      <w:lvlText w:val="%8."/>
-      <w:lvlJc w:val="left"/>
-      <w:pPr>
-        <w:ind w:left="6120" w:hanging="360"/>
-      </w:pPr>
-    </w:lvl>
-    <w:lvl w:ilvl="8" w:tplc="0408001B" w:tentative="1">
-      <w:start w:val="1"/>
-      <w:numFmt w:val="lowerRoman"/>
-      <w:lvlText w:val="%9."/>
-      <w:lvlJc w:val="right"/>
-      <w:pPr>
-        <w:ind w:left="6840" w:hanging="180"/>
-      </w:pPr>
-    </w:lvl>
-  </w:abstractNum>
-  <w:abstractNum w:abstractNumId="11" w15:restartNumberingAfterBreak="0">
-    <w:nsid w:val="2D456DA1"/>
-    <w:multiLevelType w:val="hybridMultilevel"/>
-    <w:tmpl w:val="5E787A06"/>
-    <w:lvl w:ilvl="0" w:tplc="AA6C7192">
-      <w:start w:val="1"/>
-      <w:numFmt w:val="decimal"/>
-      <w:lvlText w:val="2.α.%1."/>
+    <w:tmpl w:val="BBA2E9A2"/>
+    <w:lvl w:ilvl="0" w:tplc="DCFC533A">
+      <w:start w:val="1"/>
+      <w:numFmt w:val="decimal"/>
+      <w:lvlText w:val="(2.α.3).β.%1."/>
       <w:lvlJc w:val="left"/>
       <w:pPr>
         <w:ind w:left="720" w:hanging="360"/>
@@ -6501,453 +6568,103 @@
       </w:pPr>
     </w:lvl>
   </w:abstractNum>
+  <w:abstractNum w:abstractNumId="11" w15:restartNumberingAfterBreak="0">
+    <w:nsid w:val="2B313920"/>
+    <w:multiLevelType w:val="hybridMultilevel"/>
+    <w:tmpl w:val="92D4539A"/>
+    <w:lvl w:ilvl="0" w:tplc="0408000F">
+      <w:start w:val="1"/>
+      <w:numFmt w:val="decimal"/>
+      <w:lvlText w:val="%1."/>
+      <w:lvlJc w:val="left"/>
+      <w:pPr>
+        <w:ind w:left="1080" w:hanging="360"/>
+      </w:pPr>
+    </w:lvl>
+    <w:lvl w:ilvl="1" w:tplc="04080019" w:tentative="1">
+      <w:start w:val="1"/>
+      <w:numFmt w:val="lowerLetter"/>
+      <w:lvlText w:val="%2."/>
+      <w:lvlJc w:val="left"/>
+      <w:pPr>
+        <w:ind w:left="1800" w:hanging="360"/>
+      </w:pPr>
+    </w:lvl>
+    <w:lvl w:ilvl="2" w:tplc="0408001B" w:tentative="1">
+      <w:start w:val="1"/>
+      <w:numFmt w:val="lowerRoman"/>
+      <w:lvlText w:val="%3."/>
+      <w:lvlJc w:val="right"/>
+      <w:pPr>
+        <w:ind w:left="2520" w:hanging="180"/>
+      </w:pPr>
+    </w:lvl>
+    <w:lvl w:ilvl="3" w:tplc="0408000F" w:tentative="1">
+      <w:start w:val="1"/>
+      <w:numFmt w:val="decimal"/>
+      <w:lvlText w:val="%4."/>
+      <w:lvlJc w:val="left"/>
+      <w:pPr>
+        <w:ind w:left="3240" w:hanging="360"/>
+      </w:pPr>
+    </w:lvl>
+    <w:lvl w:ilvl="4" w:tplc="04080019" w:tentative="1">
+      <w:start w:val="1"/>
+      <w:numFmt w:val="lowerLetter"/>
+      <w:lvlText w:val="%5."/>
+      <w:lvlJc w:val="left"/>
+      <w:pPr>
+        <w:ind w:left="3960" w:hanging="360"/>
+      </w:pPr>
+    </w:lvl>
+    <w:lvl w:ilvl="5" w:tplc="0408001B" w:tentative="1">
+      <w:start w:val="1"/>
+      <w:numFmt w:val="lowerRoman"/>
+      <w:lvlText w:val="%6."/>
+      <w:lvlJc w:val="right"/>
+      <w:pPr>
+        <w:ind w:left="4680" w:hanging="180"/>
+      </w:pPr>
+    </w:lvl>
+    <w:lvl w:ilvl="6" w:tplc="0408000F" w:tentative="1">
+      <w:start w:val="1"/>
+      <w:numFmt w:val="decimal"/>
+      <w:lvlText w:val="%7."/>
+      <w:lvlJc w:val="left"/>
+      <w:pPr>
+        <w:ind w:left="5400" w:hanging="360"/>
+      </w:pPr>
+    </w:lvl>
+    <w:lvl w:ilvl="7" w:tplc="04080019" w:tentative="1">
+      <w:start w:val="1"/>
+      <w:numFmt w:val="lowerLetter"/>
+      <w:lvlText w:val="%8."/>
+      <w:lvlJc w:val="left"/>
+      <w:pPr>
+        <w:ind w:left="6120" w:hanging="360"/>
+      </w:pPr>
+    </w:lvl>
+    <w:lvl w:ilvl="8" w:tplc="0408001B" w:tentative="1">
+      <w:start w:val="1"/>
+      <w:numFmt w:val="lowerRoman"/>
+      <w:lvlText w:val="%9."/>
+      <w:lvlJc w:val="right"/>
+      <w:pPr>
+        <w:ind w:left="6840" w:hanging="180"/>
+      </w:pPr>
+    </w:lvl>
+  </w:abstractNum>
   <w:abstractNum w:abstractNumId="12" w15:restartNumberingAfterBreak="0">
-    <w:nsid w:val="2F5B7E88"/>
+    <w:nsid w:val="2D456DA1"/>
     <w:multiLevelType w:val="hybridMultilevel"/>
-    <w:tmpl w:val="BD70E422"/>
-    <w:lvl w:ilvl="0" w:tplc="FBB26C96">
-      <w:start w:val="1"/>
-      <w:numFmt w:val="decimal"/>
-      <w:lvlText w:val="6.β.%1."/>
-      <w:lvlJc w:val="left"/>
-      <w:pPr>
-        <w:ind w:left="360" w:hanging="360"/>
-      </w:pPr>
-      <w:rPr>
-        <w:rFonts w:hint="default"/>
-      </w:rPr>
-    </w:lvl>
-    <w:lvl w:ilvl="1" w:tplc="FFFFFFFF" w:tentative="1">
-      <w:start w:val="1"/>
-      <w:numFmt w:val="lowerLetter"/>
-      <w:lvlText w:val="%2."/>
-      <w:lvlJc w:val="left"/>
-      <w:pPr>
-        <w:ind w:left="1080" w:hanging="360"/>
-      </w:pPr>
-    </w:lvl>
-    <w:lvl w:ilvl="2" w:tplc="FFFFFFFF" w:tentative="1">
-      <w:start w:val="1"/>
-      <w:numFmt w:val="lowerRoman"/>
-      <w:lvlText w:val="%3."/>
-      <w:lvlJc w:val="right"/>
-      <w:pPr>
-        <w:ind w:left="1800" w:hanging="180"/>
-      </w:pPr>
-    </w:lvl>
-    <w:lvl w:ilvl="3" w:tplc="FFFFFFFF" w:tentative="1">
-      <w:start w:val="1"/>
-      <w:numFmt w:val="decimal"/>
-      <w:lvlText w:val="%4."/>
-      <w:lvlJc w:val="left"/>
-      <w:pPr>
-        <w:ind w:left="2520" w:hanging="360"/>
-      </w:pPr>
-    </w:lvl>
-    <w:lvl w:ilvl="4" w:tplc="FFFFFFFF" w:tentative="1">
-      <w:start w:val="1"/>
-      <w:numFmt w:val="lowerLetter"/>
-      <w:lvlText w:val="%5."/>
-      <w:lvlJc w:val="left"/>
-      <w:pPr>
-        <w:ind w:left="3240" w:hanging="360"/>
-      </w:pPr>
-    </w:lvl>
-    <w:lvl w:ilvl="5" w:tplc="FFFFFFFF" w:tentative="1">
-      <w:start w:val="1"/>
-      <w:numFmt w:val="lowerRoman"/>
-      <w:lvlText w:val="%6."/>
-      <w:lvlJc w:val="right"/>
-      <w:pPr>
-        <w:ind w:left="3960" w:hanging="180"/>
-      </w:pPr>
-    </w:lvl>
-    <w:lvl w:ilvl="6" w:tplc="FFFFFFFF" w:tentative="1">
-      <w:start w:val="1"/>
-      <w:numFmt w:val="decimal"/>
-      <w:lvlText w:val="%7."/>
-      <w:lvlJc w:val="left"/>
-      <w:pPr>
-        <w:ind w:left="4680" w:hanging="360"/>
-      </w:pPr>
-    </w:lvl>
-    <w:lvl w:ilvl="7" w:tplc="FFFFFFFF" w:tentative="1">
-      <w:start w:val="1"/>
-      <w:numFmt w:val="lowerLetter"/>
-      <w:lvlText w:val="%8."/>
-      <w:lvlJc w:val="left"/>
-      <w:pPr>
-        <w:ind w:left="5400" w:hanging="360"/>
-      </w:pPr>
-    </w:lvl>
-    <w:lvl w:ilvl="8" w:tplc="FFFFFFFF" w:tentative="1">
-      <w:start w:val="1"/>
-      <w:numFmt w:val="lowerRoman"/>
-      <w:lvlText w:val="%9."/>
-      <w:lvlJc w:val="right"/>
-      <w:pPr>
-        <w:ind w:left="6120" w:hanging="180"/>
-      </w:pPr>
-    </w:lvl>
-  </w:abstractNum>
-  <w:abstractNum w:abstractNumId="13" w15:restartNumberingAfterBreak="0">
-    <w:nsid w:val="3216340F"/>
-    <w:multiLevelType w:val="hybridMultilevel"/>
-    <w:tmpl w:val="AAF4EC0A"/>
-    <w:lvl w:ilvl="0" w:tplc="FFFFFFFF">
-      <w:start w:val="1"/>
-      <w:numFmt w:val="decimal"/>
-      <w:lvlText w:val="%1."/>
-      <w:lvlJc w:val="left"/>
-      <w:pPr>
-        <w:ind w:left="1080" w:hanging="360"/>
-      </w:pPr>
-    </w:lvl>
-    <w:lvl w:ilvl="1" w:tplc="FFFFFFFF">
-      <w:start w:val="1"/>
-      <w:numFmt w:val="lowerLetter"/>
-      <w:lvlText w:val="%2."/>
-      <w:lvlJc w:val="left"/>
-      <w:pPr>
-        <w:ind w:left="1800" w:hanging="360"/>
-      </w:pPr>
-    </w:lvl>
-    <w:lvl w:ilvl="2" w:tplc="FFFFFFFF" w:tentative="1">
-      <w:start w:val="1"/>
-      <w:numFmt w:val="lowerRoman"/>
-      <w:lvlText w:val="%3."/>
-      <w:lvlJc w:val="right"/>
-      <w:pPr>
-        <w:ind w:left="2520" w:hanging="180"/>
-      </w:pPr>
-    </w:lvl>
-    <w:lvl w:ilvl="3" w:tplc="FFFFFFFF" w:tentative="1">
-      <w:start w:val="1"/>
-      <w:numFmt w:val="decimal"/>
-      <w:lvlText w:val="%4."/>
-      <w:lvlJc w:val="left"/>
-      <w:pPr>
-        <w:ind w:left="3240" w:hanging="360"/>
-      </w:pPr>
-    </w:lvl>
-    <w:lvl w:ilvl="4" w:tplc="FFFFFFFF" w:tentative="1">
-      <w:start w:val="1"/>
-      <w:numFmt w:val="lowerLetter"/>
-      <w:lvlText w:val="%5."/>
-      <w:lvlJc w:val="left"/>
-      <w:pPr>
-        <w:ind w:left="3960" w:hanging="360"/>
-      </w:pPr>
-    </w:lvl>
-    <w:lvl w:ilvl="5" w:tplc="FFFFFFFF" w:tentative="1">
-      <w:start w:val="1"/>
-      <w:numFmt w:val="lowerRoman"/>
-      <w:lvlText w:val="%6."/>
-      <w:lvlJc w:val="right"/>
-      <w:pPr>
-        <w:ind w:left="4680" w:hanging="180"/>
-      </w:pPr>
-    </w:lvl>
-    <w:lvl w:ilvl="6" w:tplc="FFFFFFFF" w:tentative="1">
-      <w:start w:val="1"/>
-      <w:numFmt w:val="decimal"/>
-      <w:lvlText w:val="%7."/>
-      <w:lvlJc w:val="left"/>
-      <w:pPr>
-        <w:ind w:left="5400" w:hanging="360"/>
-      </w:pPr>
-    </w:lvl>
-    <w:lvl w:ilvl="7" w:tplc="FFFFFFFF" w:tentative="1">
-      <w:start w:val="1"/>
-      <w:numFmt w:val="lowerLetter"/>
-      <w:lvlText w:val="%8."/>
-      <w:lvlJc w:val="left"/>
-      <w:pPr>
-        <w:ind w:left="6120" w:hanging="360"/>
-      </w:pPr>
-    </w:lvl>
-    <w:lvl w:ilvl="8" w:tplc="FFFFFFFF" w:tentative="1">
-      <w:start w:val="1"/>
-      <w:numFmt w:val="lowerRoman"/>
-      <w:lvlText w:val="%9."/>
-      <w:lvlJc w:val="right"/>
-      <w:pPr>
-        <w:ind w:left="6840" w:hanging="180"/>
-      </w:pPr>
-    </w:lvl>
-  </w:abstractNum>
-  <w:abstractNum w:abstractNumId="14" w15:restartNumberingAfterBreak="0">
-    <w:nsid w:val="32E41B1E"/>
-    <w:multiLevelType w:val="hybridMultilevel"/>
-    <w:tmpl w:val="EBA244CE"/>
-    <w:lvl w:ilvl="0" w:tplc="FFFFFFFF">
-      <w:start w:val="1"/>
-      <w:numFmt w:val="decimal"/>
-      <w:lvlText w:val="%1."/>
-      <w:lvlJc w:val="left"/>
-      <w:pPr>
-        <w:ind w:left="1080" w:hanging="360"/>
-      </w:pPr>
-    </w:lvl>
-    <w:lvl w:ilvl="1" w:tplc="04080019" w:tentative="1">
-      <w:start w:val="1"/>
-      <w:numFmt w:val="lowerLetter"/>
-      <w:lvlText w:val="%2."/>
-      <w:lvlJc w:val="left"/>
-      <w:pPr>
-        <w:ind w:left="1440" w:hanging="360"/>
-      </w:pPr>
-    </w:lvl>
-    <w:lvl w:ilvl="2" w:tplc="0408001B" w:tentative="1">
-      <w:start w:val="1"/>
-      <w:numFmt w:val="lowerRoman"/>
-      <w:lvlText w:val="%3."/>
-      <w:lvlJc w:val="right"/>
-      <w:pPr>
-        <w:ind w:left="2160" w:hanging="180"/>
-      </w:pPr>
-    </w:lvl>
-    <w:lvl w:ilvl="3" w:tplc="0408000F" w:tentative="1">
-      <w:start w:val="1"/>
-      <w:numFmt w:val="decimal"/>
-      <w:lvlText w:val="%4."/>
-      <w:lvlJc w:val="left"/>
-      <w:pPr>
-        <w:ind w:left="2880" w:hanging="360"/>
-      </w:pPr>
-    </w:lvl>
-    <w:lvl w:ilvl="4" w:tplc="04080019" w:tentative="1">
-      <w:start w:val="1"/>
-      <w:numFmt w:val="lowerLetter"/>
-      <w:lvlText w:val="%5."/>
-      <w:lvlJc w:val="left"/>
-      <w:pPr>
-        <w:ind w:left="3600" w:hanging="360"/>
-      </w:pPr>
-    </w:lvl>
-    <w:lvl w:ilvl="5" w:tplc="0408001B" w:tentative="1">
-      <w:start w:val="1"/>
-      <w:numFmt w:val="lowerRoman"/>
-      <w:lvlText w:val="%6."/>
-      <w:lvlJc w:val="right"/>
-      <w:pPr>
-        <w:ind w:left="4320" w:hanging="180"/>
-      </w:pPr>
-    </w:lvl>
-    <w:lvl w:ilvl="6" w:tplc="0408000F" w:tentative="1">
-      <w:start w:val="1"/>
-      <w:numFmt w:val="decimal"/>
-      <w:lvlText w:val="%7."/>
-      <w:lvlJc w:val="left"/>
-      <w:pPr>
-        <w:ind w:left="5040" w:hanging="360"/>
-      </w:pPr>
-    </w:lvl>
-    <w:lvl w:ilvl="7" w:tplc="04080019" w:tentative="1">
-      <w:start w:val="1"/>
-      <w:numFmt w:val="lowerLetter"/>
-      <w:lvlText w:val="%8."/>
-      <w:lvlJc w:val="left"/>
-      <w:pPr>
-        <w:ind w:left="5760" w:hanging="360"/>
-      </w:pPr>
-    </w:lvl>
-    <w:lvl w:ilvl="8" w:tplc="0408001B" w:tentative="1">
-      <w:start w:val="1"/>
-      <w:numFmt w:val="lowerRoman"/>
-      <w:lvlText w:val="%9."/>
-      <w:lvlJc w:val="right"/>
-      <w:pPr>
-        <w:ind w:left="6480" w:hanging="180"/>
-      </w:pPr>
-    </w:lvl>
-  </w:abstractNum>
-  <w:abstractNum w:abstractNumId="15" w15:restartNumberingAfterBreak="0">
-    <w:nsid w:val="3F445472"/>
-    <w:multiLevelType w:val="hybridMultilevel"/>
-    <w:tmpl w:val="BB36BCD8"/>
-    <w:lvl w:ilvl="0" w:tplc="13307E48">
-      <w:start w:val="1"/>
-      <w:numFmt w:val="decimal"/>
-      <w:lvlText w:val="(6.α.2).α.%1."/>
-      <w:lvlJc w:val="left"/>
-      <w:pPr>
-        <w:ind w:left="360" w:hanging="360"/>
-      </w:pPr>
-      <w:rPr>
-        <w:rFonts w:hint="default"/>
-      </w:rPr>
-    </w:lvl>
-    <w:lvl w:ilvl="1" w:tplc="04080019" w:tentative="1">
-      <w:start w:val="1"/>
-      <w:numFmt w:val="lowerLetter"/>
-      <w:lvlText w:val="%2."/>
-      <w:lvlJc w:val="left"/>
-      <w:pPr>
-        <w:ind w:left="1080" w:hanging="360"/>
-      </w:pPr>
-    </w:lvl>
-    <w:lvl w:ilvl="2" w:tplc="0408001B" w:tentative="1">
-      <w:start w:val="1"/>
-      <w:numFmt w:val="lowerRoman"/>
-      <w:lvlText w:val="%3."/>
-      <w:lvlJc w:val="right"/>
-      <w:pPr>
-        <w:ind w:left="1800" w:hanging="180"/>
-      </w:pPr>
-    </w:lvl>
-    <w:lvl w:ilvl="3" w:tplc="0408000F" w:tentative="1">
-      <w:start w:val="1"/>
-      <w:numFmt w:val="decimal"/>
-      <w:lvlText w:val="%4."/>
-      <w:lvlJc w:val="left"/>
-      <w:pPr>
-        <w:ind w:left="2520" w:hanging="360"/>
-      </w:pPr>
-    </w:lvl>
-    <w:lvl w:ilvl="4" w:tplc="04080019" w:tentative="1">
-      <w:start w:val="1"/>
-      <w:numFmt w:val="lowerLetter"/>
-      <w:lvlText w:val="%5."/>
-      <w:lvlJc w:val="left"/>
-      <w:pPr>
-        <w:ind w:left="3240" w:hanging="360"/>
-      </w:pPr>
-    </w:lvl>
-    <w:lvl w:ilvl="5" w:tplc="0408001B" w:tentative="1">
-      <w:start w:val="1"/>
-      <w:numFmt w:val="lowerRoman"/>
-      <w:lvlText w:val="%6."/>
-      <w:lvlJc w:val="right"/>
-      <w:pPr>
-        <w:ind w:left="3960" w:hanging="180"/>
-      </w:pPr>
-    </w:lvl>
-    <w:lvl w:ilvl="6" w:tplc="0408000F" w:tentative="1">
-      <w:start w:val="1"/>
-      <w:numFmt w:val="decimal"/>
-      <w:lvlText w:val="%7."/>
-      <w:lvlJc w:val="left"/>
-      <w:pPr>
-        <w:ind w:left="4680" w:hanging="360"/>
-      </w:pPr>
-    </w:lvl>
-    <w:lvl w:ilvl="7" w:tplc="04080019" w:tentative="1">
-      <w:start w:val="1"/>
-      <w:numFmt w:val="lowerLetter"/>
-      <w:lvlText w:val="%8."/>
-      <w:lvlJc w:val="left"/>
-      <w:pPr>
-        <w:ind w:left="5400" w:hanging="360"/>
-      </w:pPr>
-    </w:lvl>
-    <w:lvl w:ilvl="8" w:tplc="0408001B" w:tentative="1">
-      <w:start w:val="1"/>
-      <w:numFmt w:val="lowerRoman"/>
-      <w:lvlText w:val="%9."/>
-      <w:lvlJc w:val="right"/>
-      <w:pPr>
-        <w:ind w:left="6120" w:hanging="180"/>
-      </w:pPr>
-    </w:lvl>
-  </w:abstractNum>
-  <w:abstractNum w:abstractNumId="16" w15:restartNumberingAfterBreak="0">
-    <w:nsid w:val="401A653F"/>
-    <w:multiLevelType w:val="hybridMultilevel"/>
-    <w:tmpl w:val="C4EE7542"/>
-    <w:lvl w:ilvl="0" w:tplc="FFFFFFFF">
-      <w:start w:val="1"/>
-      <w:numFmt w:val="decimal"/>
-      <w:lvlText w:val="%1."/>
-      <w:lvlJc w:val="left"/>
-      <w:pPr>
-        <w:ind w:left="1080" w:hanging="360"/>
-      </w:pPr>
-    </w:lvl>
-    <w:lvl w:ilvl="1" w:tplc="04080019" w:tentative="1">
-      <w:start w:val="1"/>
-      <w:numFmt w:val="lowerLetter"/>
-      <w:lvlText w:val="%2."/>
-      <w:lvlJc w:val="left"/>
-      <w:pPr>
-        <w:ind w:left="1440" w:hanging="360"/>
-      </w:pPr>
-    </w:lvl>
-    <w:lvl w:ilvl="2" w:tplc="0408001B" w:tentative="1">
-      <w:start w:val="1"/>
-      <w:numFmt w:val="lowerRoman"/>
-      <w:lvlText w:val="%3."/>
-      <w:lvlJc w:val="right"/>
-      <w:pPr>
-        <w:ind w:left="2160" w:hanging="180"/>
-      </w:pPr>
-    </w:lvl>
-    <w:lvl w:ilvl="3" w:tplc="0408000F" w:tentative="1">
-      <w:start w:val="1"/>
-      <w:numFmt w:val="decimal"/>
-      <w:lvlText w:val="%4."/>
-      <w:lvlJc w:val="left"/>
-      <w:pPr>
-        <w:ind w:left="2880" w:hanging="360"/>
-      </w:pPr>
-    </w:lvl>
-    <w:lvl w:ilvl="4" w:tplc="04080019" w:tentative="1">
-      <w:start w:val="1"/>
-      <w:numFmt w:val="lowerLetter"/>
-      <w:lvlText w:val="%5."/>
-      <w:lvlJc w:val="left"/>
-      <w:pPr>
-        <w:ind w:left="3600" w:hanging="360"/>
-      </w:pPr>
-    </w:lvl>
-    <w:lvl w:ilvl="5" w:tplc="0408001B" w:tentative="1">
-      <w:start w:val="1"/>
-      <w:numFmt w:val="lowerRoman"/>
-      <w:lvlText w:val="%6."/>
-      <w:lvlJc w:val="right"/>
-      <w:pPr>
-        <w:ind w:left="4320" w:hanging="180"/>
-      </w:pPr>
-    </w:lvl>
-    <w:lvl w:ilvl="6" w:tplc="0408000F" w:tentative="1">
-      <w:start w:val="1"/>
-      <w:numFmt w:val="decimal"/>
-      <w:lvlText w:val="%7."/>
-      <w:lvlJc w:val="left"/>
-      <w:pPr>
-        <w:ind w:left="5040" w:hanging="360"/>
-      </w:pPr>
-    </w:lvl>
-    <w:lvl w:ilvl="7" w:tplc="04080019" w:tentative="1">
-      <w:start w:val="1"/>
-      <w:numFmt w:val="lowerLetter"/>
-      <w:lvlText w:val="%8."/>
-      <w:lvlJc w:val="left"/>
-      <w:pPr>
-        <w:ind w:left="5760" w:hanging="360"/>
-      </w:pPr>
-    </w:lvl>
-    <w:lvl w:ilvl="8" w:tplc="0408001B" w:tentative="1">
-      <w:start w:val="1"/>
-      <w:numFmt w:val="lowerRoman"/>
-      <w:lvlText w:val="%9."/>
-      <w:lvlJc w:val="right"/>
-      <w:pPr>
-        <w:ind w:left="6480" w:hanging="180"/>
-      </w:pPr>
-    </w:lvl>
-  </w:abstractNum>
-  <w:abstractNum w:abstractNumId="17" w15:restartNumberingAfterBreak="0">
-    <w:nsid w:val="43270012"/>
-    <w:multiLevelType w:val="hybridMultilevel"/>
-    <w:tmpl w:val="C074CCA6"/>
-    <w:lvl w:ilvl="0" w:tplc="46941FAE">
-      <w:start w:val="1"/>
-      <w:numFmt w:val="decimal"/>
-      <w:lvlText w:val="8.α.%1."/>
-      <w:lvlJc w:val="left"/>
-      <w:pPr>
-        <w:ind w:left="360" w:hanging="360"/>
+    <w:tmpl w:val="5E787A06"/>
+    <w:lvl w:ilvl="0" w:tplc="AA6C7192">
+      <w:start w:val="1"/>
+      <w:numFmt w:val="decimal"/>
+      <w:lvlText w:val="2.α.%1."/>
+      <w:lvlJc w:val="left"/>
+      <w:pPr>
+        <w:ind w:left="720" w:hanging="360"/>
       </w:pPr>
       <w:rPr>
         <w:rFonts w:hint="default"/>
@@ -6955,6 +6672,95 @@
         <w:bCs w:val="0"/>
       </w:rPr>
     </w:lvl>
+    <w:lvl w:ilvl="1" w:tplc="04080019" w:tentative="1">
+      <w:start w:val="1"/>
+      <w:numFmt w:val="lowerLetter"/>
+      <w:lvlText w:val="%2."/>
+      <w:lvlJc w:val="left"/>
+      <w:pPr>
+        <w:ind w:left="1440" w:hanging="360"/>
+      </w:pPr>
+    </w:lvl>
+    <w:lvl w:ilvl="2" w:tplc="0408001B" w:tentative="1">
+      <w:start w:val="1"/>
+      <w:numFmt w:val="lowerRoman"/>
+      <w:lvlText w:val="%3."/>
+      <w:lvlJc w:val="right"/>
+      <w:pPr>
+        <w:ind w:left="2160" w:hanging="180"/>
+      </w:pPr>
+    </w:lvl>
+    <w:lvl w:ilvl="3" w:tplc="0408000F" w:tentative="1">
+      <w:start w:val="1"/>
+      <w:numFmt w:val="decimal"/>
+      <w:lvlText w:val="%4."/>
+      <w:lvlJc w:val="left"/>
+      <w:pPr>
+        <w:ind w:left="2880" w:hanging="360"/>
+      </w:pPr>
+    </w:lvl>
+    <w:lvl w:ilvl="4" w:tplc="04080019" w:tentative="1">
+      <w:start w:val="1"/>
+      <w:numFmt w:val="lowerLetter"/>
+      <w:lvlText w:val="%5."/>
+      <w:lvlJc w:val="left"/>
+      <w:pPr>
+        <w:ind w:left="3600" w:hanging="360"/>
+      </w:pPr>
+    </w:lvl>
+    <w:lvl w:ilvl="5" w:tplc="0408001B" w:tentative="1">
+      <w:start w:val="1"/>
+      <w:numFmt w:val="lowerRoman"/>
+      <w:lvlText w:val="%6."/>
+      <w:lvlJc w:val="right"/>
+      <w:pPr>
+        <w:ind w:left="4320" w:hanging="180"/>
+      </w:pPr>
+    </w:lvl>
+    <w:lvl w:ilvl="6" w:tplc="0408000F" w:tentative="1">
+      <w:start w:val="1"/>
+      <w:numFmt w:val="decimal"/>
+      <w:lvlText w:val="%7."/>
+      <w:lvlJc w:val="left"/>
+      <w:pPr>
+        <w:ind w:left="5040" w:hanging="360"/>
+      </w:pPr>
+    </w:lvl>
+    <w:lvl w:ilvl="7" w:tplc="04080019" w:tentative="1">
+      <w:start w:val="1"/>
+      <w:numFmt w:val="lowerLetter"/>
+      <w:lvlText w:val="%8."/>
+      <w:lvlJc w:val="left"/>
+      <w:pPr>
+        <w:ind w:left="5760" w:hanging="360"/>
+      </w:pPr>
+    </w:lvl>
+    <w:lvl w:ilvl="8" w:tplc="0408001B" w:tentative="1">
+      <w:start w:val="1"/>
+      <w:numFmt w:val="lowerRoman"/>
+      <w:lvlText w:val="%9."/>
+      <w:lvlJc w:val="right"/>
+      <w:pPr>
+        <w:ind w:left="6480" w:hanging="180"/>
+      </w:pPr>
+    </w:lvl>
+  </w:abstractNum>
+  <w:abstractNum w:abstractNumId="13" w15:restartNumberingAfterBreak="0">
+    <w:nsid w:val="2F5B7E88"/>
+    <w:multiLevelType w:val="hybridMultilevel"/>
+    <w:tmpl w:val="BD70E422"/>
+    <w:lvl w:ilvl="0" w:tplc="FBB26C96">
+      <w:start w:val="1"/>
+      <w:numFmt w:val="decimal"/>
+      <w:lvlText w:val="6.β.%1."/>
+      <w:lvlJc w:val="left"/>
+      <w:pPr>
+        <w:ind w:left="360" w:hanging="360"/>
+      </w:pPr>
+      <w:rPr>
+        <w:rFonts w:hint="default"/>
+      </w:rPr>
+    </w:lvl>
     <w:lvl w:ilvl="1" w:tplc="FFFFFFFF" w:tentative="1">
       <w:start w:val="1"/>
       <w:numFmt w:val="lowerLetter"/>
@@ -7025,20 +6831,367 @@
       <w:lvlJc w:val="right"/>
       <w:pPr>
         <w:ind w:left="6120" w:hanging="180"/>
+      </w:pPr>
+    </w:lvl>
+  </w:abstractNum>
+  <w:abstractNum w:abstractNumId="14" w15:restartNumberingAfterBreak="0">
+    <w:nsid w:val="3216340F"/>
+    <w:multiLevelType w:val="hybridMultilevel"/>
+    <w:tmpl w:val="AAF4EC0A"/>
+    <w:lvl w:ilvl="0" w:tplc="FFFFFFFF">
+      <w:start w:val="1"/>
+      <w:numFmt w:val="decimal"/>
+      <w:lvlText w:val="%1."/>
+      <w:lvlJc w:val="left"/>
+      <w:pPr>
+        <w:ind w:left="1080" w:hanging="360"/>
+      </w:pPr>
+    </w:lvl>
+    <w:lvl w:ilvl="1" w:tplc="FFFFFFFF">
+      <w:start w:val="1"/>
+      <w:numFmt w:val="lowerLetter"/>
+      <w:lvlText w:val="%2."/>
+      <w:lvlJc w:val="left"/>
+      <w:pPr>
+        <w:ind w:left="1800" w:hanging="360"/>
+      </w:pPr>
+    </w:lvl>
+    <w:lvl w:ilvl="2" w:tplc="FFFFFFFF" w:tentative="1">
+      <w:start w:val="1"/>
+      <w:numFmt w:val="lowerRoman"/>
+      <w:lvlText w:val="%3."/>
+      <w:lvlJc w:val="right"/>
+      <w:pPr>
+        <w:ind w:left="2520" w:hanging="180"/>
+      </w:pPr>
+    </w:lvl>
+    <w:lvl w:ilvl="3" w:tplc="FFFFFFFF" w:tentative="1">
+      <w:start w:val="1"/>
+      <w:numFmt w:val="decimal"/>
+      <w:lvlText w:val="%4."/>
+      <w:lvlJc w:val="left"/>
+      <w:pPr>
+        <w:ind w:left="3240" w:hanging="360"/>
+      </w:pPr>
+    </w:lvl>
+    <w:lvl w:ilvl="4" w:tplc="FFFFFFFF" w:tentative="1">
+      <w:start w:val="1"/>
+      <w:numFmt w:val="lowerLetter"/>
+      <w:lvlText w:val="%5."/>
+      <w:lvlJc w:val="left"/>
+      <w:pPr>
+        <w:ind w:left="3960" w:hanging="360"/>
+      </w:pPr>
+    </w:lvl>
+    <w:lvl w:ilvl="5" w:tplc="FFFFFFFF" w:tentative="1">
+      <w:start w:val="1"/>
+      <w:numFmt w:val="lowerRoman"/>
+      <w:lvlText w:val="%6."/>
+      <w:lvlJc w:val="right"/>
+      <w:pPr>
+        <w:ind w:left="4680" w:hanging="180"/>
+      </w:pPr>
+    </w:lvl>
+    <w:lvl w:ilvl="6" w:tplc="FFFFFFFF" w:tentative="1">
+      <w:start w:val="1"/>
+      <w:numFmt w:val="decimal"/>
+      <w:lvlText w:val="%7."/>
+      <w:lvlJc w:val="left"/>
+      <w:pPr>
+        <w:ind w:left="5400" w:hanging="360"/>
+      </w:pPr>
+    </w:lvl>
+    <w:lvl w:ilvl="7" w:tplc="FFFFFFFF" w:tentative="1">
+      <w:start w:val="1"/>
+      <w:numFmt w:val="lowerLetter"/>
+      <w:lvlText w:val="%8."/>
+      <w:lvlJc w:val="left"/>
+      <w:pPr>
+        <w:ind w:left="6120" w:hanging="360"/>
+      </w:pPr>
+    </w:lvl>
+    <w:lvl w:ilvl="8" w:tplc="FFFFFFFF" w:tentative="1">
+      <w:start w:val="1"/>
+      <w:numFmt w:val="lowerRoman"/>
+      <w:lvlText w:val="%9."/>
+      <w:lvlJc w:val="right"/>
+      <w:pPr>
+        <w:ind w:left="6840" w:hanging="180"/>
+      </w:pPr>
+    </w:lvl>
+  </w:abstractNum>
+  <w:abstractNum w:abstractNumId="15" w15:restartNumberingAfterBreak="0">
+    <w:nsid w:val="32E41B1E"/>
+    <w:multiLevelType w:val="hybridMultilevel"/>
+    <w:tmpl w:val="EBA244CE"/>
+    <w:lvl w:ilvl="0" w:tplc="FFFFFFFF">
+      <w:start w:val="1"/>
+      <w:numFmt w:val="decimal"/>
+      <w:lvlText w:val="%1."/>
+      <w:lvlJc w:val="left"/>
+      <w:pPr>
+        <w:ind w:left="1080" w:hanging="360"/>
+      </w:pPr>
+    </w:lvl>
+    <w:lvl w:ilvl="1" w:tplc="04080019" w:tentative="1">
+      <w:start w:val="1"/>
+      <w:numFmt w:val="lowerLetter"/>
+      <w:lvlText w:val="%2."/>
+      <w:lvlJc w:val="left"/>
+      <w:pPr>
+        <w:ind w:left="1440" w:hanging="360"/>
+      </w:pPr>
+    </w:lvl>
+    <w:lvl w:ilvl="2" w:tplc="0408001B" w:tentative="1">
+      <w:start w:val="1"/>
+      <w:numFmt w:val="lowerRoman"/>
+      <w:lvlText w:val="%3."/>
+      <w:lvlJc w:val="right"/>
+      <w:pPr>
+        <w:ind w:left="2160" w:hanging="180"/>
+      </w:pPr>
+    </w:lvl>
+    <w:lvl w:ilvl="3" w:tplc="0408000F" w:tentative="1">
+      <w:start w:val="1"/>
+      <w:numFmt w:val="decimal"/>
+      <w:lvlText w:val="%4."/>
+      <w:lvlJc w:val="left"/>
+      <w:pPr>
+        <w:ind w:left="2880" w:hanging="360"/>
+      </w:pPr>
+    </w:lvl>
+    <w:lvl w:ilvl="4" w:tplc="04080019" w:tentative="1">
+      <w:start w:val="1"/>
+      <w:numFmt w:val="lowerLetter"/>
+      <w:lvlText w:val="%5."/>
+      <w:lvlJc w:val="left"/>
+      <w:pPr>
+        <w:ind w:left="3600" w:hanging="360"/>
+      </w:pPr>
+    </w:lvl>
+    <w:lvl w:ilvl="5" w:tplc="0408001B" w:tentative="1">
+      <w:start w:val="1"/>
+      <w:numFmt w:val="lowerRoman"/>
+      <w:lvlText w:val="%6."/>
+      <w:lvlJc w:val="right"/>
+      <w:pPr>
+        <w:ind w:left="4320" w:hanging="180"/>
+      </w:pPr>
+    </w:lvl>
+    <w:lvl w:ilvl="6" w:tplc="0408000F" w:tentative="1">
+      <w:start w:val="1"/>
+      <w:numFmt w:val="decimal"/>
+      <w:lvlText w:val="%7."/>
+      <w:lvlJc w:val="left"/>
+      <w:pPr>
+        <w:ind w:left="5040" w:hanging="360"/>
+      </w:pPr>
+    </w:lvl>
+    <w:lvl w:ilvl="7" w:tplc="04080019" w:tentative="1">
+      <w:start w:val="1"/>
+      <w:numFmt w:val="lowerLetter"/>
+      <w:lvlText w:val="%8."/>
+      <w:lvlJc w:val="left"/>
+      <w:pPr>
+        <w:ind w:left="5760" w:hanging="360"/>
+      </w:pPr>
+    </w:lvl>
+    <w:lvl w:ilvl="8" w:tplc="0408001B" w:tentative="1">
+      <w:start w:val="1"/>
+      <w:numFmt w:val="lowerRoman"/>
+      <w:lvlText w:val="%9."/>
+      <w:lvlJc w:val="right"/>
+      <w:pPr>
+        <w:ind w:left="6480" w:hanging="180"/>
+      </w:pPr>
+    </w:lvl>
+  </w:abstractNum>
+  <w:abstractNum w:abstractNumId="16" w15:restartNumberingAfterBreak="0">
+    <w:nsid w:val="3F445472"/>
+    <w:multiLevelType w:val="hybridMultilevel"/>
+    <w:tmpl w:val="BB36BCD8"/>
+    <w:lvl w:ilvl="0" w:tplc="13307E48">
+      <w:start w:val="1"/>
+      <w:numFmt w:val="decimal"/>
+      <w:lvlText w:val="(6.α.2).α.%1."/>
+      <w:lvlJc w:val="left"/>
+      <w:pPr>
+        <w:ind w:left="360" w:hanging="360"/>
+      </w:pPr>
+      <w:rPr>
+        <w:rFonts w:hint="default"/>
+      </w:rPr>
+    </w:lvl>
+    <w:lvl w:ilvl="1" w:tplc="04080019" w:tentative="1">
+      <w:start w:val="1"/>
+      <w:numFmt w:val="lowerLetter"/>
+      <w:lvlText w:val="%2."/>
+      <w:lvlJc w:val="left"/>
+      <w:pPr>
+        <w:ind w:left="1080" w:hanging="360"/>
+      </w:pPr>
+    </w:lvl>
+    <w:lvl w:ilvl="2" w:tplc="0408001B" w:tentative="1">
+      <w:start w:val="1"/>
+      <w:numFmt w:val="lowerRoman"/>
+      <w:lvlText w:val="%3."/>
+      <w:lvlJc w:val="right"/>
+      <w:pPr>
+        <w:ind w:left="1800" w:hanging="180"/>
+      </w:pPr>
+    </w:lvl>
+    <w:lvl w:ilvl="3" w:tplc="0408000F" w:tentative="1">
+      <w:start w:val="1"/>
+      <w:numFmt w:val="decimal"/>
+      <w:lvlText w:val="%4."/>
+      <w:lvlJc w:val="left"/>
+      <w:pPr>
+        <w:ind w:left="2520" w:hanging="360"/>
+      </w:pPr>
+    </w:lvl>
+    <w:lvl w:ilvl="4" w:tplc="04080019" w:tentative="1">
+      <w:start w:val="1"/>
+      <w:numFmt w:val="lowerLetter"/>
+      <w:lvlText w:val="%5."/>
+      <w:lvlJc w:val="left"/>
+      <w:pPr>
+        <w:ind w:left="3240" w:hanging="360"/>
+      </w:pPr>
+    </w:lvl>
+    <w:lvl w:ilvl="5" w:tplc="0408001B" w:tentative="1">
+      <w:start w:val="1"/>
+      <w:numFmt w:val="lowerRoman"/>
+      <w:lvlText w:val="%6."/>
+      <w:lvlJc w:val="right"/>
+      <w:pPr>
+        <w:ind w:left="3960" w:hanging="180"/>
+      </w:pPr>
+    </w:lvl>
+    <w:lvl w:ilvl="6" w:tplc="0408000F" w:tentative="1">
+      <w:start w:val="1"/>
+      <w:numFmt w:val="decimal"/>
+      <w:lvlText w:val="%7."/>
+      <w:lvlJc w:val="left"/>
+      <w:pPr>
+        <w:ind w:left="4680" w:hanging="360"/>
+      </w:pPr>
+    </w:lvl>
+    <w:lvl w:ilvl="7" w:tplc="04080019" w:tentative="1">
+      <w:start w:val="1"/>
+      <w:numFmt w:val="lowerLetter"/>
+      <w:lvlText w:val="%8."/>
+      <w:lvlJc w:val="left"/>
+      <w:pPr>
+        <w:ind w:left="5400" w:hanging="360"/>
+      </w:pPr>
+    </w:lvl>
+    <w:lvl w:ilvl="8" w:tplc="0408001B" w:tentative="1">
+      <w:start w:val="1"/>
+      <w:numFmt w:val="lowerRoman"/>
+      <w:lvlText w:val="%9."/>
+      <w:lvlJc w:val="right"/>
+      <w:pPr>
+        <w:ind w:left="6120" w:hanging="180"/>
+      </w:pPr>
+    </w:lvl>
+  </w:abstractNum>
+  <w:abstractNum w:abstractNumId="17" w15:restartNumberingAfterBreak="0">
+    <w:nsid w:val="401A653F"/>
+    <w:multiLevelType w:val="hybridMultilevel"/>
+    <w:tmpl w:val="C4EE7542"/>
+    <w:lvl w:ilvl="0" w:tplc="FFFFFFFF">
+      <w:start w:val="1"/>
+      <w:numFmt w:val="decimal"/>
+      <w:lvlText w:val="%1."/>
+      <w:lvlJc w:val="left"/>
+      <w:pPr>
+        <w:ind w:left="1080" w:hanging="360"/>
+      </w:pPr>
+    </w:lvl>
+    <w:lvl w:ilvl="1" w:tplc="04080019" w:tentative="1">
+      <w:start w:val="1"/>
+      <w:numFmt w:val="lowerLetter"/>
+      <w:lvlText w:val="%2."/>
+      <w:lvlJc w:val="left"/>
+      <w:pPr>
+        <w:ind w:left="1440" w:hanging="360"/>
+      </w:pPr>
+    </w:lvl>
+    <w:lvl w:ilvl="2" w:tplc="0408001B" w:tentative="1">
+      <w:start w:val="1"/>
+      <w:numFmt w:val="lowerRoman"/>
+      <w:lvlText w:val="%3."/>
+      <w:lvlJc w:val="right"/>
+      <w:pPr>
+        <w:ind w:left="2160" w:hanging="180"/>
+      </w:pPr>
+    </w:lvl>
+    <w:lvl w:ilvl="3" w:tplc="0408000F" w:tentative="1">
+      <w:start w:val="1"/>
+      <w:numFmt w:val="decimal"/>
+      <w:lvlText w:val="%4."/>
+      <w:lvlJc w:val="left"/>
+      <w:pPr>
+        <w:ind w:left="2880" w:hanging="360"/>
+      </w:pPr>
+    </w:lvl>
+    <w:lvl w:ilvl="4" w:tplc="04080019" w:tentative="1">
+      <w:start w:val="1"/>
+      <w:numFmt w:val="lowerLetter"/>
+      <w:lvlText w:val="%5."/>
+      <w:lvlJc w:val="left"/>
+      <w:pPr>
+        <w:ind w:left="3600" w:hanging="360"/>
+      </w:pPr>
+    </w:lvl>
+    <w:lvl w:ilvl="5" w:tplc="0408001B" w:tentative="1">
+      <w:start w:val="1"/>
+      <w:numFmt w:val="lowerRoman"/>
+      <w:lvlText w:val="%6."/>
+      <w:lvlJc w:val="right"/>
+      <w:pPr>
+        <w:ind w:left="4320" w:hanging="180"/>
+      </w:pPr>
+    </w:lvl>
+    <w:lvl w:ilvl="6" w:tplc="0408000F" w:tentative="1">
+      <w:start w:val="1"/>
+      <w:numFmt w:val="decimal"/>
+      <w:lvlText w:val="%7."/>
+      <w:lvlJc w:val="left"/>
+      <w:pPr>
+        <w:ind w:left="5040" w:hanging="360"/>
+      </w:pPr>
+    </w:lvl>
+    <w:lvl w:ilvl="7" w:tplc="04080019" w:tentative="1">
+      <w:start w:val="1"/>
+      <w:numFmt w:val="lowerLetter"/>
+      <w:lvlText w:val="%8."/>
+      <w:lvlJc w:val="left"/>
+      <w:pPr>
+        <w:ind w:left="5760" w:hanging="360"/>
+      </w:pPr>
+    </w:lvl>
+    <w:lvl w:ilvl="8" w:tplc="0408001B" w:tentative="1">
+      <w:start w:val="1"/>
+      <w:numFmt w:val="lowerRoman"/>
+      <w:lvlText w:val="%9."/>
+      <w:lvlJc w:val="right"/>
+      <w:pPr>
+        <w:ind w:left="6480" w:hanging="180"/>
       </w:pPr>
     </w:lvl>
   </w:abstractNum>
   <w:abstractNum w:abstractNumId="18" w15:restartNumberingAfterBreak="0">
-    <w:nsid w:val="434F687B"/>
+    <w:nsid w:val="43270012"/>
     <w:multiLevelType w:val="hybridMultilevel"/>
-    <w:tmpl w:val="2C68210C"/>
-    <w:lvl w:ilvl="0" w:tplc="EF88D9A4">
-      <w:start w:val="1"/>
-      <w:numFmt w:val="decimal"/>
-      <w:lvlText w:val="(1.β.3).α.%1."/>
-      <w:lvlJc w:val="left"/>
-      <w:pPr>
-        <w:ind w:left="720" w:hanging="360"/>
+    <w:tmpl w:val="C074CCA6"/>
+    <w:lvl w:ilvl="0" w:tplc="46941FAE">
+      <w:start w:val="1"/>
+      <w:numFmt w:val="decimal"/>
+      <w:lvlText w:val="8.α.%1."/>
+      <w:lvlJc w:val="left"/>
+      <w:pPr>
+        <w:ind w:left="360" w:hanging="360"/>
       </w:pPr>
       <w:rPr>
         <w:rFonts w:hint="default"/>
@@ -7046,1639 +7199,90 @@
         <w:bCs w:val="0"/>
       </w:rPr>
     </w:lvl>
-    <w:lvl w:ilvl="1" w:tplc="04080019" w:tentative="1">
+    <w:lvl w:ilvl="1" w:tplc="FFFFFFFF" w:tentative="1">
       <w:start w:val="1"/>
       <w:numFmt w:val="lowerLetter"/>
       <w:lvlText w:val="%2."/>
       <w:lvlJc w:val="left"/>
       <w:pPr>
-        <w:ind w:left="1440" w:hanging="360"/>
-      </w:pPr>
-    </w:lvl>
-    <w:lvl w:ilvl="2" w:tplc="0408001B" w:tentative="1">
+        <w:ind w:left="1080" w:hanging="360"/>
+      </w:pPr>
+    </w:lvl>
+    <w:lvl w:ilvl="2" w:tplc="FFFFFFFF" w:tentative="1">
       <w:start w:val="1"/>
       <w:numFmt w:val="lowerRoman"/>
       <w:lvlText w:val="%3."/>
       <w:lvlJc w:val="right"/>
       <w:pPr>
-        <w:ind w:left="2160" w:hanging="180"/>
-      </w:pPr>
-    </w:lvl>
-    <w:lvl w:ilvl="3" w:tplc="0408000F" w:tentative="1">
+        <w:ind w:left="1800" w:hanging="180"/>
+      </w:pPr>
+    </w:lvl>
+    <w:lvl w:ilvl="3" w:tplc="FFFFFFFF" w:tentative="1">
       <w:start w:val="1"/>
       <w:numFmt w:val="decimal"/>
       <w:lvlText w:val="%4."/>
       <w:lvlJc w:val="left"/>
       <w:pPr>
-        <w:ind w:left="2880" w:hanging="360"/>
-      </w:pPr>
-    </w:lvl>
-    <w:lvl w:ilvl="4" w:tplc="04080019" w:tentative="1">
+        <w:ind w:left="2520" w:hanging="360"/>
+      </w:pPr>
+    </w:lvl>
+    <w:lvl w:ilvl="4" w:tplc="FFFFFFFF" w:tentative="1">
       <w:start w:val="1"/>
       <w:numFmt w:val="lowerLetter"/>
       <w:lvlText w:val="%5."/>
       <w:lvlJc w:val="left"/>
       <w:pPr>
-        <w:ind w:left="3600" w:hanging="360"/>
-      </w:pPr>
-    </w:lvl>
-    <w:lvl w:ilvl="5" w:tplc="0408001B" w:tentative="1">
+        <w:ind w:left="3240" w:hanging="360"/>
+      </w:pPr>
+    </w:lvl>
+    <w:lvl w:ilvl="5" w:tplc="FFFFFFFF" w:tentative="1">
       <w:start w:val="1"/>
       <w:numFmt w:val="lowerRoman"/>
       <w:lvlText w:val="%6."/>
       <w:lvlJc w:val="right"/>
       <w:pPr>
-        <w:ind w:left="4320" w:hanging="180"/>
-      </w:pPr>
-    </w:lvl>
-    <w:lvl w:ilvl="6" w:tplc="0408000F" w:tentative="1">
+        <w:ind w:left="3960" w:hanging="180"/>
+      </w:pPr>
+    </w:lvl>
+    <w:lvl w:ilvl="6" w:tplc="FFFFFFFF" w:tentative="1">
       <w:start w:val="1"/>
       <w:numFmt w:val="decimal"/>
       <w:lvlText w:val="%7."/>
       <w:lvlJc w:val="left"/>
       <w:pPr>
-        <w:ind w:left="5040" w:hanging="360"/>
-      </w:pPr>
-    </w:lvl>
-    <w:lvl w:ilvl="7" w:tplc="04080019" w:tentative="1">
+        <w:ind w:left="4680" w:hanging="360"/>
+      </w:pPr>
+    </w:lvl>
+    <w:lvl w:ilvl="7" w:tplc="FFFFFFFF" w:tentative="1">
       <w:start w:val="1"/>
       <w:numFmt w:val="lowerLetter"/>
       <w:lvlText w:val="%8."/>
       <w:lvlJc w:val="left"/>
       <w:pPr>
-        <w:ind w:left="5760" w:hanging="360"/>
-      </w:pPr>
-    </w:lvl>
-    <w:lvl w:ilvl="8" w:tplc="0408001B" w:tentative="1">
+        <w:ind w:left="5400" w:hanging="360"/>
+      </w:pPr>
+    </w:lvl>
+    <w:lvl w:ilvl="8" w:tplc="FFFFFFFF" w:tentative="1">
       <w:start w:val="1"/>
       <w:numFmt w:val="lowerRoman"/>
       <w:lvlText w:val="%9."/>
       <w:lvlJc w:val="right"/>
       <w:pPr>
-        <w:ind w:left="6480" w:hanging="180"/>
+        <w:ind w:left="6120" w:hanging="180"/>
       </w:pPr>
     </w:lvl>
   </w:abstractNum>
   <w:abstractNum w:abstractNumId="19" w15:restartNumberingAfterBreak="0">
-    <w:nsid w:val="43DA36C4"/>
+    <w:nsid w:val="434F687B"/>
     <w:multiLevelType w:val="hybridMultilevel"/>
-    <w:tmpl w:val="BC606716"/>
-    <w:lvl w:ilvl="0" w:tplc="FA788B60">
-      <w:start w:val="1"/>
-      <w:numFmt w:val="decimal"/>
-      <w:lvlText w:val="8.α.%1."/>
+    <w:tmpl w:val="2C68210C"/>
+    <w:lvl w:ilvl="0" w:tplc="EF88D9A4">
+      <w:start w:val="1"/>
+      <w:numFmt w:val="decimal"/>
+      <w:lvlText w:val="(1.β.3).α.%1."/>
       <w:lvlJc w:val="left"/>
       <w:pPr>
         <w:ind w:left="720" w:hanging="360"/>
-      </w:pPr>
-      <w:rPr>
-        <w:rFonts w:hint="default"/>
-      </w:rPr>
-    </w:lvl>
-    <w:lvl w:ilvl="1" w:tplc="04080019" w:tentative="1">
-      <w:start w:val="1"/>
-      <w:numFmt w:val="lowerLetter"/>
-      <w:lvlText w:val="%2."/>
-      <w:lvlJc w:val="left"/>
-      <w:pPr>
-        <w:ind w:left="1440" w:hanging="360"/>
-      </w:pPr>
-    </w:lvl>
-    <w:lvl w:ilvl="2" w:tplc="0408001B" w:tentative="1">
-      <w:start w:val="1"/>
-      <w:numFmt w:val="lowerRoman"/>
-      <w:lvlText w:val="%3."/>
-      <w:lvlJc w:val="right"/>
-      <w:pPr>
-        <w:ind w:left="2160" w:hanging="180"/>
-      </w:pPr>
-    </w:lvl>
-    <w:lvl w:ilvl="3" w:tplc="0408000F" w:tentative="1">
-      <w:start w:val="1"/>
-      <w:numFmt w:val="decimal"/>
-      <w:lvlText w:val="%4."/>
-      <w:lvlJc w:val="left"/>
-      <w:pPr>
-        <w:ind w:left="2880" w:hanging="360"/>
-      </w:pPr>
-    </w:lvl>
-    <w:lvl w:ilvl="4" w:tplc="04080019" w:tentative="1">
-      <w:start w:val="1"/>
-      <w:numFmt w:val="lowerLetter"/>
-      <w:lvlText w:val="%5."/>
-      <w:lvlJc w:val="left"/>
-      <w:pPr>
-        <w:ind w:left="3600" w:hanging="360"/>
-      </w:pPr>
-    </w:lvl>
-    <w:lvl w:ilvl="5" w:tplc="0408001B" w:tentative="1">
-      <w:start w:val="1"/>
-      <w:numFmt w:val="lowerRoman"/>
-      <w:lvlText w:val="%6."/>
-      <w:lvlJc w:val="right"/>
-      <w:pPr>
-        <w:ind w:left="4320" w:hanging="180"/>
-      </w:pPr>
-    </w:lvl>
-    <w:lvl w:ilvl="6" w:tplc="0408000F" w:tentative="1">
-      <w:start w:val="1"/>
-      <w:numFmt w:val="decimal"/>
-      <w:lvlText w:val="%7."/>
-      <w:lvlJc w:val="left"/>
-      <w:pPr>
-        <w:ind w:left="5040" w:hanging="360"/>
-      </w:pPr>
-    </w:lvl>
-    <w:lvl w:ilvl="7" w:tplc="04080019" w:tentative="1">
-      <w:start w:val="1"/>
-      <w:numFmt w:val="lowerLetter"/>
-      <w:lvlText w:val="%8."/>
-      <w:lvlJc w:val="left"/>
-      <w:pPr>
-        <w:ind w:left="5760" w:hanging="360"/>
-      </w:pPr>
-    </w:lvl>
-    <w:lvl w:ilvl="8" w:tplc="0408001B" w:tentative="1">
-      <w:start w:val="1"/>
-      <w:numFmt w:val="lowerRoman"/>
-      <w:lvlText w:val="%9."/>
-      <w:lvlJc w:val="right"/>
-      <w:pPr>
-        <w:ind w:left="6480" w:hanging="180"/>
-      </w:pPr>
-    </w:lvl>
-  </w:abstractNum>
-  <w:abstractNum w:abstractNumId="20" w15:restartNumberingAfterBreak="0">
-    <w:nsid w:val="45483040"/>
-    <w:multiLevelType w:val="hybridMultilevel"/>
-    <w:tmpl w:val="790E99FC"/>
-    <w:lvl w:ilvl="0" w:tplc="0408000F">
-      <w:start w:val="1"/>
-      <w:numFmt w:val="decimal"/>
-      <w:lvlText w:val="%1."/>
-      <w:lvlJc w:val="left"/>
-      <w:pPr>
-        <w:ind w:left="720" w:hanging="360"/>
-      </w:pPr>
-    </w:lvl>
-    <w:lvl w:ilvl="1" w:tplc="04080019" w:tentative="1">
-      <w:start w:val="1"/>
-      <w:numFmt w:val="lowerLetter"/>
-      <w:lvlText w:val="%2."/>
-      <w:lvlJc w:val="left"/>
-      <w:pPr>
-        <w:ind w:left="1440" w:hanging="360"/>
-      </w:pPr>
-    </w:lvl>
-    <w:lvl w:ilvl="2" w:tplc="0408001B" w:tentative="1">
-      <w:start w:val="1"/>
-      <w:numFmt w:val="lowerRoman"/>
-      <w:lvlText w:val="%3."/>
-      <w:lvlJc w:val="right"/>
-      <w:pPr>
-        <w:ind w:left="2160" w:hanging="180"/>
-      </w:pPr>
-    </w:lvl>
-    <w:lvl w:ilvl="3" w:tplc="0408000F" w:tentative="1">
-      <w:start w:val="1"/>
-      <w:numFmt w:val="decimal"/>
-      <w:lvlText w:val="%4."/>
-      <w:lvlJc w:val="left"/>
-      <w:pPr>
-        <w:ind w:left="2880" w:hanging="360"/>
-      </w:pPr>
-    </w:lvl>
-    <w:lvl w:ilvl="4" w:tplc="04080019" w:tentative="1">
-      <w:start w:val="1"/>
-      <w:numFmt w:val="lowerLetter"/>
-      <w:lvlText w:val="%5."/>
-      <w:lvlJc w:val="left"/>
-      <w:pPr>
-        <w:ind w:left="3600" w:hanging="360"/>
-      </w:pPr>
-    </w:lvl>
-    <w:lvl w:ilvl="5" w:tplc="0408001B" w:tentative="1">
-      <w:start w:val="1"/>
-      <w:numFmt w:val="lowerRoman"/>
-      <w:lvlText w:val="%6."/>
-      <w:lvlJc w:val="right"/>
-      <w:pPr>
-        <w:ind w:left="4320" w:hanging="180"/>
-      </w:pPr>
-    </w:lvl>
-    <w:lvl w:ilvl="6" w:tplc="0408000F" w:tentative="1">
-      <w:start w:val="1"/>
-      <w:numFmt w:val="decimal"/>
-      <w:lvlText w:val="%7."/>
-      <w:lvlJc w:val="left"/>
-      <w:pPr>
-        <w:ind w:left="5040" w:hanging="360"/>
-      </w:pPr>
-    </w:lvl>
-    <w:lvl w:ilvl="7" w:tplc="04080019" w:tentative="1">
-      <w:start w:val="1"/>
-      <w:numFmt w:val="lowerLetter"/>
-      <w:lvlText w:val="%8."/>
-      <w:lvlJc w:val="left"/>
-      <w:pPr>
-        <w:ind w:left="5760" w:hanging="360"/>
-      </w:pPr>
-    </w:lvl>
-    <w:lvl w:ilvl="8" w:tplc="0408001B" w:tentative="1">
-      <w:start w:val="1"/>
-      <w:numFmt w:val="lowerRoman"/>
-      <w:lvlText w:val="%9."/>
-      <w:lvlJc w:val="right"/>
-      <w:pPr>
-        <w:ind w:left="6480" w:hanging="180"/>
-      </w:pPr>
-    </w:lvl>
-  </w:abstractNum>
-  <w:abstractNum w:abstractNumId="21" w15:restartNumberingAfterBreak="0">
-    <w:nsid w:val="48CF6112"/>
-    <w:multiLevelType w:val="hybridMultilevel"/>
-    <w:tmpl w:val="786EB5EA"/>
-    <w:lvl w:ilvl="0" w:tplc="04080001">
-      <w:start w:val="1"/>
-      <w:numFmt w:val="bullet"/>
-      <w:lvlText w:val=""/>
-      <w:lvlJc w:val="left"/>
-      <w:pPr>
-        <w:ind w:left="1080" w:hanging="360"/>
-      </w:pPr>
-      <w:rPr>
-        <w:rFonts w:ascii="Symbol" w:hAnsi="Symbol" w:hint="default"/>
-      </w:rPr>
-    </w:lvl>
-    <w:lvl w:ilvl="1" w:tplc="04080003" w:tentative="1">
-      <w:start w:val="1"/>
-      <w:numFmt w:val="bullet"/>
-      <w:lvlText w:val="o"/>
-      <w:lvlJc w:val="left"/>
-      <w:pPr>
-        <w:ind w:left="1800" w:hanging="360"/>
-      </w:pPr>
-      <w:rPr>
-        <w:rFonts w:ascii="Courier New" w:hAnsi="Courier New" w:cs="Courier New" w:hint="default"/>
-      </w:rPr>
-    </w:lvl>
-    <w:lvl w:ilvl="2" w:tplc="04080005" w:tentative="1">
-      <w:start w:val="1"/>
-      <w:numFmt w:val="bullet"/>
-      <w:lvlText w:val=""/>
-      <w:lvlJc w:val="left"/>
-      <w:pPr>
-        <w:ind w:left="2520" w:hanging="360"/>
-      </w:pPr>
-      <w:rPr>
-        <w:rFonts w:ascii="Wingdings" w:hAnsi="Wingdings" w:hint="default"/>
-      </w:rPr>
-    </w:lvl>
-    <w:lvl w:ilvl="3" w:tplc="04080001" w:tentative="1">
-      <w:start w:val="1"/>
-      <w:numFmt w:val="bullet"/>
-      <w:lvlText w:val=""/>
-      <w:lvlJc w:val="left"/>
-      <w:pPr>
-        <w:ind w:left="3240" w:hanging="360"/>
-      </w:pPr>
-      <w:rPr>
-        <w:rFonts w:ascii="Symbol" w:hAnsi="Symbol" w:hint="default"/>
-      </w:rPr>
-    </w:lvl>
-    <w:lvl w:ilvl="4" w:tplc="04080003" w:tentative="1">
-      <w:start w:val="1"/>
-      <w:numFmt w:val="bullet"/>
-      <w:lvlText w:val="o"/>
-      <w:lvlJc w:val="left"/>
-      <w:pPr>
-        <w:ind w:left="3960" w:hanging="360"/>
-      </w:pPr>
-      <w:rPr>
-        <w:rFonts w:ascii="Courier New" w:hAnsi="Courier New" w:cs="Courier New" w:hint="default"/>
-      </w:rPr>
-    </w:lvl>
-    <w:lvl w:ilvl="5" w:tplc="04080005" w:tentative="1">
-      <w:start w:val="1"/>
-      <w:numFmt w:val="bullet"/>
-      <w:lvlText w:val=""/>
-      <w:lvlJc w:val="left"/>
-      <w:pPr>
-        <w:ind w:left="4680" w:hanging="360"/>
-      </w:pPr>
-      <w:rPr>
-        <w:rFonts w:ascii="Wingdings" w:hAnsi="Wingdings" w:hint="default"/>
-      </w:rPr>
-    </w:lvl>
-    <w:lvl w:ilvl="6" w:tplc="04080001" w:tentative="1">
-      <w:start w:val="1"/>
-      <w:numFmt w:val="bullet"/>
-      <w:lvlText w:val=""/>
-      <w:lvlJc w:val="left"/>
-      <w:pPr>
-        <w:ind w:left="5400" w:hanging="360"/>
-      </w:pPr>
-      <w:rPr>
-        <w:rFonts w:ascii="Symbol" w:hAnsi="Symbol" w:hint="default"/>
-      </w:rPr>
-    </w:lvl>
-    <w:lvl w:ilvl="7" w:tplc="04080003" w:tentative="1">
-      <w:start w:val="1"/>
-      <w:numFmt w:val="bullet"/>
-      <w:lvlText w:val="o"/>
-      <w:lvlJc w:val="left"/>
-      <w:pPr>
-        <w:ind w:left="6120" w:hanging="360"/>
-      </w:pPr>
-      <w:rPr>
-        <w:rFonts w:ascii="Courier New" w:hAnsi="Courier New" w:cs="Courier New" w:hint="default"/>
-      </w:rPr>
-    </w:lvl>
-    <w:lvl w:ilvl="8" w:tplc="04080005" w:tentative="1">
-      <w:start w:val="1"/>
-      <w:numFmt w:val="bullet"/>
-      <w:lvlText w:val=""/>
-      <w:lvlJc w:val="left"/>
-      <w:pPr>
-        <w:ind w:left="6840" w:hanging="360"/>
-      </w:pPr>
-      <w:rPr>
-        <w:rFonts w:ascii="Wingdings" w:hAnsi="Wingdings" w:hint="default"/>
-      </w:rPr>
-    </w:lvl>
-  </w:abstractNum>
-  <w:abstractNum w:abstractNumId="22" w15:restartNumberingAfterBreak="0">
-    <w:nsid w:val="4F7C7EFB"/>
-    <w:multiLevelType w:val="hybridMultilevel"/>
-    <w:tmpl w:val="F1EA5CAA"/>
-    <w:lvl w:ilvl="0" w:tplc="0408000F">
-      <w:start w:val="1"/>
-      <w:numFmt w:val="decimal"/>
-      <w:lvlText w:val="%1."/>
-      <w:lvlJc w:val="left"/>
-      <w:pPr>
-        <w:ind w:left="720" w:hanging="360"/>
-      </w:pPr>
-      <w:rPr>
-        <w:rFonts w:hint="default"/>
-      </w:rPr>
-    </w:lvl>
-    <w:lvl w:ilvl="1" w:tplc="04080019" w:tentative="1">
-      <w:start w:val="1"/>
-      <w:numFmt w:val="lowerLetter"/>
-      <w:lvlText w:val="%2."/>
-      <w:lvlJc w:val="left"/>
-      <w:pPr>
-        <w:ind w:left="1440" w:hanging="360"/>
-      </w:pPr>
-    </w:lvl>
-    <w:lvl w:ilvl="2" w:tplc="0408001B" w:tentative="1">
-      <w:start w:val="1"/>
-      <w:numFmt w:val="lowerRoman"/>
-      <w:lvlText w:val="%3."/>
-      <w:lvlJc w:val="right"/>
-      <w:pPr>
-        <w:ind w:left="2160" w:hanging="180"/>
-      </w:pPr>
-    </w:lvl>
-    <w:lvl w:ilvl="3" w:tplc="0408000F" w:tentative="1">
-      <w:start w:val="1"/>
-      <w:numFmt w:val="decimal"/>
-      <w:lvlText w:val="%4."/>
-      <w:lvlJc w:val="left"/>
-      <w:pPr>
-        <w:ind w:left="2880" w:hanging="360"/>
-      </w:pPr>
-    </w:lvl>
-    <w:lvl w:ilvl="4" w:tplc="04080019" w:tentative="1">
-      <w:start w:val="1"/>
-      <w:numFmt w:val="lowerLetter"/>
-      <w:lvlText w:val="%5."/>
-      <w:lvlJc w:val="left"/>
-      <w:pPr>
-        <w:ind w:left="3600" w:hanging="360"/>
-      </w:pPr>
-    </w:lvl>
-    <w:lvl w:ilvl="5" w:tplc="0408001B" w:tentative="1">
-      <w:start w:val="1"/>
-      <w:numFmt w:val="lowerRoman"/>
-      <w:lvlText w:val="%6."/>
-      <w:lvlJc w:val="right"/>
-      <w:pPr>
-        <w:ind w:left="4320" w:hanging="180"/>
-      </w:pPr>
-    </w:lvl>
-    <w:lvl w:ilvl="6" w:tplc="0408000F" w:tentative="1">
-      <w:start w:val="1"/>
-      <w:numFmt w:val="decimal"/>
-      <w:lvlText w:val="%7."/>
-      <w:lvlJc w:val="left"/>
-      <w:pPr>
-        <w:ind w:left="5040" w:hanging="360"/>
-      </w:pPr>
-    </w:lvl>
-    <w:lvl w:ilvl="7" w:tplc="04080019" w:tentative="1">
-      <w:start w:val="1"/>
-      <w:numFmt w:val="lowerLetter"/>
-      <w:lvlText w:val="%8."/>
-      <w:lvlJc w:val="left"/>
-      <w:pPr>
-        <w:ind w:left="5760" w:hanging="360"/>
-      </w:pPr>
-    </w:lvl>
-    <w:lvl w:ilvl="8" w:tplc="0408001B" w:tentative="1">
-      <w:start w:val="1"/>
-      <w:numFmt w:val="lowerRoman"/>
-      <w:lvlText w:val="%9."/>
-      <w:lvlJc w:val="right"/>
-      <w:pPr>
-        <w:ind w:left="6480" w:hanging="180"/>
-      </w:pPr>
-    </w:lvl>
-  </w:abstractNum>
-  <w:abstractNum w:abstractNumId="23" w15:restartNumberingAfterBreak="0">
-    <w:nsid w:val="53C44994"/>
-    <w:multiLevelType w:val="hybridMultilevel"/>
-    <w:tmpl w:val="EA4616E4"/>
-    <w:lvl w:ilvl="0" w:tplc="E1F649D4">
-      <w:start w:val="1"/>
-      <w:numFmt w:val="decimal"/>
-      <w:lvlText w:val="1.β.%1."/>
-      <w:lvlJc w:val="left"/>
-      <w:pPr>
-        <w:ind w:left="720" w:hanging="360"/>
-      </w:pPr>
-      <w:rPr>
-        <w:rFonts w:hint="default"/>
-      </w:rPr>
-    </w:lvl>
-    <w:lvl w:ilvl="1" w:tplc="04080019" w:tentative="1">
-      <w:start w:val="1"/>
-      <w:numFmt w:val="lowerLetter"/>
-      <w:lvlText w:val="%2."/>
-      <w:lvlJc w:val="left"/>
-      <w:pPr>
-        <w:ind w:left="1440" w:hanging="360"/>
-      </w:pPr>
-    </w:lvl>
-    <w:lvl w:ilvl="2" w:tplc="0408001B" w:tentative="1">
-      <w:start w:val="1"/>
-      <w:numFmt w:val="lowerRoman"/>
-      <w:lvlText w:val="%3."/>
-      <w:lvlJc w:val="right"/>
-      <w:pPr>
-        <w:ind w:left="2160" w:hanging="180"/>
-      </w:pPr>
-    </w:lvl>
-    <w:lvl w:ilvl="3" w:tplc="0408000F" w:tentative="1">
-      <w:start w:val="1"/>
-      <w:numFmt w:val="decimal"/>
-      <w:lvlText w:val="%4."/>
-      <w:lvlJc w:val="left"/>
-      <w:pPr>
-        <w:ind w:left="2880" w:hanging="360"/>
-      </w:pPr>
-    </w:lvl>
-    <w:lvl w:ilvl="4" w:tplc="04080019" w:tentative="1">
-      <w:start w:val="1"/>
-      <w:numFmt w:val="lowerLetter"/>
-      <w:lvlText w:val="%5."/>
-      <w:lvlJc w:val="left"/>
-      <w:pPr>
-        <w:ind w:left="3600" w:hanging="360"/>
-      </w:pPr>
-    </w:lvl>
-    <w:lvl w:ilvl="5" w:tplc="0408001B" w:tentative="1">
-      <w:start w:val="1"/>
-      <w:numFmt w:val="lowerRoman"/>
-      <w:lvlText w:val="%6."/>
-      <w:lvlJc w:val="right"/>
-      <w:pPr>
-        <w:ind w:left="4320" w:hanging="180"/>
-      </w:pPr>
-    </w:lvl>
-    <w:lvl w:ilvl="6" w:tplc="0408000F" w:tentative="1">
-      <w:start w:val="1"/>
-      <w:numFmt w:val="decimal"/>
-      <w:lvlText w:val="%7."/>
-      <w:lvlJc w:val="left"/>
-      <w:pPr>
-        <w:ind w:left="5040" w:hanging="360"/>
-      </w:pPr>
-    </w:lvl>
-    <w:lvl w:ilvl="7" w:tplc="04080019" w:tentative="1">
-      <w:start w:val="1"/>
-      <w:numFmt w:val="lowerLetter"/>
-      <w:lvlText w:val="%8."/>
-      <w:lvlJc w:val="left"/>
-      <w:pPr>
-        <w:ind w:left="5760" w:hanging="360"/>
-      </w:pPr>
-    </w:lvl>
-    <w:lvl w:ilvl="8" w:tplc="0408001B" w:tentative="1">
-      <w:start w:val="1"/>
-      <w:numFmt w:val="lowerRoman"/>
-      <w:lvlText w:val="%9."/>
-      <w:lvlJc w:val="right"/>
-      <w:pPr>
-        <w:ind w:left="6480" w:hanging="180"/>
-      </w:pPr>
-    </w:lvl>
-  </w:abstractNum>
-  <w:abstractNum w:abstractNumId="24" w15:restartNumberingAfterBreak="0">
-    <w:nsid w:val="552E0F14"/>
-    <w:multiLevelType w:val="hybridMultilevel"/>
-    <w:tmpl w:val="AAF4EC0A"/>
-    <w:lvl w:ilvl="0" w:tplc="FFFFFFFF">
-      <w:start w:val="1"/>
-      <w:numFmt w:val="decimal"/>
-      <w:lvlText w:val="%1."/>
-      <w:lvlJc w:val="left"/>
-      <w:pPr>
-        <w:ind w:left="1080" w:hanging="360"/>
-      </w:pPr>
-    </w:lvl>
-    <w:lvl w:ilvl="1" w:tplc="FFFFFFFF" w:tentative="1">
-      <w:start w:val="1"/>
-      <w:numFmt w:val="lowerLetter"/>
-      <w:lvlText w:val="%2."/>
-      <w:lvlJc w:val="left"/>
-      <w:pPr>
-        <w:ind w:left="1800" w:hanging="360"/>
-      </w:pPr>
-    </w:lvl>
-    <w:lvl w:ilvl="2" w:tplc="FFFFFFFF" w:tentative="1">
-      <w:start w:val="1"/>
-      <w:numFmt w:val="lowerRoman"/>
-      <w:lvlText w:val="%3."/>
-      <w:lvlJc w:val="right"/>
-      <w:pPr>
-        <w:ind w:left="2520" w:hanging="180"/>
-      </w:pPr>
-    </w:lvl>
-    <w:lvl w:ilvl="3" w:tplc="FFFFFFFF" w:tentative="1">
-      <w:start w:val="1"/>
-      <w:numFmt w:val="decimal"/>
-      <w:lvlText w:val="%4."/>
-      <w:lvlJc w:val="left"/>
-      <w:pPr>
-        <w:ind w:left="3240" w:hanging="360"/>
-      </w:pPr>
-    </w:lvl>
-    <w:lvl w:ilvl="4" w:tplc="FFFFFFFF" w:tentative="1">
-      <w:start w:val="1"/>
-      <w:numFmt w:val="lowerLetter"/>
-      <w:lvlText w:val="%5."/>
-      <w:lvlJc w:val="left"/>
-      <w:pPr>
-        <w:ind w:left="3960" w:hanging="360"/>
-      </w:pPr>
-    </w:lvl>
-    <w:lvl w:ilvl="5" w:tplc="FFFFFFFF" w:tentative="1">
-      <w:start w:val="1"/>
-      <w:numFmt w:val="lowerRoman"/>
-      <w:lvlText w:val="%6."/>
-      <w:lvlJc w:val="right"/>
-      <w:pPr>
-        <w:ind w:left="4680" w:hanging="180"/>
-      </w:pPr>
-    </w:lvl>
-    <w:lvl w:ilvl="6" w:tplc="FFFFFFFF" w:tentative="1">
-      <w:start w:val="1"/>
-      <w:numFmt w:val="decimal"/>
-      <w:lvlText w:val="%7."/>
-      <w:lvlJc w:val="left"/>
-      <w:pPr>
-        <w:ind w:left="5400" w:hanging="360"/>
-      </w:pPr>
-    </w:lvl>
-    <w:lvl w:ilvl="7" w:tplc="FFFFFFFF" w:tentative="1">
-      <w:start w:val="1"/>
-      <w:numFmt w:val="lowerLetter"/>
-      <w:lvlText w:val="%8."/>
-      <w:lvlJc w:val="left"/>
-      <w:pPr>
-        <w:ind w:left="6120" w:hanging="360"/>
-      </w:pPr>
-    </w:lvl>
-    <w:lvl w:ilvl="8" w:tplc="FFFFFFFF" w:tentative="1">
-      <w:start w:val="1"/>
-      <w:numFmt w:val="lowerRoman"/>
-      <w:lvlText w:val="%9."/>
-      <w:lvlJc w:val="right"/>
-      <w:pPr>
-        <w:ind w:left="6840" w:hanging="180"/>
-      </w:pPr>
-    </w:lvl>
-  </w:abstractNum>
-  <w:abstractNum w:abstractNumId="25" w15:restartNumberingAfterBreak="0">
-    <w:nsid w:val="55A55431"/>
-    <w:multiLevelType w:val="hybridMultilevel"/>
-    <w:tmpl w:val="89060B08"/>
-    <w:lvl w:ilvl="0" w:tplc="0408000F">
-      <w:start w:val="1"/>
-      <w:numFmt w:val="decimal"/>
-      <w:lvlText w:val="%1."/>
-      <w:lvlJc w:val="left"/>
-      <w:pPr>
-        <w:ind w:left="720" w:hanging="360"/>
-      </w:pPr>
-      <w:rPr>
-        <w:rFonts w:hint="default"/>
-      </w:rPr>
-    </w:lvl>
-    <w:lvl w:ilvl="1" w:tplc="04080019" w:tentative="1">
-      <w:start w:val="1"/>
-      <w:numFmt w:val="lowerLetter"/>
-      <w:lvlText w:val="%2."/>
-      <w:lvlJc w:val="left"/>
-      <w:pPr>
-        <w:ind w:left="1440" w:hanging="360"/>
-      </w:pPr>
-    </w:lvl>
-    <w:lvl w:ilvl="2" w:tplc="0408001B" w:tentative="1">
-      <w:start w:val="1"/>
-      <w:numFmt w:val="lowerRoman"/>
-      <w:lvlText w:val="%3."/>
-      <w:lvlJc w:val="right"/>
-      <w:pPr>
-        <w:ind w:left="2160" w:hanging="180"/>
-      </w:pPr>
-    </w:lvl>
-    <w:lvl w:ilvl="3" w:tplc="0408000F" w:tentative="1">
-      <w:start w:val="1"/>
-      <w:numFmt w:val="decimal"/>
-      <w:lvlText w:val="%4."/>
-      <w:lvlJc w:val="left"/>
-      <w:pPr>
-        <w:ind w:left="2880" w:hanging="360"/>
-      </w:pPr>
-    </w:lvl>
-    <w:lvl w:ilvl="4" w:tplc="04080019" w:tentative="1">
-      <w:start w:val="1"/>
-      <w:numFmt w:val="lowerLetter"/>
-      <w:lvlText w:val="%5."/>
-      <w:lvlJc w:val="left"/>
-      <w:pPr>
-        <w:ind w:left="3600" w:hanging="360"/>
-      </w:pPr>
-    </w:lvl>
-    <w:lvl w:ilvl="5" w:tplc="0408001B" w:tentative="1">
-      <w:start w:val="1"/>
-      <w:numFmt w:val="lowerRoman"/>
-      <w:lvlText w:val="%6."/>
-      <w:lvlJc w:val="right"/>
-      <w:pPr>
-        <w:ind w:left="4320" w:hanging="180"/>
-      </w:pPr>
-    </w:lvl>
-    <w:lvl w:ilvl="6" w:tplc="0408000F" w:tentative="1">
-      <w:start w:val="1"/>
-      <w:numFmt w:val="decimal"/>
-      <w:lvlText w:val="%7."/>
-      <w:lvlJc w:val="left"/>
-      <w:pPr>
-        <w:ind w:left="5040" w:hanging="360"/>
-      </w:pPr>
-    </w:lvl>
-    <w:lvl w:ilvl="7" w:tplc="04080019" w:tentative="1">
-      <w:start w:val="1"/>
-      <w:numFmt w:val="lowerLetter"/>
-      <w:lvlText w:val="%8."/>
-      <w:lvlJc w:val="left"/>
-      <w:pPr>
-        <w:ind w:left="5760" w:hanging="360"/>
-      </w:pPr>
-    </w:lvl>
-    <w:lvl w:ilvl="8" w:tplc="0408001B" w:tentative="1">
-      <w:start w:val="1"/>
-      <w:numFmt w:val="lowerRoman"/>
-      <w:lvlText w:val="%9."/>
-      <w:lvlJc w:val="right"/>
-      <w:pPr>
-        <w:ind w:left="6480" w:hanging="180"/>
-      </w:pPr>
-    </w:lvl>
-  </w:abstractNum>
-  <w:abstractNum w:abstractNumId="26" w15:restartNumberingAfterBreak="0">
-    <w:nsid w:val="5BA46ADC"/>
-    <w:multiLevelType w:val="hybridMultilevel"/>
-    <w:tmpl w:val="26EECE38"/>
-    <w:lvl w:ilvl="0" w:tplc="1BC0E158">
-      <w:start w:val="1"/>
-      <w:numFmt w:val="decimal"/>
-      <w:lvlText w:val="7.α.%1."/>
-      <w:lvlJc w:val="left"/>
-      <w:pPr>
-        <w:ind w:left="360" w:hanging="360"/>
-      </w:pPr>
-      <w:rPr>
-        <w:rFonts w:hint="default"/>
-      </w:rPr>
-    </w:lvl>
-    <w:lvl w:ilvl="1" w:tplc="04080019" w:tentative="1">
-      <w:start w:val="1"/>
-      <w:numFmt w:val="lowerLetter"/>
-      <w:lvlText w:val="%2."/>
-      <w:lvlJc w:val="left"/>
-      <w:pPr>
-        <w:ind w:left="1080" w:hanging="360"/>
-      </w:pPr>
-    </w:lvl>
-    <w:lvl w:ilvl="2" w:tplc="0408001B" w:tentative="1">
-      <w:start w:val="1"/>
-      <w:numFmt w:val="lowerRoman"/>
-      <w:lvlText w:val="%3."/>
-      <w:lvlJc w:val="right"/>
-      <w:pPr>
-        <w:ind w:left="1800" w:hanging="180"/>
-      </w:pPr>
-    </w:lvl>
-    <w:lvl w:ilvl="3" w:tplc="0408000F" w:tentative="1">
-      <w:start w:val="1"/>
-      <w:numFmt w:val="decimal"/>
-      <w:lvlText w:val="%4."/>
-      <w:lvlJc w:val="left"/>
-      <w:pPr>
-        <w:ind w:left="2520" w:hanging="360"/>
-      </w:pPr>
-    </w:lvl>
-    <w:lvl w:ilvl="4" w:tplc="04080019" w:tentative="1">
-      <w:start w:val="1"/>
-      <w:numFmt w:val="lowerLetter"/>
-      <w:lvlText w:val="%5."/>
-      <w:lvlJc w:val="left"/>
-      <w:pPr>
-        <w:ind w:left="3240" w:hanging="360"/>
-      </w:pPr>
-    </w:lvl>
-    <w:lvl w:ilvl="5" w:tplc="0408001B" w:tentative="1">
-      <w:start w:val="1"/>
-      <w:numFmt w:val="lowerRoman"/>
-      <w:lvlText w:val="%6."/>
-      <w:lvlJc w:val="right"/>
-      <w:pPr>
-        <w:ind w:left="3960" w:hanging="180"/>
-      </w:pPr>
-    </w:lvl>
-    <w:lvl w:ilvl="6" w:tplc="0408000F" w:tentative="1">
-      <w:start w:val="1"/>
-      <w:numFmt w:val="decimal"/>
-      <w:lvlText w:val="%7."/>
-      <w:lvlJc w:val="left"/>
-      <w:pPr>
-        <w:ind w:left="4680" w:hanging="360"/>
-      </w:pPr>
-    </w:lvl>
-    <w:lvl w:ilvl="7" w:tplc="04080019" w:tentative="1">
-      <w:start w:val="1"/>
-      <w:numFmt w:val="lowerLetter"/>
-      <w:lvlText w:val="%8."/>
-      <w:lvlJc w:val="left"/>
-      <w:pPr>
-        <w:ind w:left="5400" w:hanging="360"/>
-      </w:pPr>
-    </w:lvl>
-    <w:lvl w:ilvl="8" w:tplc="0408001B" w:tentative="1">
-      <w:start w:val="1"/>
-      <w:numFmt w:val="lowerRoman"/>
-      <w:lvlText w:val="%9."/>
-      <w:lvlJc w:val="right"/>
-      <w:pPr>
-        <w:ind w:left="6120" w:hanging="180"/>
-      </w:pPr>
-    </w:lvl>
-  </w:abstractNum>
-  <w:abstractNum w:abstractNumId="27" w15:restartNumberingAfterBreak="0">
-    <w:nsid w:val="5BFE617A"/>
-    <w:multiLevelType w:val="hybridMultilevel"/>
-    <w:tmpl w:val="A74ED6D4"/>
-    <w:lvl w:ilvl="0" w:tplc="3C026336">
-      <w:start w:val="1"/>
-      <w:numFmt w:val="decimal"/>
-      <w:lvlText w:val="1.γ.%1."/>
-      <w:lvlJc w:val="left"/>
-      <w:pPr>
-        <w:ind w:left="360" w:hanging="360"/>
-      </w:pPr>
-      <w:rPr>
-        <w:rFonts w:hint="default"/>
-      </w:rPr>
-    </w:lvl>
-    <w:lvl w:ilvl="1" w:tplc="04080019" w:tentative="1">
-      <w:start w:val="1"/>
-      <w:numFmt w:val="lowerLetter"/>
-      <w:lvlText w:val="%2."/>
-      <w:lvlJc w:val="left"/>
-      <w:pPr>
-        <w:ind w:left="1080" w:hanging="360"/>
-      </w:pPr>
-    </w:lvl>
-    <w:lvl w:ilvl="2" w:tplc="0408001B" w:tentative="1">
-      <w:start w:val="1"/>
-      <w:numFmt w:val="lowerRoman"/>
-      <w:lvlText w:val="%3."/>
-      <w:lvlJc w:val="right"/>
-      <w:pPr>
-        <w:ind w:left="1800" w:hanging="180"/>
-      </w:pPr>
-    </w:lvl>
-    <w:lvl w:ilvl="3" w:tplc="0408000F" w:tentative="1">
-      <w:start w:val="1"/>
-      <w:numFmt w:val="decimal"/>
-      <w:lvlText w:val="%4."/>
-      <w:lvlJc w:val="left"/>
-      <w:pPr>
-        <w:ind w:left="2520" w:hanging="360"/>
-      </w:pPr>
-    </w:lvl>
-    <w:lvl w:ilvl="4" w:tplc="04080019" w:tentative="1">
-      <w:start w:val="1"/>
-      <w:numFmt w:val="lowerLetter"/>
-      <w:lvlText w:val="%5."/>
-      <w:lvlJc w:val="left"/>
-      <w:pPr>
-        <w:ind w:left="3240" w:hanging="360"/>
-      </w:pPr>
-    </w:lvl>
-    <w:lvl w:ilvl="5" w:tplc="0408001B" w:tentative="1">
-      <w:start w:val="1"/>
-      <w:numFmt w:val="lowerRoman"/>
-      <w:lvlText w:val="%6."/>
-      <w:lvlJc w:val="right"/>
-      <w:pPr>
-        <w:ind w:left="3960" w:hanging="180"/>
-      </w:pPr>
-    </w:lvl>
-    <w:lvl w:ilvl="6" w:tplc="0408000F" w:tentative="1">
-      <w:start w:val="1"/>
-      <w:numFmt w:val="decimal"/>
-      <w:lvlText w:val="%7."/>
-      <w:lvlJc w:val="left"/>
-      <w:pPr>
-        <w:ind w:left="4680" w:hanging="360"/>
-      </w:pPr>
-    </w:lvl>
-    <w:lvl w:ilvl="7" w:tplc="04080019" w:tentative="1">
-      <w:start w:val="1"/>
-      <w:numFmt w:val="lowerLetter"/>
-      <w:lvlText w:val="%8."/>
-      <w:lvlJc w:val="left"/>
-      <w:pPr>
-        <w:ind w:left="5400" w:hanging="360"/>
-      </w:pPr>
-    </w:lvl>
-    <w:lvl w:ilvl="8" w:tplc="0408001B" w:tentative="1">
-      <w:start w:val="1"/>
-      <w:numFmt w:val="lowerRoman"/>
-      <w:lvlText w:val="%9."/>
-      <w:lvlJc w:val="right"/>
-      <w:pPr>
-        <w:ind w:left="6120" w:hanging="180"/>
-      </w:pPr>
-    </w:lvl>
-  </w:abstractNum>
-  <w:abstractNum w:abstractNumId="28" w15:restartNumberingAfterBreak="0">
-    <w:nsid w:val="5EBA5361"/>
-    <w:multiLevelType w:val="hybridMultilevel"/>
-    <w:tmpl w:val="F1D4ED22"/>
-    <w:lvl w:ilvl="0" w:tplc="0408000F">
-      <w:start w:val="1"/>
-      <w:numFmt w:val="decimal"/>
-      <w:lvlText w:val="%1."/>
-      <w:lvlJc w:val="left"/>
-      <w:pPr>
-        <w:ind w:left="720" w:hanging="360"/>
-      </w:pPr>
-    </w:lvl>
-    <w:lvl w:ilvl="1" w:tplc="04080019" w:tentative="1">
-      <w:start w:val="1"/>
-      <w:numFmt w:val="lowerLetter"/>
-      <w:lvlText w:val="%2."/>
-      <w:lvlJc w:val="left"/>
-      <w:pPr>
-        <w:ind w:left="1440" w:hanging="360"/>
-      </w:pPr>
-    </w:lvl>
-    <w:lvl w:ilvl="2" w:tplc="0408001B" w:tentative="1">
-      <w:start w:val="1"/>
-      <w:numFmt w:val="lowerRoman"/>
-      <w:lvlText w:val="%3."/>
-      <w:lvlJc w:val="right"/>
-      <w:pPr>
-        <w:ind w:left="2160" w:hanging="180"/>
-      </w:pPr>
-    </w:lvl>
-    <w:lvl w:ilvl="3" w:tplc="0408000F" w:tentative="1">
-      <w:start w:val="1"/>
-      <w:numFmt w:val="decimal"/>
-      <w:lvlText w:val="%4."/>
-      <w:lvlJc w:val="left"/>
-      <w:pPr>
-        <w:ind w:left="2880" w:hanging="360"/>
-      </w:pPr>
-    </w:lvl>
-    <w:lvl w:ilvl="4" w:tplc="04080019" w:tentative="1">
-      <w:start w:val="1"/>
-      <w:numFmt w:val="lowerLetter"/>
-      <w:lvlText w:val="%5."/>
-      <w:lvlJc w:val="left"/>
-      <w:pPr>
-        <w:ind w:left="3600" w:hanging="360"/>
-      </w:pPr>
-    </w:lvl>
-    <w:lvl w:ilvl="5" w:tplc="0408001B" w:tentative="1">
-      <w:start w:val="1"/>
-      <w:numFmt w:val="lowerRoman"/>
-      <w:lvlText w:val="%6."/>
-      <w:lvlJc w:val="right"/>
-      <w:pPr>
-        <w:ind w:left="4320" w:hanging="180"/>
-      </w:pPr>
-    </w:lvl>
-    <w:lvl w:ilvl="6" w:tplc="0408000F" w:tentative="1">
-      <w:start w:val="1"/>
-      <w:numFmt w:val="decimal"/>
-      <w:lvlText w:val="%7."/>
-      <w:lvlJc w:val="left"/>
-      <w:pPr>
-        <w:ind w:left="5040" w:hanging="360"/>
-      </w:pPr>
-    </w:lvl>
-    <w:lvl w:ilvl="7" w:tplc="04080019" w:tentative="1">
-      <w:start w:val="1"/>
-      <w:numFmt w:val="lowerLetter"/>
-      <w:lvlText w:val="%8."/>
-      <w:lvlJc w:val="left"/>
-      <w:pPr>
-        <w:ind w:left="5760" w:hanging="360"/>
-      </w:pPr>
-    </w:lvl>
-    <w:lvl w:ilvl="8" w:tplc="0408001B" w:tentative="1">
-      <w:start w:val="1"/>
-      <w:numFmt w:val="lowerRoman"/>
-      <w:lvlText w:val="%9."/>
-      <w:lvlJc w:val="right"/>
-      <w:pPr>
-        <w:ind w:left="6480" w:hanging="180"/>
-      </w:pPr>
-    </w:lvl>
-  </w:abstractNum>
-  <w:abstractNum w:abstractNumId="29" w15:restartNumberingAfterBreak="0">
-    <w:nsid w:val="6BA867A7"/>
-    <w:multiLevelType w:val="multilevel"/>
-    <w:tmpl w:val="96A0022E"/>
-    <w:lvl w:ilvl="0">
-      <w:start w:val="1"/>
-      <w:numFmt w:val="decimal"/>
-      <w:lvlText w:val="%1."/>
-      <w:lvlJc w:val="left"/>
-      <w:pPr>
-        <w:tabs>
-          <w:tab w:val="num" w:pos="720"/>
-        </w:tabs>
-        <w:ind w:left="720" w:hanging="360"/>
-      </w:pPr>
-    </w:lvl>
-    <w:lvl w:ilvl="1" w:tentative="1">
-      <w:start w:val="1"/>
-      <w:numFmt w:val="decimal"/>
-      <w:lvlText w:val="%2."/>
-      <w:lvlJc w:val="left"/>
-      <w:pPr>
-        <w:tabs>
-          <w:tab w:val="num" w:pos="1440"/>
-        </w:tabs>
-        <w:ind w:left="1440" w:hanging="360"/>
-      </w:pPr>
-    </w:lvl>
-    <w:lvl w:ilvl="2" w:tentative="1">
-      <w:start w:val="1"/>
-      <w:numFmt w:val="decimal"/>
-      <w:lvlText w:val="%3."/>
-      <w:lvlJc w:val="left"/>
-      <w:pPr>
-        <w:tabs>
-          <w:tab w:val="num" w:pos="2160"/>
-        </w:tabs>
-        <w:ind w:left="2160" w:hanging="360"/>
-      </w:pPr>
-    </w:lvl>
-    <w:lvl w:ilvl="3" w:tentative="1">
-      <w:start w:val="1"/>
-      <w:numFmt w:val="decimal"/>
-      <w:lvlText w:val="%4."/>
-      <w:lvlJc w:val="left"/>
-      <w:pPr>
-        <w:tabs>
-          <w:tab w:val="num" w:pos="2880"/>
-        </w:tabs>
-        <w:ind w:left="2880" w:hanging="360"/>
-      </w:pPr>
-    </w:lvl>
-    <w:lvl w:ilvl="4" w:tentative="1">
-      <w:start w:val="1"/>
-      <w:numFmt w:val="decimal"/>
-      <w:lvlText w:val="%5."/>
-      <w:lvlJc w:val="left"/>
-      <w:pPr>
-        <w:tabs>
-          <w:tab w:val="num" w:pos="3600"/>
-        </w:tabs>
-        <w:ind w:left="3600" w:hanging="360"/>
-      </w:pPr>
-    </w:lvl>
-    <w:lvl w:ilvl="5" w:tentative="1">
-      <w:start w:val="1"/>
-      <w:numFmt w:val="decimal"/>
-      <w:lvlText w:val="%6."/>
-      <w:lvlJc w:val="left"/>
-      <w:pPr>
-        <w:tabs>
-          <w:tab w:val="num" w:pos="4320"/>
-        </w:tabs>
-        <w:ind w:left="4320" w:hanging="360"/>
-      </w:pPr>
-    </w:lvl>
-    <w:lvl w:ilvl="6" w:tentative="1">
-      <w:start w:val="1"/>
-      <w:numFmt w:val="decimal"/>
-      <w:lvlText w:val="%7."/>
-      <w:lvlJc w:val="left"/>
-      <w:pPr>
-        <w:tabs>
-          <w:tab w:val="num" w:pos="5040"/>
-        </w:tabs>
-        <w:ind w:left="5040" w:hanging="360"/>
-      </w:pPr>
-    </w:lvl>
-    <w:lvl w:ilvl="7" w:tentative="1">
-      <w:start w:val="1"/>
-      <w:numFmt w:val="decimal"/>
-      <w:lvlText w:val="%8."/>
-      <w:lvlJc w:val="left"/>
-      <w:pPr>
-        <w:tabs>
-          <w:tab w:val="num" w:pos="5760"/>
-        </w:tabs>
-        <w:ind w:left="5760" w:hanging="360"/>
-      </w:pPr>
-    </w:lvl>
-    <w:lvl w:ilvl="8" w:tentative="1">
-      <w:start w:val="1"/>
-      <w:numFmt w:val="decimal"/>
-      <w:lvlText w:val="%9."/>
-      <w:lvlJc w:val="left"/>
-      <w:pPr>
-        <w:tabs>
-          <w:tab w:val="num" w:pos="6480"/>
-        </w:tabs>
-        <w:ind w:left="6480" w:hanging="360"/>
-      </w:pPr>
-    </w:lvl>
-  </w:abstractNum>
-  <w:abstractNum w:abstractNumId="30" w15:restartNumberingAfterBreak="0">
-    <w:nsid w:val="6BB540DE"/>
-    <w:multiLevelType w:val="hybridMultilevel"/>
-    <w:tmpl w:val="83D607F2"/>
-    <w:lvl w:ilvl="0" w:tplc="7D1CF932">
-      <w:start w:val="1"/>
-      <w:numFmt w:val="decimal"/>
-      <w:lvlText w:val="9.α.%1."/>
-      <w:lvlJc w:val="left"/>
-      <w:pPr>
-        <w:ind w:left="720" w:hanging="360"/>
-      </w:pPr>
-      <w:rPr>
-        <w:rFonts w:hint="default"/>
-      </w:rPr>
-    </w:lvl>
-    <w:lvl w:ilvl="1" w:tplc="FFFFFFFF" w:tentative="1">
-      <w:start w:val="1"/>
-      <w:numFmt w:val="lowerLetter"/>
-      <w:lvlText w:val="%2."/>
-      <w:lvlJc w:val="left"/>
-      <w:pPr>
-        <w:ind w:left="1440" w:hanging="360"/>
-      </w:pPr>
-    </w:lvl>
-    <w:lvl w:ilvl="2" w:tplc="FFFFFFFF" w:tentative="1">
-      <w:start w:val="1"/>
-      <w:numFmt w:val="lowerRoman"/>
-      <w:lvlText w:val="%3."/>
-      <w:lvlJc w:val="right"/>
-      <w:pPr>
-        <w:ind w:left="2160" w:hanging="180"/>
-      </w:pPr>
-    </w:lvl>
-    <w:lvl w:ilvl="3" w:tplc="FFFFFFFF" w:tentative="1">
-      <w:start w:val="1"/>
-      <w:numFmt w:val="decimal"/>
-      <w:lvlText w:val="%4."/>
-      <w:lvlJc w:val="left"/>
-      <w:pPr>
-        <w:ind w:left="2880" w:hanging="360"/>
-      </w:pPr>
-    </w:lvl>
-    <w:lvl w:ilvl="4" w:tplc="FFFFFFFF" w:tentative="1">
-      <w:start w:val="1"/>
-      <w:numFmt w:val="lowerLetter"/>
-      <w:lvlText w:val="%5."/>
-      <w:lvlJc w:val="left"/>
-      <w:pPr>
-        <w:ind w:left="3600" w:hanging="360"/>
-      </w:pPr>
-    </w:lvl>
-    <w:lvl w:ilvl="5" w:tplc="FFFFFFFF" w:tentative="1">
-      <w:start w:val="1"/>
-      <w:numFmt w:val="lowerRoman"/>
-      <w:lvlText w:val="%6."/>
-      <w:lvlJc w:val="right"/>
-      <w:pPr>
-        <w:ind w:left="4320" w:hanging="180"/>
-      </w:pPr>
-    </w:lvl>
-    <w:lvl w:ilvl="6" w:tplc="FFFFFFFF" w:tentative="1">
-      <w:start w:val="1"/>
-      <w:numFmt w:val="decimal"/>
-      <w:lvlText w:val="%7."/>
-      <w:lvlJc w:val="left"/>
-      <w:pPr>
-        <w:ind w:left="5040" w:hanging="360"/>
-      </w:pPr>
-    </w:lvl>
-    <w:lvl w:ilvl="7" w:tplc="FFFFFFFF" w:tentative="1">
-      <w:start w:val="1"/>
-      <w:numFmt w:val="lowerLetter"/>
-      <w:lvlText w:val="%8."/>
-      <w:lvlJc w:val="left"/>
-      <w:pPr>
-        <w:ind w:left="5760" w:hanging="360"/>
-      </w:pPr>
-    </w:lvl>
-    <w:lvl w:ilvl="8" w:tplc="FFFFFFFF" w:tentative="1">
-      <w:start w:val="1"/>
-      <w:numFmt w:val="lowerRoman"/>
-      <w:lvlText w:val="%9."/>
-      <w:lvlJc w:val="right"/>
-      <w:pPr>
-        <w:ind w:left="6480" w:hanging="180"/>
-      </w:pPr>
-    </w:lvl>
-  </w:abstractNum>
-  <w:abstractNum w:abstractNumId="31" w15:restartNumberingAfterBreak="0">
-    <w:nsid w:val="6C1C337B"/>
-    <w:multiLevelType w:val="hybridMultilevel"/>
-    <w:tmpl w:val="48125F14"/>
-    <w:lvl w:ilvl="0" w:tplc="B060CCF6">
-      <w:start w:val="1"/>
-      <w:numFmt w:val="decimal"/>
-      <w:lvlText w:val="(6.α.3).α.%1."/>
-      <w:lvlJc w:val="left"/>
-      <w:pPr>
-        <w:ind w:left="360" w:hanging="360"/>
-      </w:pPr>
-      <w:rPr>
-        <w:rFonts w:hint="default"/>
-      </w:rPr>
-    </w:lvl>
-    <w:lvl w:ilvl="1" w:tplc="FFFFFFFF" w:tentative="1">
-      <w:start w:val="1"/>
-      <w:numFmt w:val="lowerLetter"/>
-      <w:lvlText w:val="%2."/>
-      <w:lvlJc w:val="left"/>
-      <w:pPr>
-        <w:ind w:left="1080" w:hanging="360"/>
-      </w:pPr>
-    </w:lvl>
-    <w:lvl w:ilvl="2" w:tplc="FFFFFFFF" w:tentative="1">
-      <w:start w:val="1"/>
-      <w:numFmt w:val="lowerRoman"/>
-      <w:lvlText w:val="%3."/>
-      <w:lvlJc w:val="right"/>
-      <w:pPr>
-        <w:ind w:left="1800" w:hanging="180"/>
-      </w:pPr>
-    </w:lvl>
-    <w:lvl w:ilvl="3" w:tplc="FFFFFFFF" w:tentative="1">
-      <w:start w:val="1"/>
-      <w:numFmt w:val="decimal"/>
-      <w:lvlText w:val="%4."/>
-      <w:lvlJc w:val="left"/>
-      <w:pPr>
-        <w:ind w:left="2520" w:hanging="360"/>
-      </w:pPr>
-    </w:lvl>
-    <w:lvl w:ilvl="4" w:tplc="FFFFFFFF" w:tentative="1">
-      <w:start w:val="1"/>
-      <w:numFmt w:val="lowerLetter"/>
-      <w:lvlText w:val="%5."/>
-      <w:lvlJc w:val="left"/>
-      <w:pPr>
-        <w:ind w:left="3240" w:hanging="360"/>
-      </w:pPr>
-    </w:lvl>
-    <w:lvl w:ilvl="5" w:tplc="FFFFFFFF" w:tentative="1">
-      <w:start w:val="1"/>
-      <w:numFmt w:val="lowerRoman"/>
-      <w:lvlText w:val="%6."/>
-      <w:lvlJc w:val="right"/>
-      <w:pPr>
-        <w:ind w:left="3960" w:hanging="180"/>
-      </w:pPr>
-    </w:lvl>
-    <w:lvl w:ilvl="6" w:tplc="FFFFFFFF" w:tentative="1">
-      <w:start w:val="1"/>
-      <w:numFmt w:val="decimal"/>
-      <w:lvlText w:val="%7."/>
-      <w:lvlJc w:val="left"/>
-      <w:pPr>
-        <w:ind w:left="4680" w:hanging="360"/>
-      </w:pPr>
-    </w:lvl>
-    <w:lvl w:ilvl="7" w:tplc="FFFFFFFF" w:tentative="1">
-      <w:start w:val="1"/>
-      <w:numFmt w:val="lowerLetter"/>
-      <w:lvlText w:val="%8."/>
-      <w:lvlJc w:val="left"/>
-      <w:pPr>
-        <w:ind w:left="5400" w:hanging="360"/>
-      </w:pPr>
-    </w:lvl>
-    <w:lvl w:ilvl="8" w:tplc="FFFFFFFF" w:tentative="1">
-      <w:start w:val="1"/>
-      <w:numFmt w:val="lowerRoman"/>
-      <w:lvlText w:val="%9."/>
-      <w:lvlJc w:val="right"/>
-      <w:pPr>
-        <w:ind w:left="6120" w:hanging="180"/>
-      </w:pPr>
-    </w:lvl>
-  </w:abstractNum>
-  <w:abstractNum w:abstractNumId="32" w15:restartNumberingAfterBreak="0">
-    <w:nsid w:val="6CD91A0E"/>
-    <w:multiLevelType w:val="hybridMultilevel"/>
-    <w:tmpl w:val="680858CE"/>
-    <w:lvl w:ilvl="0" w:tplc="3FB8C8AC">
-      <w:start w:val="1"/>
-      <w:numFmt w:val="decimal"/>
-      <w:lvlText w:val="6.α.%1."/>
-      <w:lvlJc w:val="left"/>
-      <w:pPr>
-        <w:ind w:left="360" w:hanging="360"/>
-      </w:pPr>
-      <w:rPr>
-        <w:rFonts w:hint="default"/>
-      </w:rPr>
-    </w:lvl>
-    <w:lvl w:ilvl="1" w:tplc="04080019" w:tentative="1">
-      <w:start w:val="1"/>
-      <w:numFmt w:val="lowerLetter"/>
-      <w:lvlText w:val="%2."/>
-      <w:lvlJc w:val="left"/>
-      <w:pPr>
-        <w:ind w:left="1080" w:hanging="360"/>
-      </w:pPr>
-    </w:lvl>
-    <w:lvl w:ilvl="2" w:tplc="0408001B" w:tentative="1">
-      <w:start w:val="1"/>
-      <w:numFmt w:val="lowerRoman"/>
-      <w:lvlText w:val="%3."/>
-      <w:lvlJc w:val="right"/>
-      <w:pPr>
-        <w:ind w:left="1800" w:hanging="180"/>
-      </w:pPr>
-    </w:lvl>
-    <w:lvl w:ilvl="3" w:tplc="0408000F" w:tentative="1">
-      <w:start w:val="1"/>
-      <w:numFmt w:val="decimal"/>
-      <w:lvlText w:val="%4."/>
-      <w:lvlJc w:val="left"/>
-      <w:pPr>
-        <w:ind w:left="2520" w:hanging="360"/>
-      </w:pPr>
-    </w:lvl>
-    <w:lvl w:ilvl="4" w:tplc="04080019" w:tentative="1">
-      <w:start w:val="1"/>
-      <w:numFmt w:val="lowerLetter"/>
-      <w:lvlText w:val="%5."/>
-      <w:lvlJc w:val="left"/>
-      <w:pPr>
-        <w:ind w:left="3240" w:hanging="360"/>
-      </w:pPr>
-    </w:lvl>
-    <w:lvl w:ilvl="5" w:tplc="0408001B" w:tentative="1">
-      <w:start w:val="1"/>
-      <w:numFmt w:val="lowerRoman"/>
-      <w:lvlText w:val="%6."/>
-      <w:lvlJc w:val="right"/>
-      <w:pPr>
-        <w:ind w:left="3960" w:hanging="180"/>
-      </w:pPr>
-    </w:lvl>
-    <w:lvl w:ilvl="6" w:tplc="0408000F" w:tentative="1">
-      <w:start w:val="1"/>
-      <w:numFmt w:val="decimal"/>
-      <w:lvlText w:val="%7."/>
-      <w:lvlJc w:val="left"/>
-      <w:pPr>
-        <w:ind w:left="4680" w:hanging="360"/>
-      </w:pPr>
-    </w:lvl>
-    <w:lvl w:ilvl="7" w:tplc="04080019" w:tentative="1">
-      <w:start w:val="1"/>
-      <w:numFmt w:val="lowerLetter"/>
-      <w:lvlText w:val="%8."/>
-      <w:lvlJc w:val="left"/>
-      <w:pPr>
-        <w:ind w:left="5400" w:hanging="360"/>
-      </w:pPr>
-    </w:lvl>
-    <w:lvl w:ilvl="8" w:tplc="0408001B" w:tentative="1">
-      <w:start w:val="1"/>
-      <w:numFmt w:val="lowerRoman"/>
-      <w:lvlText w:val="%9."/>
-      <w:lvlJc w:val="right"/>
-      <w:pPr>
-        <w:ind w:left="6120" w:hanging="180"/>
-      </w:pPr>
-    </w:lvl>
-  </w:abstractNum>
-  <w:abstractNum w:abstractNumId="33" w15:restartNumberingAfterBreak="0">
-    <w:nsid w:val="6D4E2979"/>
-    <w:multiLevelType w:val="hybridMultilevel"/>
-    <w:tmpl w:val="F2647C0A"/>
-    <w:lvl w:ilvl="0" w:tplc="7D1CF932">
-      <w:start w:val="1"/>
-      <w:numFmt w:val="decimal"/>
-      <w:lvlText w:val="9.α.%1."/>
-      <w:lvlJc w:val="left"/>
-      <w:pPr>
-        <w:ind w:left="360" w:hanging="360"/>
-      </w:pPr>
-      <w:rPr>
-        <w:rFonts w:hint="default"/>
-      </w:rPr>
-    </w:lvl>
-    <w:lvl w:ilvl="1" w:tplc="04080019" w:tentative="1">
-      <w:start w:val="1"/>
-      <w:numFmt w:val="lowerLetter"/>
-      <w:lvlText w:val="%2."/>
-      <w:lvlJc w:val="left"/>
-      <w:pPr>
-        <w:ind w:left="1080" w:hanging="360"/>
-      </w:pPr>
-    </w:lvl>
-    <w:lvl w:ilvl="2" w:tplc="0408001B" w:tentative="1">
-      <w:start w:val="1"/>
-      <w:numFmt w:val="lowerRoman"/>
-      <w:lvlText w:val="%3."/>
-      <w:lvlJc w:val="right"/>
-      <w:pPr>
-        <w:ind w:left="1800" w:hanging="180"/>
-      </w:pPr>
-    </w:lvl>
-    <w:lvl w:ilvl="3" w:tplc="0408000F" w:tentative="1">
-      <w:start w:val="1"/>
-      <w:numFmt w:val="decimal"/>
-      <w:lvlText w:val="%4."/>
-      <w:lvlJc w:val="left"/>
-      <w:pPr>
-        <w:ind w:left="2520" w:hanging="360"/>
-      </w:pPr>
-    </w:lvl>
-    <w:lvl w:ilvl="4" w:tplc="04080019" w:tentative="1">
-      <w:start w:val="1"/>
-      <w:numFmt w:val="lowerLetter"/>
-      <w:lvlText w:val="%5."/>
-      <w:lvlJc w:val="left"/>
-      <w:pPr>
-        <w:ind w:left="3240" w:hanging="360"/>
-      </w:pPr>
-    </w:lvl>
-    <w:lvl w:ilvl="5" w:tplc="0408001B" w:tentative="1">
-      <w:start w:val="1"/>
-      <w:numFmt w:val="lowerRoman"/>
-      <w:lvlText w:val="%6."/>
-      <w:lvlJc w:val="right"/>
-      <w:pPr>
-        <w:ind w:left="3960" w:hanging="180"/>
-      </w:pPr>
-    </w:lvl>
-    <w:lvl w:ilvl="6" w:tplc="0408000F" w:tentative="1">
-      <w:start w:val="1"/>
-      <w:numFmt w:val="decimal"/>
-      <w:lvlText w:val="%7."/>
-      <w:lvlJc w:val="left"/>
-      <w:pPr>
-        <w:ind w:left="4680" w:hanging="360"/>
-      </w:pPr>
-    </w:lvl>
-    <w:lvl w:ilvl="7" w:tplc="04080019" w:tentative="1">
-      <w:start w:val="1"/>
-      <w:numFmt w:val="lowerLetter"/>
-      <w:lvlText w:val="%8."/>
-      <w:lvlJc w:val="left"/>
-      <w:pPr>
-        <w:ind w:left="5400" w:hanging="360"/>
-      </w:pPr>
-    </w:lvl>
-    <w:lvl w:ilvl="8" w:tplc="0408001B" w:tentative="1">
-      <w:start w:val="1"/>
-      <w:numFmt w:val="lowerRoman"/>
-      <w:lvlText w:val="%9."/>
-      <w:lvlJc w:val="right"/>
-      <w:pPr>
-        <w:ind w:left="6120" w:hanging="180"/>
-      </w:pPr>
-    </w:lvl>
-  </w:abstractNum>
-  <w:abstractNum w:abstractNumId="34" w15:restartNumberingAfterBreak="0">
-    <w:nsid w:val="70AD7A4E"/>
-    <w:multiLevelType w:val="hybridMultilevel"/>
-    <w:tmpl w:val="AAF4EC0A"/>
-    <w:lvl w:ilvl="0" w:tplc="0408000F">
-      <w:start w:val="1"/>
-      <w:numFmt w:val="decimal"/>
-      <w:lvlText w:val="%1."/>
-      <w:lvlJc w:val="left"/>
-      <w:pPr>
-        <w:ind w:left="1080" w:hanging="360"/>
-      </w:pPr>
-    </w:lvl>
-    <w:lvl w:ilvl="1" w:tplc="04080019" w:tentative="1">
-      <w:start w:val="1"/>
-      <w:numFmt w:val="lowerLetter"/>
-      <w:lvlText w:val="%2."/>
-      <w:lvlJc w:val="left"/>
-      <w:pPr>
-        <w:ind w:left="1800" w:hanging="360"/>
-      </w:pPr>
-    </w:lvl>
-    <w:lvl w:ilvl="2" w:tplc="0408001B" w:tentative="1">
-      <w:start w:val="1"/>
-      <w:numFmt w:val="lowerRoman"/>
-      <w:lvlText w:val="%3."/>
-      <w:lvlJc w:val="right"/>
-      <w:pPr>
-        <w:ind w:left="2520" w:hanging="180"/>
-      </w:pPr>
-    </w:lvl>
-    <w:lvl w:ilvl="3" w:tplc="0408000F" w:tentative="1">
-      <w:start w:val="1"/>
-      <w:numFmt w:val="decimal"/>
-      <w:lvlText w:val="%4."/>
-      <w:lvlJc w:val="left"/>
-      <w:pPr>
-        <w:ind w:left="3240" w:hanging="360"/>
-      </w:pPr>
-    </w:lvl>
-    <w:lvl w:ilvl="4" w:tplc="04080019" w:tentative="1">
-      <w:start w:val="1"/>
-      <w:numFmt w:val="lowerLetter"/>
-      <w:lvlText w:val="%5."/>
-      <w:lvlJc w:val="left"/>
-      <w:pPr>
-        <w:ind w:left="3960" w:hanging="360"/>
-      </w:pPr>
-    </w:lvl>
-    <w:lvl w:ilvl="5" w:tplc="0408001B" w:tentative="1">
-      <w:start w:val="1"/>
-      <w:numFmt w:val="lowerRoman"/>
-      <w:lvlText w:val="%6."/>
-      <w:lvlJc w:val="right"/>
-      <w:pPr>
-        <w:ind w:left="4680" w:hanging="180"/>
-      </w:pPr>
-    </w:lvl>
-    <w:lvl w:ilvl="6" w:tplc="0408000F" w:tentative="1">
-      <w:start w:val="1"/>
-      <w:numFmt w:val="decimal"/>
-      <w:lvlText w:val="%7."/>
-      <w:lvlJc w:val="left"/>
-      <w:pPr>
-        <w:ind w:left="5400" w:hanging="360"/>
-      </w:pPr>
-    </w:lvl>
-    <w:lvl w:ilvl="7" w:tplc="04080019" w:tentative="1">
-      <w:start w:val="1"/>
-      <w:numFmt w:val="lowerLetter"/>
-      <w:lvlText w:val="%8."/>
-      <w:lvlJc w:val="left"/>
-      <w:pPr>
-        <w:ind w:left="6120" w:hanging="360"/>
-      </w:pPr>
-    </w:lvl>
-    <w:lvl w:ilvl="8" w:tplc="0408001B" w:tentative="1">
-      <w:start w:val="1"/>
-      <w:numFmt w:val="lowerRoman"/>
-      <w:lvlText w:val="%9."/>
-      <w:lvlJc w:val="right"/>
-      <w:pPr>
-        <w:ind w:left="6840" w:hanging="180"/>
-      </w:pPr>
-    </w:lvl>
-  </w:abstractNum>
-  <w:abstractNum w:abstractNumId="35" w15:restartNumberingAfterBreak="0">
-    <w:nsid w:val="70F6645C"/>
-    <w:multiLevelType w:val="hybridMultilevel"/>
-    <w:tmpl w:val="DC0A0F86"/>
-    <w:lvl w:ilvl="0" w:tplc="B54A6152">
-      <w:start w:val="1"/>
-      <w:numFmt w:val="decimal"/>
-      <w:lvlText w:val="(2.β.3).α.%1."/>
-      <w:lvlJc w:val="left"/>
-      <w:pPr>
-        <w:ind w:left="360" w:hanging="360"/>
-      </w:pPr>
-      <w:rPr>
-        <w:rFonts w:hint="default"/>
-      </w:rPr>
-    </w:lvl>
-    <w:lvl w:ilvl="1" w:tplc="04080019" w:tentative="1">
-      <w:start w:val="1"/>
-      <w:numFmt w:val="lowerLetter"/>
-      <w:lvlText w:val="%2."/>
-      <w:lvlJc w:val="left"/>
-      <w:pPr>
-        <w:ind w:left="1080" w:hanging="360"/>
-      </w:pPr>
-    </w:lvl>
-    <w:lvl w:ilvl="2" w:tplc="0408001B" w:tentative="1">
-      <w:start w:val="1"/>
-      <w:numFmt w:val="lowerRoman"/>
-      <w:lvlText w:val="%3."/>
-      <w:lvlJc w:val="right"/>
-      <w:pPr>
-        <w:ind w:left="1800" w:hanging="180"/>
-      </w:pPr>
-    </w:lvl>
-    <w:lvl w:ilvl="3" w:tplc="0408000F" w:tentative="1">
-      <w:start w:val="1"/>
-      <w:numFmt w:val="decimal"/>
-      <w:lvlText w:val="%4."/>
-      <w:lvlJc w:val="left"/>
-      <w:pPr>
-        <w:ind w:left="2520" w:hanging="360"/>
-      </w:pPr>
-    </w:lvl>
-    <w:lvl w:ilvl="4" w:tplc="04080019" w:tentative="1">
-      <w:start w:val="1"/>
-      <w:numFmt w:val="lowerLetter"/>
-      <w:lvlText w:val="%5."/>
-      <w:lvlJc w:val="left"/>
-      <w:pPr>
-        <w:ind w:left="3240" w:hanging="360"/>
-      </w:pPr>
-    </w:lvl>
-    <w:lvl w:ilvl="5" w:tplc="0408001B" w:tentative="1">
-      <w:start w:val="1"/>
-      <w:numFmt w:val="lowerRoman"/>
-      <w:lvlText w:val="%6."/>
-      <w:lvlJc w:val="right"/>
-      <w:pPr>
-        <w:ind w:left="3960" w:hanging="180"/>
-      </w:pPr>
-    </w:lvl>
-    <w:lvl w:ilvl="6" w:tplc="0408000F" w:tentative="1">
-      <w:start w:val="1"/>
-      <w:numFmt w:val="decimal"/>
-      <w:lvlText w:val="%7."/>
-      <w:lvlJc w:val="left"/>
-      <w:pPr>
-        <w:ind w:left="4680" w:hanging="360"/>
-      </w:pPr>
-    </w:lvl>
-    <w:lvl w:ilvl="7" w:tplc="04080019" w:tentative="1">
-      <w:start w:val="1"/>
-      <w:numFmt w:val="lowerLetter"/>
-      <w:lvlText w:val="%8."/>
-      <w:lvlJc w:val="left"/>
-      <w:pPr>
-        <w:ind w:left="5400" w:hanging="360"/>
-      </w:pPr>
-    </w:lvl>
-    <w:lvl w:ilvl="8" w:tplc="0408001B" w:tentative="1">
-      <w:start w:val="1"/>
-      <w:numFmt w:val="lowerRoman"/>
-      <w:lvlText w:val="%9."/>
-      <w:lvlJc w:val="right"/>
-      <w:pPr>
-        <w:ind w:left="6120" w:hanging="180"/>
-      </w:pPr>
-    </w:lvl>
-  </w:abstractNum>
-  <w:abstractNum w:abstractNumId="36" w15:restartNumberingAfterBreak="0">
-    <w:nsid w:val="711210CD"/>
-    <w:multiLevelType w:val="hybridMultilevel"/>
-    <w:tmpl w:val="D54681A0"/>
-    <w:lvl w:ilvl="0" w:tplc="9FBA4E00">
-      <w:start w:val="1"/>
-      <w:numFmt w:val="decimal"/>
-      <w:lvlText w:val="(2.α.3).α.%1."/>
-      <w:lvlJc w:val="left"/>
-      <w:pPr>
-        <w:ind w:left="643" w:hanging="360"/>
       </w:pPr>
       <w:rPr>
         <w:rFonts w:hint="default"/>
@@ -8759,106 +7363,305 @@
       </w:pPr>
     </w:lvl>
   </w:abstractNum>
-  <w:abstractNum w:abstractNumId="37" w15:restartNumberingAfterBreak="0">
-    <w:nsid w:val="72DC3279"/>
+  <w:abstractNum w:abstractNumId="20" w15:restartNumberingAfterBreak="0">
+    <w:nsid w:val="43DA36C4"/>
     <w:multiLevelType w:val="hybridMultilevel"/>
-    <w:tmpl w:val="34867C6A"/>
-    <w:lvl w:ilvl="0" w:tplc="18B08CF2">
-      <w:start w:val="1"/>
-      <w:numFmt w:val="decimal"/>
-      <w:lvlText w:val="6.α.%1."/>
-      <w:lvlJc w:val="left"/>
-      <w:pPr>
-        <w:ind w:left="360" w:hanging="360"/>
+    <w:tmpl w:val="BC606716"/>
+    <w:lvl w:ilvl="0" w:tplc="FA788B60">
+      <w:start w:val="1"/>
+      <w:numFmt w:val="decimal"/>
+      <w:lvlText w:val="8.α.%1."/>
+      <w:lvlJc w:val="left"/>
+      <w:pPr>
+        <w:ind w:left="720" w:hanging="360"/>
       </w:pPr>
       <w:rPr>
         <w:rFonts w:hint="default"/>
       </w:rPr>
     </w:lvl>
-    <w:lvl w:ilvl="1" w:tplc="FFFFFFFF" w:tentative="1">
+    <w:lvl w:ilvl="1" w:tplc="04080019" w:tentative="1">
       <w:start w:val="1"/>
       <w:numFmt w:val="lowerLetter"/>
       <w:lvlText w:val="%2."/>
       <w:lvlJc w:val="left"/>
       <w:pPr>
+        <w:ind w:left="1440" w:hanging="360"/>
+      </w:pPr>
+    </w:lvl>
+    <w:lvl w:ilvl="2" w:tplc="0408001B" w:tentative="1">
+      <w:start w:val="1"/>
+      <w:numFmt w:val="lowerRoman"/>
+      <w:lvlText w:val="%3."/>
+      <w:lvlJc w:val="right"/>
+      <w:pPr>
+        <w:ind w:left="2160" w:hanging="180"/>
+      </w:pPr>
+    </w:lvl>
+    <w:lvl w:ilvl="3" w:tplc="0408000F" w:tentative="1">
+      <w:start w:val="1"/>
+      <w:numFmt w:val="decimal"/>
+      <w:lvlText w:val="%4."/>
+      <w:lvlJc w:val="left"/>
+      <w:pPr>
+        <w:ind w:left="2880" w:hanging="360"/>
+      </w:pPr>
+    </w:lvl>
+    <w:lvl w:ilvl="4" w:tplc="04080019" w:tentative="1">
+      <w:start w:val="1"/>
+      <w:numFmt w:val="lowerLetter"/>
+      <w:lvlText w:val="%5."/>
+      <w:lvlJc w:val="left"/>
+      <w:pPr>
+        <w:ind w:left="3600" w:hanging="360"/>
+      </w:pPr>
+    </w:lvl>
+    <w:lvl w:ilvl="5" w:tplc="0408001B" w:tentative="1">
+      <w:start w:val="1"/>
+      <w:numFmt w:val="lowerRoman"/>
+      <w:lvlText w:val="%6."/>
+      <w:lvlJc w:val="right"/>
+      <w:pPr>
+        <w:ind w:left="4320" w:hanging="180"/>
+      </w:pPr>
+    </w:lvl>
+    <w:lvl w:ilvl="6" w:tplc="0408000F" w:tentative="1">
+      <w:start w:val="1"/>
+      <w:numFmt w:val="decimal"/>
+      <w:lvlText w:val="%7."/>
+      <w:lvlJc w:val="left"/>
+      <w:pPr>
+        <w:ind w:left="5040" w:hanging="360"/>
+      </w:pPr>
+    </w:lvl>
+    <w:lvl w:ilvl="7" w:tplc="04080019" w:tentative="1">
+      <w:start w:val="1"/>
+      <w:numFmt w:val="lowerLetter"/>
+      <w:lvlText w:val="%8."/>
+      <w:lvlJc w:val="left"/>
+      <w:pPr>
+        <w:ind w:left="5760" w:hanging="360"/>
+      </w:pPr>
+    </w:lvl>
+    <w:lvl w:ilvl="8" w:tplc="0408001B" w:tentative="1">
+      <w:start w:val="1"/>
+      <w:numFmt w:val="lowerRoman"/>
+      <w:lvlText w:val="%9."/>
+      <w:lvlJc w:val="right"/>
+      <w:pPr>
+        <w:ind w:left="6480" w:hanging="180"/>
+      </w:pPr>
+    </w:lvl>
+  </w:abstractNum>
+  <w:abstractNum w:abstractNumId="21" w15:restartNumberingAfterBreak="0">
+    <w:nsid w:val="45483040"/>
+    <w:multiLevelType w:val="hybridMultilevel"/>
+    <w:tmpl w:val="790E99FC"/>
+    <w:lvl w:ilvl="0" w:tplc="0408000F">
+      <w:start w:val="1"/>
+      <w:numFmt w:val="decimal"/>
+      <w:lvlText w:val="%1."/>
+      <w:lvlJc w:val="left"/>
+      <w:pPr>
+        <w:ind w:left="720" w:hanging="360"/>
+      </w:pPr>
+    </w:lvl>
+    <w:lvl w:ilvl="1" w:tplc="04080019" w:tentative="1">
+      <w:start w:val="1"/>
+      <w:numFmt w:val="lowerLetter"/>
+      <w:lvlText w:val="%2."/>
+      <w:lvlJc w:val="left"/>
+      <w:pPr>
+        <w:ind w:left="1440" w:hanging="360"/>
+      </w:pPr>
+    </w:lvl>
+    <w:lvl w:ilvl="2" w:tplc="0408001B" w:tentative="1">
+      <w:start w:val="1"/>
+      <w:numFmt w:val="lowerRoman"/>
+      <w:lvlText w:val="%3."/>
+      <w:lvlJc w:val="right"/>
+      <w:pPr>
+        <w:ind w:left="2160" w:hanging="180"/>
+      </w:pPr>
+    </w:lvl>
+    <w:lvl w:ilvl="3" w:tplc="0408000F" w:tentative="1">
+      <w:start w:val="1"/>
+      <w:numFmt w:val="decimal"/>
+      <w:lvlText w:val="%4."/>
+      <w:lvlJc w:val="left"/>
+      <w:pPr>
+        <w:ind w:left="2880" w:hanging="360"/>
+      </w:pPr>
+    </w:lvl>
+    <w:lvl w:ilvl="4" w:tplc="04080019" w:tentative="1">
+      <w:start w:val="1"/>
+      <w:numFmt w:val="lowerLetter"/>
+      <w:lvlText w:val="%5."/>
+      <w:lvlJc w:val="left"/>
+      <w:pPr>
+        <w:ind w:left="3600" w:hanging="360"/>
+      </w:pPr>
+    </w:lvl>
+    <w:lvl w:ilvl="5" w:tplc="0408001B" w:tentative="1">
+      <w:start w:val="1"/>
+      <w:numFmt w:val="lowerRoman"/>
+      <w:lvlText w:val="%6."/>
+      <w:lvlJc w:val="right"/>
+      <w:pPr>
+        <w:ind w:left="4320" w:hanging="180"/>
+      </w:pPr>
+    </w:lvl>
+    <w:lvl w:ilvl="6" w:tplc="0408000F" w:tentative="1">
+      <w:start w:val="1"/>
+      <w:numFmt w:val="decimal"/>
+      <w:lvlText w:val="%7."/>
+      <w:lvlJc w:val="left"/>
+      <w:pPr>
+        <w:ind w:left="5040" w:hanging="360"/>
+      </w:pPr>
+    </w:lvl>
+    <w:lvl w:ilvl="7" w:tplc="04080019" w:tentative="1">
+      <w:start w:val="1"/>
+      <w:numFmt w:val="lowerLetter"/>
+      <w:lvlText w:val="%8."/>
+      <w:lvlJc w:val="left"/>
+      <w:pPr>
+        <w:ind w:left="5760" w:hanging="360"/>
+      </w:pPr>
+    </w:lvl>
+    <w:lvl w:ilvl="8" w:tplc="0408001B" w:tentative="1">
+      <w:start w:val="1"/>
+      <w:numFmt w:val="lowerRoman"/>
+      <w:lvlText w:val="%9."/>
+      <w:lvlJc w:val="right"/>
+      <w:pPr>
+        <w:ind w:left="6480" w:hanging="180"/>
+      </w:pPr>
+    </w:lvl>
+  </w:abstractNum>
+  <w:abstractNum w:abstractNumId="22" w15:restartNumberingAfterBreak="0">
+    <w:nsid w:val="48CF6112"/>
+    <w:multiLevelType w:val="hybridMultilevel"/>
+    <w:tmpl w:val="786EB5EA"/>
+    <w:lvl w:ilvl="0" w:tplc="04080001">
+      <w:start w:val="1"/>
+      <w:numFmt w:val="bullet"/>
+      <w:lvlText w:val=""/>
+      <w:lvlJc w:val="left"/>
+      <w:pPr>
         <w:ind w:left="1080" w:hanging="360"/>
       </w:pPr>
-    </w:lvl>
-    <w:lvl w:ilvl="2" w:tplc="FFFFFFFF" w:tentative="1">
-      <w:start w:val="1"/>
-      <w:numFmt w:val="lowerRoman"/>
-      <w:lvlText w:val="%3."/>
-      <w:lvlJc w:val="right"/>
-      <w:pPr>
-        <w:ind w:left="1800" w:hanging="180"/>
-      </w:pPr>
-    </w:lvl>
-    <w:lvl w:ilvl="3" w:tplc="FFFFFFFF" w:tentative="1">
-      <w:start w:val="1"/>
-      <w:numFmt w:val="decimal"/>
-      <w:lvlText w:val="%4."/>
+      <w:rPr>
+        <w:rFonts w:ascii="Symbol" w:hAnsi="Symbol" w:hint="default"/>
+      </w:rPr>
+    </w:lvl>
+    <w:lvl w:ilvl="1" w:tplc="04080003" w:tentative="1">
+      <w:start w:val="1"/>
+      <w:numFmt w:val="bullet"/>
+      <w:lvlText w:val="o"/>
+      <w:lvlJc w:val="left"/>
+      <w:pPr>
+        <w:ind w:left="1800" w:hanging="360"/>
+      </w:pPr>
+      <w:rPr>
+        <w:rFonts w:ascii="Courier New" w:hAnsi="Courier New" w:cs="Courier New" w:hint="default"/>
+      </w:rPr>
+    </w:lvl>
+    <w:lvl w:ilvl="2" w:tplc="04080005" w:tentative="1">
+      <w:start w:val="1"/>
+      <w:numFmt w:val="bullet"/>
+      <w:lvlText w:val=""/>
       <w:lvlJc w:val="left"/>
       <w:pPr>
         <w:ind w:left="2520" w:hanging="360"/>
       </w:pPr>
-    </w:lvl>
-    <w:lvl w:ilvl="4" w:tplc="FFFFFFFF" w:tentative="1">
-      <w:start w:val="1"/>
-      <w:numFmt w:val="lowerLetter"/>
-      <w:lvlText w:val="%5."/>
+      <w:rPr>
+        <w:rFonts w:ascii="Wingdings" w:hAnsi="Wingdings" w:hint="default"/>
+      </w:rPr>
+    </w:lvl>
+    <w:lvl w:ilvl="3" w:tplc="04080001" w:tentative="1">
+      <w:start w:val="1"/>
+      <w:numFmt w:val="bullet"/>
+      <w:lvlText w:val=""/>
       <w:lvlJc w:val="left"/>
       <w:pPr>
         <w:ind w:left="3240" w:hanging="360"/>
       </w:pPr>
-    </w:lvl>
-    <w:lvl w:ilvl="5" w:tplc="FFFFFFFF" w:tentative="1">
-      <w:start w:val="1"/>
-      <w:numFmt w:val="lowerRoman"/>
-      <w:lvlText w:val="%6."/>
-      <w:lvlJc w:val="right"/>
-      <w:pPr>
-        <w:ind w:left="3960" w:hanging="180"/>
-      </w:pPr>
-    </w:lvl>
-    <w:lvl w:ilvl="6" w:tplc="FFFFFFFF" w:tentative="1">
-      <w:start w:val="1"/>
-      <w:numFmt w:val="decimal"/>
-      <w:lvlText w:val="%7."/>
+      <w:rPr>
+        <w:rFonts w:ascii="Symbol" w:hAnsi="Symbol" w:hint="default"/>
+      </w:rPr>
+    </w:lvl>
+    <w:lvl w:ilvl="4" w:tplc="04080003" w:tentative="1">
+      <w:start w:val="1"/>
+      <w:numFmt w:val="bullet"/>
+      <w:lvlText w:val="o"/>
+      <w:lvlJc w:val="left"/>
+      <w:pPr>
+        <w:ind w:left="3960" w:hanging="360"/>
+      </w:pPr>
+      <w:rPr>
+        <w:rFonts w:ascii="Courier New" w:hAnsi="Courier New" w:cs="Courier New" w:hint="default"/>
+      </w:rPr>
+    </w:lvl>
+    <w:lvl w:ilvl="5" w:tplc="04080005" w:tentative="1">
+      <w:start w:val="1"/>
+      <w:numFmt w:val="bullet"/>
+      <w:lvlText w:val=""/>
       <w:lvlJc w:val="left"/>
       <w:pPr>
         <w:ind w:left="4680" w:hanging="360"/>
       </w:pPr>
-    </w:lvl>
-    <w:lvl w:ilvl="7" w:tplc="FFFFFFFF" w:tentative="1">
-      <w:start w:val="1"/>
-      <w:numFmt w:val="lowerLetter"/>
-      <w:lvlText w:val="%8."/>
+      <w:rPr>
+        <w:rFonts w:ascii="Wingdings" w:hAnsi="Wingdings" w:hint="default"/>
+      </w:rPr>
+    </w:lvl>
+    <w:lvl w:ilvl="6" w:tplc="04080001" w:tentative="1">
+      <w:start w:val="1"/>
+      <w:numFmt w:val="bullet"/>
+      <w:lvlText w:val=""/>
       <w:lvlJc w:val="left"/>
       <w:pPr>
         <w:ind w:left="5400" w:hanging="360"/>
       </w:pPr>
-    </w:lvl>
-    <w:lvl w:ilvl="8" w:tplc="FFFFFFFF" w:tentative="1">
-      <w:start w:val="1"/>
-      <w:numFmt w:val="lowerRoman"/>
-      <w:lvlText w:val="%9."/>
-      <w:lvlJc w:val="right"/>
-      <w:pPr>
-        <w:ind w:left="6120" w:hanging="180"/>
-      </w:pPr>
+      <w:rPr>
+        <w:rFonts w:ascii="Symbol" w:hAnsi="Symbol" w:hint="default"/>
+      </w:rPr>
+    </w:lvl>
+    <w:lvl w:ilvl="7" w:tplc="04080003" w:tentative="1">
+      <w:start w:val="1"/>
+      <w:numFmt w:val="bullet"/>
+      <w:lvlText w:val="o"/>
+      <w:lvlJc w:val="left"/>
+      <w:pPr>
+        <w:ind w:left="6120" w:hanging="360"/>
+      </w:pPr>
+      <w:rPr>
+        <w:rFonts w:ascii="Courier New" w:hAnsi="Courier New" w:cs="Courier New" w:hint="default"/>
+      </w:rPr>
+    </w:lvl>
+    <w:lvl w:ilvl="8" w:tplc="04080005" w:tentative="1">
+      <w:start w:val="1"/>
+      <w:numFmt w:val="bullet"/>
+      <w:lvlText w:val=""/>
+      <w:lvlJc w:val="left"/>
+      <w:pPr>
+        <w:ind w:left="6840" w:hanging="360"/>
+      </w:pPr>
+      <w:rPr>
+        <w:rFonts w:ascii="Wingdings" w:hAnsi="Wingdings" w:hint="default"/>
+      </w:rPr>
     </w:lvl>
   </w:abstractNum>
-  <w:abstractNum w:abstractNumId="38" w15:restartNumberingAfterBreak="0">
-    <w:nsid w:val="732F19CE"/>
+  <w:abstractNum w:abstractNumId="23" w15:restartNumberingAfterBreak="0">
+    <w:nsid w:val="4F7C7EFB"/>
     <w:multiLevelType w:val="hybridMultilevel"/>
-    <w:tmpl w:val="7CDA4B66"/>
-    <w:lvl w:ilvl="0" w:tplc="8CA40DC6">
-      <w:start w:val="1"/>
-      <w:numFmt w:val="decimal"/>
-      <w:lvlText w:val="6.α.%1."/>
-      <w:lvlJc w:val="left"/>
-      <w:pPr>
-        <w:ind w:left="360" w:hanging="360"/>
+    <w:tmpl w:val="F1EA5CAA"/>
+    <w:lvl w:ilvl="0" w:tplc="0408000F">
+      <w:start w:val="1"/>
+      <w:numFmt w:val="decimal"/>
+      <w:lvlText w:val="%1."/>
+      <w:lvlJc w:val="left"/>
+      <w:pPr>
+        <w:ind w:left="720" w:hanging="360"/>
       </w:pPr>
       <w:rPr>
         <w:rFonts w:hint="default"/>
@@ -8870,7 +7673,7 @@
       <w:lvlText w:val="%2."/>
       <w:lvlJc w:val="left"/>
       <w:pPr>
-        <w:ind w:left="1080" w:hanging="360"/>
+        <w:ind w:left="1440" w:hanging="360"/>
       </w:pPr>
     </w:lvl>
     <w:lvl w:ilvl="2" w:tplc="0408001B" w:tentative="1">
@@ -8879,7 +7682,7 @@
       <w:lvlText w:val="%3."/>
       <w:lvlJc w:val="right"/>
       <w:pPr>
-        <w:ind w:left="1800" w:hanging="180"/>
+        <w:ind w:left="2160" w:hanging="180"/>
       </w:pPr>
     </w:lvl>
     <w:lvl w:ilvl="3" w:tplc="0408000F" w:tentative="1">
@@ -8888,7 +7691,7 @@
       <w:lvlText w:val="%4."/>
       <w:lvlJc w:val="left"/>
       <w:pPr>
-        <w:ind w:left="2520" w:hanging="360"/>
+        <w:ind w:left="2880" w:hanging="360"/>
       </w:pPr>
     </w:lvl>
     <w:lvl w:ilvl="4" w:tplc="04080019" w:tentative="1">
@@ -8897,7 +7700,7 @@
       <w:lvlText w:val="%5."/>
       <w:lvlJc w:val="left"/>
       <w:pPr>
-        <w:ind w:left="3240" w:hanging="360"/>
+        <w:ind w:left="3600" w:hanging="360"/>
       </w:pPr>
     </w:lvl>
     <w:lvl w:ilvl="5" w:tplc="0408001B" w:tentative="1">
@@ -8906,7 +7709,7 @@
       <w:lvlText w:val="%6."/>
       <w:lvlJc w:val="right"/>
       <w:pPr>
-        <w:ind w:left="3960" w:hanging="180"/>
+        <w:ind w:left="4320" w:hanging="180"/>
       </w:pPr>
     </w:lvl>
     <w:lvl w:ilvl="6" w:tplc="0408000F" w:tentative="1">
@@ -8915,7 +7718,7 @@
       <w:lvlText w:val="%7."/>
       <w:lvlJc w:val="left"/>
       <w:pPr>
-        <w:ind w:left="4680" w:hanging="360"/>
+        <w:ind w:left="5040" w:hanging="360"/>
       </w:pPr>
     </w:lvl>
     <w:lvl w:ilvl="7" w:tplc="04080019" w:tentative="1">
@@ -8924,7 +7727,7 @@
       <w:lvlText w:val="%8."/>
       <w:lvlJc w:val="left"/>
       <w:pPr>
-        <w:ind w:left="5400" w:hanging="360"/>
+        <w:ind w:left="5760" w:hanging="360"/>
       </w:pPr>
     </w:lvl>
     <w:lvl w:ilvl="8" w:tplc="0408001B" w:tentative="1">
@@ -8933,15 +7736,15 @@
       <w:lvlText w:val="%9."/>
       <w:lvlJc w:val="right"/>
       <w:pPr>
-        <w:ind w:left="6120" w:hanging="180"/>
+        <w:ind w:left="6480" w:hanging="180"/>
       </w:pPr>
     </w:lvl>
   </w:abstractNum>
-  <w:abstractNum w:abstractNumId="39" w15:restartNumberingAfterBreak="0">
-    <w:nsid w:val="74791CE9"/>
+  <w:abstractNum w:abstractNumId="24" w15:restartNumberingAfterBreak="0">
+    <w:nsid w:val="53C44994"/>
     <w:multiLevelType w:val="hybridMultilevel"/>
-    <w:tmpl w:val="A882EF0C"/>
-    <w:lvl w:ilvl="0" w:tplc="CE1494D0">
+    <w:tmpl w:val="EA4616E4"/>
+    <w:lvl w:ilvl="0" w:tplc="E1F649D4">
       <w:start w:val="1"/>
       <w:numFmt w:val="decimal"/>
       <w:lvlText w:val="1.β.%1."/>
@@ -9026,14 +7829,1097 @@
       </w:pPr>
     </w:lvl>
   </w:abstractNum>
-  <w:abstractNum w:abstractNumId="40" w15:restartNumberingAfterBreak="0">
-    <w:nsid w:val="74BB6C0F"/>
+  <w:abstractNum w:abstractNumId="25" w15:restartNumberingAfterBreak="0">
+    <w:nsid w:val="552E0F14"/>
     <w:multiLevelType w:val="hybridMultilevel"/>
-    <w:tmpl w:val="E9888902"/>
-    <w:lvl w:ilvl="0" w:tplc="C6F05F64">
-      <w:start w:val="1"/>
-      <w:numFmt w:val="decimal"/>
-      <w:lvlText w:val="(2.α.4).α.%1."/>
+    <w:tmpl w:val="AAF4EC0A"/>
+    <w:lvl w:ilvl="0" w:tplc="FFFFFFFF">
+      <w:start w:val="1"/>
+      <w:numFmt w:val="decimal"/>
+      <w:lvlText w:val="%1."/>
+      <w:lvlJc w:val="left"/>
+      <w:pPr>
+        <w:ind w:left="1080" w:hanging="360"/>
+      </w:pPr>
+    </w:lvl>
+    <w:lvl w:ilvl="1" w:tplc="FFFFFFFF" w:tentative="1">
+      <w:start w:val="1"/>
+      <w:numFmt w:val="lowerLetter"/>
+      <w:lvlText w:val="%2."/>
+      <w:lvlJc w:val="left"/>
+      <w:pPr>
+        <w:ind w:left="1800" w:hanging="360"/>
+      </w:pPr>
+    </w:lvl>
+    <w:lvl w:ilvl="2" w:tplc="FFFFFFFF" w:tentative="1">
+      <w:start w:val="1"/>
+      <w:numFmt w:val="lowerRoman"/>
+      <w:lvlText w:val="%3."/>
+      <w:lvlJc w:val="right"/>
+      <w:pPr>
+        <w:ind w:left="2520" w:hanging="180"/>
+      </w:pPr>
+    </w:lvl>
+    <w:lvl w:ilvl="3" w:tplc="FFFFFFFF" w:tentative="1">
+      <w:start w:val="1"/>
+      <w:numFmt w:val="decimal"/>
+      <w:lvlText w:val="%4."/>
+      <w:lvlJc w:val="left"/>
+      <w:pPr>
+        <w:ind w:left="3240" w:hanging="360"/>
+      </w:pPr>
+    </w:lvl>
+    <w:lvl w:ilvl="4" w:tplc="FFFFFFFF" w:tentative="1">
+      <w:start w:val="1"/>
+      <w:numFmt w:val="lowerLetter"/>
+      <w:lvlText w:val="%5."/>
+      <w:lvlJc w:val="left"/>
+      <w:pPr>
+        <w:ind w:left="3960" w:hanging="360"/>
+      </w:pPr>
+    </w:lvl>
+    <w:lvl w:ilvl="5" w:tplc="FFFFFFFF" w:tentative="1">
+      <w:start w:val="1"/>
+      <w:numFmt w:val="lowerRoman"/>
+      <w:lvlText w:val="%6."/>
+      <w:lvlJc w:val="right"/>
+      <w:pPr>
+        <w:ind w:left="4680" w:hanging="180"/>
+      </w:pPr>
+    </w:lvl>
+    <w:lvl w:ilvl="6" w:tplc="FFFFFFFF" w:tentative="1">
+      <w:start w:val="1"/>
+      <w:numFmt w:val="decimal"/>
+      <w:lvlText w:val="%7."/>
+      <w:lvlJc w:val="left"/>
+      <w:pPr>
+        <w:ind w:left="5400" w:hanging="360"/>
+      </w:pPr>
+    </w:lvl>
+    <w:lvl w:ilvl="7" w:tplc="FFFFFFFF" w:tentative="1">
+      <w:start w:val="1"/>
+      <w:numFmt w:val="lowerLetter"/>
+      <w:lvlText w:val="%8."/>
+      <w:lvlJc w:val="left"/>
+      <w:pPr>
+        <w:ind w:left="6120" w:hanging="360"/>
+      </w:pPr>
+    </w:lvl>
+    <w:lvl w:ilvl="8" w:tplc="FFFFFFFF" w:tentative="1">
+      <w:start w:val="1"/>
+      <w:numFmt w:val="lowerRoman"/>
+      <w:lvlText w:val="%9."/>
+      <w:lvlJc w:val="right"/>
+      <w:pPr>
+        <w:ind w:left="6840" w:hanging="180"/>
+      </w:pPr>
+    </w:lvl>
+  </w:abstractNum>
+  <w:abstractNum w:abstractNumId="26" w15:restartNumberingAfterBreak="0">
+    <w:nsid w:val="55A55431"/>
+    <w:multiLevelType w:val="hybridMultilevel"/>
+    <w:tmpl w:val="89060B08"/>
+    <w:lvl w:ilvl="0" w:tplc="0408000F">
+      <w:start w:val="1"/>
+      <w:numFmt w:val="decimal"/>
+      <w:lvlText w:val="%1."/>
+      <w:lvlJc w:val="left"/>
+      <w:pPr>
+        <w:ind w:left="720" w:hanging="360"/>
+      </w:pPr>
+      <w:rPr>
+        <w:rFonts w:hint="default"/>
+      </w:rPr>
+    </w:lvl>
+    <w:lvl w:ilvl="1" w:tplc="04080019" w:tentative="1">
+      <w:start w:val="1"/>
+      <w:numFmt w:val="lowerLetter"/>
+      <w:lvlText w:val="%2."/>
+      <w:lvlJc w:val="left"/>
+      <w:pPr>
+        <w:ind w:left="1440" w:hanging="360"/>
+      </w:pPr>
+    </w:lvl>
+    <w:lvl w:ilvl="2" w:tplc="0408001B" w:tentative="1">
+      <w:start w:val="1"/>
+      <w:numFmt w:val="lowerRoman"/>
+      <w:lvlText w:val="%3."/>
+      <w:lvlJc w:val="right"/>
+      <w:pPr>
+        <w:ind w:left="2160" w:hanging="180"/>
+      </w:pPr>
+    </w:lvl>
+    <w:lvl w:ilvl="3" w:tplc="0408000F" w:tentative="1">
+      <w:start w:val="1"/>
+      <w:numFmt w:val="decimal"/>
+      <w:lvlText w:val="%4."/>
+      <w:lvlJc w:val="left"/>
+      <w:pPr>
+        <w:ind w:left="2880" w:hanging="360"/>
+      </w:pPr>
+    </w:lvl>
+    <w:lvl w:ilvl="4" w:tplc="04080019" w:tentative="1">
+      <w:start w:val="1"/>
+      <w:numFmt w:val="lowerLetter"/>
+      <w:lvlText w:val="%5."/>
+      <w:lvlJc w:val="left"/>
+      <w:pPr>
+        <w:ind w:left="3600" w:hanging="360"/>
+      </w:pPr>
+    </w:lvl>
+    <w:lvl w:ilvl="5" w:tplc="0408001B" w:tentative="1">
+      <w:start w:val="1"/>
+      <w:numFmt w:val="lowerRoman"/>
+      <w:lvlText w:val="%6."/>
+      <w:lvlJc w:val="right"/>
+      <w:pPr>
+        <w:ind w:left="4320" w:hanging="180"/>
+      </w:pPr>
+    </w:lvl>
+    <w:lvl w:ilvl="6" w:tplc="0408000F" w:tentative="1">
+      <w:start w:val="1"/>
+      <w:numFmt w:val="decimal"/>
+      <w:lvlText w:val="%7."/>
+      <w:lvlJc w:val="left"/>
+      <w:pPr>
+        <w:ind w:left="5040" w:hanging="360"/>
+      </w:pPr>
+    </w:lvl>
+    <w:lvl w:ilvl="7" w:tplc="04080019" w:tentative="1">
+      <w:start w:val="1"/>
+      <w:numFmt w:val="lowerLetter"/>
+      <w:lvlText w:val="%8."/>
+      <w:lvlJc w:val="left"/>
+      <w:pPr>
+        <w:ind w:left="5760" w:hanging="360"/>
+      </w:pPr>
+    </w:lvl>
+    <w:lvl w:ilvl="8" w:tplc="0408001B" w:tentative="1">
+      <w:start w:val="1"/>
+      <w:numFmt w:val="lowerRoman"/>
+      <w:lvlText w:val="%9."/>
+      <w:lvlJc w:val="right"/>
+      <w:pPr>
+        <w:ind w:left="6480" w:hanging="180"/>
+      </w:pPr>
+    </w:lvl>
+  </w:abstractNum>
+  <w:abstractNum w:abstractNumId="27" w15:restartNumberingAfterBreak="0">
+    <w:nsid w:val="5BA46ADC"/>
+    <w:multiLevelType w:val="hybridMultilevel"/>
+    <w:tmpl w:val="26EECE38"/>
+    <w:lvl w:ilvl="0" w:tplc="1BC0E158">
+      <w:start w:val="1"/>
+      <w:numFmt w:val="decimal"/>
+      <w:lvlText w:val="7.α.%1."/>
+      <w:lvlJc w:val="left"/>
+      <w:pPr>
+        <w:ind w:left="360" w:hanging="360"/>
+      </w:pPr>
+      <w:rPr>
+        <w:rFonts w:hint="default"/>
+      </w:rPr>
+    </w:lvl>
+    <w:lvl w:ilvl="1" w:tplc="04080019" w:tentative="1">
+      <w:start w:val="1"/>
+      <w:numFmt w:val="lowerLetter"/>
+      <w:lvlText w:val="%2."/>
+      <w:lvlJc w:val="left"/>
+      <w:pPr>
+        <w:ind w:left="1080" w:hanging="360"/>
+      </w:pPr>
+    </w:lvl>
+    <w:lvl w:ilvl="2" w:tplc="0408001B" w:tentative="1">
+      <w:start w:val="1"/>
+      <w:numFmt w:val="lowerRoman"/>
+      <w:lvlText w:val="%3."/>
+      <w:lvlJc w:val="right"/>
+      <w:pPr>
+        <w:ind w:left="1800" w:hanging="180"/>
+      </w:pPr>
+    </w:lvl>
+    <w:lvl w:ilvl="3" w:tplc="0408000F" w:tentative="1">
+      <w:start w:val="1"/>
+      <w:numFmt w:val="decimal"/>
+      <w:lvlText w:val="%4."/>
+      <w:lvlJc w:val="left"/>
+      <w:pPr>
+        <w:ind w:left="2520" w:hanging="360"/>
+      </w:pPr>
+    </w:lvl>
+    <w:lvl w:ilvl="4" w:tplc="04080019" w:tentative="1">
+      <w:start w:val="1"/>
+      <w:numFmt w:val="lowerLetter"/>
+      <w:lvlText w:val="%5."/>
+      <w:lvlJc w:val="left"/>
+      <w:pPr>
+        <w:ind w:left="3240" w:hanging="360"/>
+      </w:pPr>
+    </w:lvl>
+    <w:lvl w:ilvl="5" w:tplc="0408001B" w:tentative="1">
+      <w:start w:val="1"/>
+      <w:numFmt w:val="lowerRoman"/>
+      <w:lvlText w:val="%6."/>
+      <w:lvlJc w:val="right"/>
+      <w:pPr>
+        <w:ind w:left="3960" w:hanging="180"/>
+      </w:pPr>
+    </w:lvl>
+    <w:lvl w:ilvl="6" w:tplc="0408000F" w:tentative="1">
+      <w:start w:val="1"/>
+      <w:numFmt w:val="decimal"/>
+      <w:lvlText w:val="%7."/>
+      <w:lvlJc w:val="left"/>
+      <w:pPr>
+        <w:ind w:left="4680" w:hanging="360"/>
+      </w:pPr>
+    </w:lvl>
+    <w:lvl w:ilvl="7" w:tplc="04080019" w:tentative="1">
+      <w:start w:val="1"/>
+      <w:numFmt w:val="lowerLetter"/>
+      <w:lvlText w:val="%8."/>
+      <w:lvlJc w:val="left"/>
+      <w:pPr>
+        <w:ind w:left="5400" w:hanging="360"/>
+      </w:pPr>
+    </w:lvl>
+    <w:lvl w:ilvl="8" w:tplc="0408001B" w:tentative="1">
+      <w:start w:val="1"/>
+      <w:numFmt w:val="lowerRoman"/>
+      <w:lvlText w:val="%9."/>
+      <w:lvlJc w:val="right"/>
+      <w:pPr>
+        <w:ind w:left="6120" w:hanging="180"/>
+      </w:pPr>
+    </w:lvl>
+  </w:abstractNum>
+  <w:abstractNum w:abstractNumId="28" w15:restartNumberingAfterBreak="0">
+    <w:nsid w:val="5BFE617A"/>
+    <w:multiLevelType w:val="hybridMultilevel"/>
+    <w:tmpl w:val="A74ED6D4"/>
+    <w:lvl w:ilvl="0" w:tplc="3C026336">
+      <w:start w:val="1"/>
+      <w:numFmt w:val="decimal"/>
+      <w:lvlText w:val="1.γ.%1."/>
+      <w:lvlJc w:val="left"/>
+      <w:pPr>
+        <w:ind w:left="360" w:hanging="360"/>
+      </w:pPr>
+      <w:rPr>
+        <w:rFonts w:hint="default"/>
+      </w:rPr>
+    </w:lvl>
+    <w:lvl w:ilvl="1" w:tplc="04080019" w:tentative="1">
+      <w:start w:val="1"/>
+      <w:numFmt w:val="lowerLetter"/>
+      <w:lvlText w:val="%2."/>
+      <w:lvlJc w:val="left"/>
+      <w:pPr>
+        <w:ind w:left="1080" w:hanging="360"/>
+      </w:pPr>
+    </w:lvl>
+    <w:lvl w:ilvl="2" w:tplc="0408001B" w:tentative="1">
+      <w:start w:val="1"/>
+      <w:numFmt w:val="lowerRoman"/>
+      <w:lvlText w:val="%3."/>
+      <w:lvlJc w:val="right"/>
+      <w:pPr>
+        <w:ind w:left="1800" w:hanging="180"/>
+      </w:pPr>
+    </w:lvl>
+    <w:lvl w:ilvl="3" w:tplc="0408000F" w:tentative="1">
+      <w:start w:val="1"/>
+      <w:numFmt w:val="decimal"/>
+      <w:lvlText w:val="%4."/>
+      <w:lvlJc w:val="left"/>
+      <w:pPr>
+        <w:ind w:left="2520" w:hanging="360"/>
+      </w:pPr>
+    </w:lvl>
+    <w:lvl w:ilvl="4" w:tplc="04080019" w:tentative="1">
+      <w:start w:val="1"/>
+      <w:numFmt w:val="lowerLetter"/>
+      <w:lvlText w:val="%5."/>
+      <w:lvlJc w:val="left"/>
+      <w:pPr>
+        <w:ind w:left="3240" w:hanging="360"/>
+      </w:pPr>
+    </w:lvl>
+    <w:lvl w:ilvl="5" w:tplc="0408001B" w:tentative="1">
+      <w:start w:val="1"/>
+      <w:numFmt w:val="lowerRoman"/>
+      <w:lvlText w:val="%6."/>
+      <w:lvlJc w:val="right"/>
+      <w:pPr>
+        <w:ind w:left="3960" w:hanging="180"/>
+      </w:pPr>
+    </w:lvl>
+    <w:lvl w:ilvl="6" w:tplc="0408000F" w:tentative="1">
+      <w:start w:val="1"/>
+      <w:numFmt w:val="decimal"/>
+      <w:lvlText w:val="%7."/>
+      <w:lvlJc w:val="left"/>
+      <w:pPr>
+        <w:ind w:left="4680" w:hanging="360"/>
+      </w:pPr>
+    </w:lvl>
+    <w:lvl w:ilvl="7" w:tplc="04080019" w:tentative="1">
+      <w:start w:val="1"/>
+      <w:numFmt w:val="lowerLetter"/>
+      <w:lvlText w:val="%8."/>
+      <w:lvlJc w:val="left"/>
+      <w:pPr>
+        <w:ind w:left="5400" w:hanging="360"/>
+      </w:pPr>
+    </w:lvl>
+    <w:lvl w:ilvl="8" w:tplc="0408001B" w:tentative="1">
+      <w:start w:val="1"/>
+      <w:numFmt w:val="lowerRoman"/>
+      <w:lvlText w:val="%9."/>
+      <w:lvlJc w:val="right"/>
+      <w:pPr>
+        <w:ind w:left="6120" w:hanging="180"/>
+      </w:pPr>
+    </w:lvl>
+  </w:abstractNum>
+  <w:abstractNum w:abstractNumId="29" w15:restartNumberingAfterBreak="0">
+    <w:nsid w:val="5EBA5361"/>
+    <w:multiLevelType w:val="hybridMultilevel"/>
+    <w:tmpl w:val="F1D4ED22"/>
+    <w:lvl w:ilvl="0" w:tplc="0408000F">
+      <w:start w:val="1"/>
+      <w:numFmt w:val="decimal"/>
+      <w:lvlText w:val="%1."/>
+      <w:lvlJc w:val="left"/>
+      <w:pPr>
+        <w:ind w:left="720" w:hanging="360"/>
+      </w:pPr>
+    </w:lvl>
+    <w:lvl w:ilvl="1" w:tplc="04080019" w:tentative="1">
+      <w:start w:val="1"/>
+      <w:numFmt w:val="lowerLetter"/>
+      <w:lvlText w:val="%2."/>
+      <w:lvlJc w:val="left"/>
+      <w:pPr>
+        <w:ind w:left="1440" w:hanging="360"/>
+      </w:pPr>
+    </w:lvl>
+    <w:lvl w:ilvl="2" w:tplc="0408001B" w:tentative="1">
+      <w:start w:val="1"/>
+      <w:numFmt w:val="lowerRoman"/>
+      <w:lvlText w:val="%3."/>
+      <w:lvlJc w:val="right"/>
+      <w:pPr>
+        <w:ind w:left="2160" w:hanging="180"/>
+      </w:pPr>
+    </w:lvl>
+    <w:lvl w:ilvl="3" w:tplc="0408000F" w:tentative="1">
+      <w:start w:val="1"/>
+      <w:numFmt w:val="decimal"/>
+      <w:lvlText w:val="%4."/>
+      <w:lvlJc w:val="left"/>
+      <w:pPr>
+        <w:ind w:left="2880" w:hanging="360"/>
+      </w:pPr>
+    </w:lvl>
+    <w:lvl w:ilvl="4" w:tplc="04080019" w:tentative="1">
+      <w:start w:val="1"/>
+      <w:numFmt w:val="lowerLetter"/>
+      <w:lvlText w:val="%5."/>
+      <w:lvlJc w:val="left"/>
+      <w:pPr>
+        <w:ind w:left="3600" w:hanging="360"/>
+      </w:pPr>
+    </w:lvl>
+    <w:lvl w:ilvl="5" w:tplc="0408001B" w:tentative="1">
+      <w:start w:val="1"/>
+      <w:numFmt w:val="lowerRoman"/>
+      <w:lvlText w:val="%6."/>
+      <w:lvlJc w:val="right"/>
+      <w:pPr>
+        <w:ind w:left="4320" w:hanging="180"/>
+      </w:pPr>
+    </w:lvl>
+    <w:lvl w:ilvl="6" w:tplc="0408000F" w:tentative="1">
+      <w:start w:val="1"/>
+      <w:numFmt w:val="decimal"/>
+      <w:lvlText w:val="%7."/>
+      <w:lvlJc w:val="left"/>
+      <w:pPr>
+        <w:ind w:left="5040" w:hanging="360"/>
+      </w:pPr>
+    </w:lvl>
+    <w:lvl w:ilvl="7" w:tplc="04080019" w:tentative="1">
+      <w:start w:val="1"/>
+      <w:numFmt w:val="lowerLetter"/>
+      <w:lvlText w:val="%8."/>
+      <w:lvlJc w:val="left"/>
+      <w:pPr>
+        <w:ind w:left="5760" w:hanging="360"/>
+      </w:pPr>
+    </w:lvl>
+    <w:lvl w:ilvl="8" w:tplc="0408001B" w:tentative="1">
+      <w:start w:val="1"/>
+      <w:numFmt w:val="lowerRoman"/>
+      <w:lvlText w:val="%9."/>
+      <w:lvlJc w:val="right"/>
+      <w:pPr>
+        <w:ind w:left="6480" w:hanging="180"/>
+      </w:pPr>
+    </w:lvl>
+  </w:abstractNum>
+  <w:abstractNum w:abstractNumId="30" w15:restartNumberingAfterBreak="0">
+    <w:nsid w:val="6BA867A7"/>
+    <w:multiLevelType w:val="multilevel"/>
+    <w:tmpl w:val="96A0022E"/>
+    <w:lvl w:ilvl="0">
+      <w:start w:val="1"/>
+      <w:numFmt w:val="decimal"/>
+      <w:lvlText w:val="%1."/>
+      <w:lvlJc w:val="left"/>
+      <w:pPr>
+        <w:tabs>
+          <w:tab w:val="num" w:pos="720"/>
+        </w:tabs>
+        <w:ind w:left="720" w:hanging="360"/>
+      </w:pPr>
+    </w:lvl>
+    <w:lvl w:ilvl="1" w:tentative="1">
+      <w:start w:val="1"/>
+      <w:numFmt w:val="decimal"/>
+      <w:lvlText w:val="%2."/>
+      <w:lvlJc w:val="left"/>
+      <w:pPr>
+        <w:tabs>
+          <w:tab w:val="num" w:pos="1440"/>
+        </w:tabs>
+        <w:ind w:left="1440" w:hanging="360"/>
+      </w:pPr>
+    </w:lvl>
+    <w:lvl w:ilvl="2" w:tentative="1">
+      <w:start w:val="1"/>
+      <w:numFmt w:val="decimal"/>
+      <w:lvlText w:val="%3."/>
+      <w:lvlJc w:val="left"/>
+      <w:pPr>
+        <w:tabs>
+          <w:tab w:val="num" w:pos="2160"/>
+        </w:tabs>
+        <w:ind w:left="2160" w:hanging="360"/>
+      </w:pPr>
+    </w:lvl>
+    <w:lvl w:ilvl="3" w:tentative="1">
+      <w:start w:val="1"/>
+      <w:numFmt w:val="decimal"/>
+      <w:lvlText w:val="%4."/>
+      <w:lvlJc w:val="left"/>
+      <w:pPr>
+        <w:tabs>
+          <w:tab w:val="num" w:pos="2880"/>
+        </w:tabs>
+        <w:ind w:left="2880" w:hanging="360"/>
+      </w:pPr>
+    </w:lvl>
+    <w:lvl w:ilvl="4" w:tentative="1">
+      <w:start w:val="1"/>
+      <w:numFmt w:val="decimal"/>
+      <w:lvlText w:val="%5."/>
+      <w:lvlJc w:val="left"/>
+      <w:pPr>
+        <w:tabs>
+          <w:tab w:val="num" w:pos="3600"/>
+        </w:tabs>
+        <w:ind w:left="3600" w:hanging="360"/>
+      </w:pPr>
+    </w:lvl>
+    <w:lvl w:ilvl="5" w:tentative="1">
+      <w:start w:val="1"/>
+      <w:numFmt w:val="decimal"/>
+      <w:lvlText w:val="%6."/>
+      <w:lvlJc w:val="left"/>
+      <w:pPr>
+        <w:tabs>
+          <w:tab w:val="num" w:pos="4320"/>
+        </w:tabs>
+        <w:ind w:left="4320" w:hanging="360"/>
+      </w:pPr>
+    </w:lvl>
+    <w:lvl w:ilvl="6" w:tentative="1">
+      <w:start w:val="1"/>
+      <w:numFmt w:val="decimal"/>
+      <w:lvlText w:val="%7."/>
+      <w:lvlJc w:val="left"/>
+      <w:pPr>
+        <w:tabs>
+          <w:tab w:val="num" w:pos="5040"/>
+        </w:tabs>
+        <w:ind w:left="5040" w:hanging="360"/>
+      </w:pPr>
+    </w:lvl>
+    <w:lvl w:ilvl="7" w:tentative="1">
+      <w:start w:val="1"/>
+      <w:numFmt w:val="decimal"/>
+      <w:lvlText w:val="%8."/>
+      <w:lvlJc w:val="left"/>
+      <w:pPr>
+        <w:tabs>
+          <w:tab w:val="num" w:pos="5760"/>
+        </w:tabs>
+        <w:ind w:left="5760" w:hanging="360"/>
+      </w:pPr>
+    </w:lvl>
+    <w:lvl w:ilvl="8" w:tentative="1">
+      <w:start w:val="1"/>
+      <w:numFmt w:val="decimal"/>
+      <w:lvlText w:val="%9."/>
+      <w:lvlJc w:val="left"/>
+      <w:pPr>
+        <w:tabs>
+          <w:tab w:val="num" w:pos="6480"/>
+        </w:tabs>
+        <w:ind w:left="6480" w:hanging="360"/>
+      </w:pPr>
+    </w:lvl>
+  </w:abstractNum>
+  <w:abstractNum w:abstractNumId="31" w15:restartNumberingAfterBreak="0">
+    <w:nsid w:val="6BB540DE"/>
+    <w:multiLevelType w:val="hybridMultilevel"/>
+    <w:tmpl w:val="3B268E70"/>
+    <w:lvl w:ilvl="0" w:tplc="0F1AAC24">
+      <w:start w:val="1"/>
+      <w:numFmt w:val="decimal"/>
+      <w:lvlText w:val="7.α.%1."/>
+      <w:lvlJc w:val="left"/>
+      <w:pPr>
+        <w:ind w:left="720" w:hanging="360"/>
+      </w:pPr>
+      <w:rPr>
+        <w:rFonts w:hint="default"/>
+      </w:rPr>
+    </w:lvl>
+    <w:lvl w:ilvl="1" w:tplc="FFFFFFFF" w:tentative="1">
+      <w:start w:val="1"/>
+      <w:numFmt w:val="lowerLetter"/>
+      <w:lvlText w:val="%2."/>
+      <w:lvlJc w:val="left"/>
+      <w:pPr>
+        <w:ind w:left="1440" w:hanging="360"/>
+      </w:pPr>
+    </w:lvl>
+    <w:lvl w:ilvl="2" w:tplc="FFFFFFFF" w:tentative="1">
+      <w:start w:val="1"/>
+      <w:numFmt w:val="lowerRoman"/>
+      <w:lvlText w:val="%3."/>
+      <w:lvlJc w:val="right"/>
+      <w:pPr>
+        <w:ind w:left="2160" w:hanging="180"/>
+      </w:pPr>
+    </w:lvl>
+    <w:lvl w:ilvl="3" w:tplc="FFFFFFFF" w:tentative="1">
+      <w:start w:val="1"/>
+      <w:numFmt w:val="decimal"/>
+      <w:lvlText w:val="%4."/>
+      <w:lvlJc w:val="left"/>
+      <w:pPr>
+        <w:ind w:left="2880" w:hanging="360"/>
+      </w:pPr>
+    </w:lvl>
+    <w:lvl w:ilvl="4" w:tplc="FFFFFFFF" w:tentative="1">
+      <w:start w:val="1"/>
+      <w:numFmt w:val="lowerLetter"/>
+      <w:lvlText w:val="%5."/>
+      <w:lvlJc w:val="left"/>
+      <w:pPr>
+        <w:ind w:left="3600" w:hanging="360"/>
+      </w:pPr>
+    </w:lvl>
+    <w:lvl w:ilvl="5" w:tplc="FFFFFFFF" w:tentative="1">
+      <w:start w:val="1"/>
+      <w:numFmt w:val="lowerRoman"/>
+      <w:lvlText w:val="%6."/>
+      <w:lvlJc w:val="right"/>
+      <w:pPr>
+        <w:ind w:left="4320" w:hanging="180"/>
+      </w:pPr>
+    </w:lvl>
+    <w:lvl w:ilvl="6" w:tplc="FFFFFFFF" w:tentative="1">
+      <w:start w:val="1"/>
+      <w:numFmt w:val="decimal"/>
+      <w:lvlText w:val="%7."/>
+      <w:lvlJc w:val="left"/>
+      <w:pPr>
+        <w:ind w:left="5040" w:hanging="360"/>
+      </w:pPr>
+    </w:lvl>
+    <w:lvl w:ilvl="7" w:tplc="FFFFFFFF" w:tentative="1">
+      <w:start w:val="1"/>
+      <w:numFmt w:val="lowerLetter"/>
+      <w:lvlText w:val="%8."/>
+      <w:lvlJc w:val="left"/>
+      <w:pPr>
+        <w:ind w:left="5760" w:hanging="360"/>
+      </w:pPr>
+    </w:lvl>
+    <w:lvl w:ilvl="8" w:tplc="FFFFFFFF" w:tentative="1">
+      <w:start w:val="1"/>
+      <w:numFmt w:val="lowerRoman"/>
+      <w:lvlText w:val="%9."/>
+      <w:lvlJc w:val="right"/>
+      <w:pPr>
+        <w:ind w:left="6480" w:hanging="180"/>
+      </w:pPr>
+    </w:lvl>
+  </w:abstractNum>
+  <w:abstractNum w:abstractNumId="32" w15:restartNumberingAfterBreak="0">
+    <w:nsid w:val="6C1C337B"/>
+    <w:multiLevelType w:val="hybridMultilevel"/>
+    <w:tmpl w:val="48125F14"/>
+    <w:lvl w:ilvl="0" w:tplc="B060CCF6">
+      <w:start w:val="1"/>
+      <w:numFmt w:val="decimal"/>
+      <w:lvlText w:val="(6.α.3).α.%1."/>
+      <w:lvlJc w:val="left"/>
+      <w:pPr>
+        <w:ind w:left="360" w:hanging="360"/>
+      </w:pPr>
+      <w:rPr>
+        <w:rFonts w:hint="default"/>
+      </w:rPr>
+    </w:lvl>
+    <w:lvl w:ilvl="1" w:tplc="FFFFFFFF" w:tentative="1">
+      <w:start w:val="1"/>
+      <w:numFmt w:val="lowerLetter"/>
+      <w:lvlText w:val="%2."/>
+      <w:lvlJc w:val="left"/>
+      <w:pPr>
+        <w:ind w:left="1080" w:hanging="360"/>
+      </w:pPr>
+    </w:lvl>
+    <w:lvl w:ilvl="2" w:tplc="FFFFFFFF" w:tentative="1">
+      <w:start w:val="1"/>
+      <w:numFmt w:val="lowerRoman"/>
+      <w:lvlText w:val="%3."/>
+      <w:lvlJc w:val="right"/>
+      <w:pPr>
+        <w:ind w:left="1800" w:hanging="180"/>
+      </w:pPr>
+    </w:lvl>
+    <w:lvl w:ilvl="3" w:tplc="FFFFFFFF" w:tentative="1">
+      <w:start w:val="1"/>
+      <w:numFmt w:val="decimal"/>
+      <w:lvlText w:val="%4."/>
+      <w:lvlJc w:val="left"/>
+      <w:pPr>
+        <w:ind w:left="2520" w:hanging="360"/>
+      </w:pPr>
+    </w:lvl>
+    <w:lvl w:ilvl="4" w:tplc="FFFFFFFF" w:tentative="1">
+      <w:start w:val="1"/>
+      <w:numFmt w:val="lowerLetter"/>
+      <w:lvlText w:val="%5."/>
+      <w:lvlJc w:val="left"/>
+      <w:pPr>
+        <w:ind w:left="3240" w:hanging="360"/>
+      </w:pPr>
+    </w:lvl>
+    <w:lvl w:ilvl="5" w:tplc="FFFFFFFF" w:tentative="1">
+      <w:start w:val="1"/>
+      <w:numFmt w:val="lowerRoman"/>
+      <w:lvlText w:val="%6."/>
+      <w:lvlJc w:val="right"/>
+      <w:pPr>
+        <w:ind w:left="3960" w:hanging="180"/>
+      </w:pPr>
+    </w:lvl>
+    <w:lvl w:ilvl="6" w:tplc="FFFFFFFF" w:tentative="1">
+      <w:start w:val="1"/>
+      <w:numFmt w:val="decimal"/>
+      <w:lvlText w:val="%7."/>
+      <w:lvlJc w:val="left"/>
+      <w:pPr>
+        <w:ind w:left="4680" w:hanging="360"/>
+      </w:pPr>
+    </w:lvl>
+    <w:lvl w:ilvl="7" w:tplc="FFFFFFFF" w:tentative="1">
+      <w:start w:val="1"/>
+      <w:numFmt w:val="lowerLetter"/>
+      <w:lvlText w:val="%8."/>
+      <w:lvlJc w:val="left"/>
+      <w:pPr>
+        <w:ind w:left="5400" w:hanging="360"/>
+      </w:pPr>
+    </w:lvl>
+    <w:lvl w:ilvl="8" w:tplc="FFFFFFFF" w:tentative="1">
+      <w:start w:val="1"/>
+      <w:numFmt w:val="lowerRoman"/>
+      <w:lvlText w:val="%9."/>
+      <w:lvlJc w:val="right"/>
+      <w:pPr>
+        <w:ind w:left="6120" w:hanging="180"/>
+      </w:pPr>
+    </w:lvl>
+  </w:abstractNum>
+  <w:abstractNum w:abstractNumId="33" w15:restartNumberingAfterBreak="0">
+    <w:nsid w:val="6CD91A0E"/>
+    <w:multiLevelType w:val="hybridMultilevel"/>
+    <w:tmpl w:val="680858CE"/>
+    <w:lvl w:ilvl="0" w:tplc="3FB8C8AC">
+      <w:start w:val="1"/>
+      <w:numFmt w:val="decimal"/>
+      <w:lvlText w:val="6.α.%1."/>
+      <w:lvlJc w:val="left"/>
+      <w:pPr>
+        <w:ind w:left="360" w:hanging="360"/>
+      </w:pPr>
+      <w:rPr>
+        <w:rFonts w:hint="default"/>
+      </w:rPr>
+    </w:lvl>
+    <w:lvl w:ilvl="1" w:tplc="04080019" w:tentative="1">
+      <w:start w:val="1"/>
+      <w:numFmt w:val="lowerLetter"/>
+      <w:lvlText w:val="%2."/>
+      <w:lvlJc w:val="left"/>
+      <w:pPr>
+        <w:ind w:left="1080" w:hanging="360"/>
+      </w:pPr>
+    </w:lvl>
+    <w:lvl w:ilvl="2" w:tplc="0408001B" w:tentative="1">
+      <w:start w:val="1"/>
+      <w:numFmt w:val="lowerRoman"/>
+      <w:lvlText w:val="%3."/>
+      <w:lvlJc w:val="right"/>
+      <w:pPr>
+        <w:ind w:left="1800" w:hanging="180"/>
+      </w:pPr>
+    </w:lvl>
+    <w:lvl w:ilvl="3" w:tplc="0408000F" w:tentative="1">
+      <w:start w:val="1"/>
+      <w:numFmt w:val="decimal"/>
+      <w:lvlText w:val="%4."/>
+      <w:lvlJc w:val="left"/>
+      <w:pPr>
+        <w:ind w:left="2520" w:hanging="360"/>
+      </w:pPr>
+    </w:lvl>
+    <w:lvl w:ilvl="4" w:tplc="04080019" w:tentative="1">
+      <w:start w:val="1"/>
+      <w:numFmt w:val="lowerLetter"/>
+      <w:lvlText w:val="%5."/>
+      <w:lvlJc w:val="left"/>
+      <w:pPr>
+        <w:ind w:left="3240" w:hanging="360"/>
+      </w:pPr>
+    </w:lvl>
+    <w:lvl w:ilvl="5" w:tplc="0408001B" w:tentative="1">
+      <w:start w:val="1"/>
+      <w:numFmt w:val="lowerRoman"/>
+      <w:lvlText w:val="%6."/>
+      <w:lvlJc w:val="right"/>
+      <w:pPr>
+        <w:ind w:left="3960" w:hanging="180"/>
+      </w:pPr>
+    </w:lvl>
+    <w:lvl w:ilvl="6" w:tplc="0408000F" w:tentative="1">
+      <w:start w:val="1"/>
+      <w:numFmt w:val="decimal"/>
+      <w:lvlText w:val="%7."/>
+      <w:lvlJc w:val="left"/>
+      <w:pPr>
+        <w:ind w:left="4680" w:hanging="360"/>
+      </w:pPr>
+    </w:lvl>
+    <w:lvl w:ilvl="7" w:tplc="04080019" w:tentative="1">
+      <w:start w:val="1"/>
+      <w:numFmt w:val="lowerLetter"/>
+      <w:lvlText w:val="%8."/>
+      <w:lvlJc w:val="left"/>
+      <w:pPr>
+        <w:ind w:left="5400" w:hanging="360"/>
+      </w:pPr>
+    </w:lvl>
+    <w:lvl w:ilvl="8" w:tplc="0408001B" w:tentative="1">
+      <w:start w:val="1"/>
+      <w:numFmt w:val="lowerRoman"/>
+      <w:lvlText w:val="%9."/>
+      <w:lvlJc w:val="right"/>
+      <w:pPr>
+        <w:ind w:left="6120" w:hanging="180"/>
+      </w:pPr>
+    </w:lvl>
+  </w:abstractNum>
+  <w:abstractNum w:abstractNumId="34" w15:restartNumberingAfterBreak="0">
+    <w:nsid w:val="6D4E2979"/>
+    <w:multiLevelType w:val="hybridMultilevel"/>
+    <w:tmpl w:val="F2647C0A"/>
+    <w:lvl w:ilvl="0" w:tplc="7D1CF932">
+      <w:start w:val="1"/>
+      <w:numFmt w:val="decimal"/>
+      <w:lvlText w:val="9.α.%1."/>
+      <w:lvlJc w:val="left"/>
+      <w:pPr>
+        <w:ind w:left="360" w:hanging="360"/>
+      </w:pPr>
+      <w:rPr>
+        <w:rFonts w:hint="default"/>
+      </w:rPr>
+    </w:lvl>
+    <w:lvl w:ilvl="1" w:tplc="04080019" w:tentative="1">
+      <w:start w:val="1"/>
+      <w:numFmt w:val="lowerLetter"/>
+      <w:lvlText w:val="%2."/>
+      <w:lvlJc w:val="left"/>
+      <w:pPr>
+        <w:ind w:left="1080" w:hanging="360"/>
+      </w:pPr>
+    </w:lvl>
+    <w:lvl w:ilvl="2" w:tplc="0408001B" w:tentative="1">
+      <w:start w:val="1"/>
+      <w:numFmt w:val="lowerRoman"/>
+      <w:lvlText w:val="%3."/>
+      <w:lvlJc w:val="right"/>
+      <w:pPr>
+        <w:ind w:left="1800" w:hanging="180"/>
+      </w:pPr>
+    </w:lvl>
+    <w:lvl w:ilvl="3" w:tplc="0408000F" w:tentative="1">
+      <w:start w:val="1"/>
+      <w:numFmt w:val="decimal"/>
+      <w:lvlText w:val="%4."/>
+      <w:lvlJc w:val="left"/>
+      <w:pPr>
+        <w:ind w:left="2520" w:hanging="360"/>
+      </w:pPr>
+    </w:lvl>
+    <w:lvl w:ilvl="4" w:tplc="04080019" w:tentative="1">
+      <w:start w:val="1"/>
+      <w:numFmt w:val="lowerLetter"/>
+      <w:lvlText w:val="%5."/>
+      <w:lvlJc w:val="left"/>
+      <w:pPr>
+        <w:ind w:left="3240" w:hanging="360"/>
+      </w:pPr>
+    </w:lvl>
+    <w:lvl w:ilvl="5" w:tplc="0408001B" w:tentative="1">
+      <w:start w:val="1"/>
+      <w:numFmt w:val="lowerRoman"/>
+      <w:lvlText w:val="%6."/>
+      <w:lvlJc w:val="right"/>
+      <w:pPr>
+        <w:ind w:left="3960" w:hanging="180"/>
+      </w:pPr>
+    </w:lvl>
+    <w:lvl w:ilvl="6" w:tplc="0408000F" w:tentative="1">
+      <w:start w:val="1"/>
+      <w:numFmt w:val="decimal"/>
+      <w:lvlText w:val="%7."/>
+      <w:lvlJc w:val="left"/>
+      <w:pPr>
+        <w:ind w:left="4680" w:hanging="360"/>
+      </w:pPr>
+    </w:lvl>
+    <w:lvl w:ilvl="7" w:tplc="04080019" w:tentative="1">
+      <w:start w:val="1"/>
+      <w:numFmt w:val="lowerLetter"/>
+      <w:lvlText w:val="%8."/>
+      <w:lvlJc w:val="left"/>
+      <w:pPr>
+        <w:ind w:left="5400" w:hanging="360"/>
+      </w:pPr>
+    </w:lvl>
+    <w:lvl w:ilvl="8" w:tplc="0408001B" w:tentative="1">
+      <w:start w:val="1"/>
+      <w:numFmt w:val="lowerRoman"/>
+      <w:lvlText w:val="%9."/>
+      <w:lvlJc w:val="right"/>
+      <w:pPr>
+        <w:ind w:left="6120" w:hanging="180"/>
+      </w:pPr>
+    </w:lvl>
+  </w:abstractNum>
+  <w:abstractNum w:abstractNumId="35" w15:restartNumberingAfterBreak="0">
+    <w:nsid w:val="70AD7A4E"/>
+    <w:multiLevelType w:val="hybridMultilevel"/>
+    <w:tmpl w:val="AAF4EC0A"/>
+    <w:lvl w:ilvl="0" w:tplc="0408000F">
+      <w:start w:val="1"/>
+      <w:numFmt w:val="decimal"/>
+      <w:lvlText w:val="%1."/>
+      <w:lvlJc w:val="left"/>
+      <w:pPr>
+        <w:ind w:left="1080" w:hanging="360"/>
+      </w:pPr>
+    </w:lvl>
+    <w:lvl w:ilvl="1" w:tplc="04080019" w:tentative="1">
+      <w:start w:val="1"/>
+      <w:numFmt w:val="lowerLetter"/>
+      <w:lvlText w:val="%2."/>
+      <w:lvlJc w:val="left"/>
+      <w:pPr>
+        <w:ind w:left="1800" w:hanging="360"/>
+      </w:pPr>
+    </w:lvl>
+    <w:lvl w:ilvl="2" w:tplc="0408001B" w:tentative="1">
+      <w:start w:val="1"/>
+      <w:numFmt w:val="lowerRoman"/>
+      <w:lvlText w:val="%3."/>
+      <w:lvlJc w:val="right"/>
+      <w:pPr>
+        <w:ind w:left="2520" w:hanging="180"/>
+      </w:pPr>
+    </w:lvl>
+    <w:lvl w:ilvl="3" w:tplc="0408000F" w:tentative="1">
+      <w:start w:val="1"/>
+      <w:numFmt w:val="decimal"/>
+      <w:lvlText w:val="%4."/>
+      <w:lvlJc w:val="left"/>
+      <w:pPr>
+        <w:ind w:left="3240" w:hanging="360"/>
+      </w:pPr>
+    </w:lvl>
+    <w:lvl w:ilvl="4" w:tplc="04080019" w:tentative="1">
+      <w:start w:val="1"/>
+      <w:numFmt w:val="lowerLetter"/>
+      <w:lvlText w:val="%5."/>
+      <w:lvlJc w:val="left"/>
+      <w:pPr>
+        <w:ind w:left="3960" w:hanging="360"/>
+      </w:pPr>
+    </w:lvl>
+    <w:lvl w:ilvl="5" w:tplc="0408001B" w:tentative="1">
+      <w:start w:val="1"/>
+      <w:numFmt w:val="lowerRoman"/>
+      <w:lvlText w:val="%6."/>
+      <w:lvlJc w:val="right"/>
+      <w:pPr>
+        <w:ind w:left="4680" w:hanging="180"/>
+      </w:pPr>
+    </w:lvl>
+    <w:lvl w:ilvl="6" w:tplc="0408000F" w:tentative="1">
+      <w:start w:val="1"/>
+      <w:numFmt w:val="decimal"/>
+      <w:lvlText w:val="%7."/>
+      <w:lvlJc w:val="left"/>
+      <w:pPr>
+        <w:ind w:left="5400" w:hanging="360"/>
+      </w:pPr>
+    </w:lvl>
+    <w:lvl w:ilvl="7" w:tplc="04080019" w:tentative="1">
+      <w:start w:val="1"/>
+      <w:numFmt w:val="lowerLetter"/>
+      <w:lvlText w:val="%8."/>
+      <w:lvlJc w:val="left"/>
+      <w:pPr>
+        <w:ind w:left="6120" w:hanging="360"/>
+      </w:pPr>
+    </w:lvl>
+    <w:lvl w:ilvl="8" w:tplc="0408001B" w:tentative="1">
+      <w:start w:val="1"/>
+      <w:numFmt w:val="lowerRoman"/>
+      <w:lvlText w:val="%9."/>
+      <w:lvlJc w:val="right"/>
+      <w:pPr>
+        <w:ind w:left="6840" w:hanging="180"/>
+      </w:pPr>
+    </w:lvl>
+  </w:abstractNum>
+  <w:abstractNum w:abstractNumId="36" w15:restartNumberingAfterBreak="0">
+    <w:nsid w:val="70F6645C"/>
+    <w:multiLevelType w:val="hybridMultilevel"/>
+    <w:tmpl w:val="DC0A0F86"/>
+    <w:lvl w:ilvl="0" w:tplc="B54A6152">
+      <w:start w:val="1"/>
+      <w:numFmt w:val="decimal"/>
+      <w:lvlText w:val="(2.β.3).α.%1."/>
+      <w:lvlJc w:val="left"/>
+      <w:pPr>
+        <w:ind w:left="360" w:hanging="360"/>
+      </w:pPr>
+      <w:rPr>
+        <w:rFonts w:hint="default"/>
+      </w:rPr>
+    </w:lvl>
+    <w:lvl w:ilvl="1" w:tplc="04080019" w:tentative="1">
+      <w:start w:val="1"/>
+      <w:numFmt w:val="lowerLetter"/>
+      <w:lvlText w:val="%2."/>
+      <w:lvlJc w:val="left"/>
+      <w:pPr>
+        <w:ind w:left="1080" w:hanging="360"/>
+      </w:pPr>
+    </w:lvl>
+    <w:lvl w:ilvl="2" w:tplc="0408001B" w:tentative="1">
+      <w:start w:val="1"/>
+      <w:numFmt w:val="lowerRoman"/>
+      <w:lvlText w:val="%3."/>
+      <w:lvlJc w:val="right"/>
+      <w:pPr>
+        <w:ind w:left="1800" w:hanging="180"/>
+      </w:pPr>
+    </w:lvl>
+    <w:lvl w:ilvl="3" w:tplc="0408000F" w:tentative="1">
+      <w:start w:val="1"/>
+      <w:numFmt w:val="decimal"/>
+      <w:lvlText w:val="%4."/>
+      <w:lvlJc w:val="left"/>
+      <w:pPr>
+        <w:ind w:left="2520" w:hanging="360"/>
+      </w:pPr>
+    </w:lvl>
+    <w:lvl w:ilvl="4" w:tplc="04080019" w:tentative="1">
+      <w:start w:val="1"/>
+      <w:numFmt w:val="lowerLetter"/>
+      <w:lvlText w:val="%5."/>
+      <w:lvlJc w:val="left"/>
+      <w:pPr>
+        <w:ind w:left="3240" w:hanging="360"/>
+      </w:pPr>
+    </w:lvl>
+    <w:lvl w:ilvl="5" w:tplc="0408001B" w:tentative="1">
+      <w:start w:val="1"/>
+      <w:numFmt w:val="lowerRoman"/>
+      <w:lvlText w:val="%6."/>
+      <w:lvlJc w:val="right"/>
+      <w:pPr>
+        <w:ind w:left="3960" w:hanging="180"/>
+      </w:pPr>
+    </w:lvl>
+    <w:lvl w:ilvl="6" w:tplc="0408000F" w:tentative="1">
+      <w:start w:val="1"/>
+      <w:numFmt w:val="decimal"/>
+      <w:lvlText w:val="%7."/>
+      <w:lvlJc w:val="left"/>
+      <w:pPr>
+        <w:ind w:left="4680" w:hanging="360"/>
+      </w:pPr>
+    </w:lvl>
+    <w:lvl w:ilvl="7" w:tplc="04080019" w:tentative="1">
+      <w:start w:val="1"/>
+      <w:numFmt w:val="lowerLetter"/>
+      <w:lvlText w:val="%8."/>
+      <w:lvlJc w:val="left"/>
+      <w:pPr>
+        <w:ind w:left="5400" w:hanging="360"/>
+      </w:pPr>
+    </w:lvl>
+    <w:lvl w:ilvl="8" w:tplc="0408001B" w:tentative="1">
+      <w:start w:val="1"/>
+      <w:numFmt w:val="lowerRoman"/>
+      <w:lvlText w:val="%9."/>
+      <w:lvlJc w:val="right"/>
+      <w:pPr>
+        <w:ind w:left="6120" w:hanging="180"/>
+      </w:pPr>
+    </w:lvl>
+  </w:abstractNum>
+  <w:abstractNum w:abstractNumId="37" w15:restartNumberingAfterBreak="0">
+    <w:nsid w:val="711210CD"/>
+    <w:multiLevelType w:val="hybridMultilevel"/>
+    <w:tmpl w:val="D54681A0"/>
+    <w:lvl w:ilvl="0" w:tplc="9FBA4E00">
+      <w:start w:val="1"/>
+      <w:numFmt w:val="decimal"/>
+      <w:lvlText w:val="(2.α.3).α.%1."/>
       <w:lvlJc w:val="left"/>
       <w:pPr>
         <w:ind w:left="643" w:hanging="360"/>
@@ -9044,16 +8930,283 @@
         <w:bCs w:val="0"/>
       </w:rPr>
     </w:lvl>
+    <w:lvl w:ilvl="1" w:tplc="04080019" w:tentative="1">
+      <w:start w:val="1"/>
+      <w:numFmt w:val="lowerLetter"/>
+      <w:lvlText w:val="%2."/>
+      <w:lvlJc w:val="left"/>
+      <w:pPr>
+        <w:ind w:left="1440" w:hanging="360"/>
+      </w:pPr>
+    </w:lvl>
+    <w:lvl w:ilvl="2" w:tplc="0408001B" w:tentative="1">
+      <w:start w:val="1"/>
+      <w:numFmt w:val="lowerRoman"/>
+      <w:lvlText w:val="%3."/>
+      <w:lvlJc w:val="right"/>
+      <w:pPr>
+        <w:ind w:left="2160" w:hanging="180"/>
+      </w:pPr>
+    </w:lvl>
+    <w:lvl w:ilvl="3" w:tplc="0408000F" w:tentative="1">
+      <w:start w:val="1"/>
+      <w:numFmt w:val="decimal"/>
+      <w:lvlText w:val="%4."/>
+      <w:lvlJc w:val="left"/>
+      <w:pPr>
+        <w:ind w:left="2880" w:hanging="360"/>
+      </w:pPr>
+    </w:lvl>
+    <w:lvl w:ilvl="4" w:tplc="04080019" w:tentative="1">
+      <w:start w:val="1"/>
+      <w:numFmt w:val="lowerLetter"/>
+      <w:lvlText w:val="%5."/>
+      <w:lvlJc w:val="left"/>
+      <w:pPr>
+        <w:ind w:left="3600" w:hanging="360"/>
+      </w:pPr>
+    </w:lvl>
+    <w:lvl w:ilvl="5" w:tplc="0408001B" w:tentative="1">
+      <w:start w:val="1"/>
+      <w:numFmt w:val="lowerRoman"/>
+      <w:lvlText w:val="%6."/>
+      <w:lvlJc w:val="right"/>
+      <w:pPr>
+        <w:ind w:left="4320" w:hanging="180"/>
+      </w:pPr>
+    </w:lvl>
+    <w:lvl w:ilvl="6" w:tplc="0408000F" w:tentative="1">
+      <w:start w:val="1"/>
+      <w:numFmt w:val="decimal"/>
+      <w:lvlText w:val="%7."/>
+      <w:lvlJc w:val="left"/>
+      <w:pPr>
+        <w:ind w:left="5040" w:hanging="360"/>
+      </w:pPr>
+    </w:lvl>
+    <w:lvl w:ilvl="7" w:tplc="04080019" w:tentative="1">
+      <w:start w:val="1"/>
+      <w:numFmt w:val="lowerLetter"/>
+      <w:lvlText w:val="%8."/>
+      <w:lvlJc w:val="left"/>
+      <w:pPr>
+        <w:ind w:left="5760" w:hanging="360"/>
+      </w:pPr>
+    </w:lvl>
+    <w:lvl w:ilvl="8" w:tplc="0408001B" w:tentative="1">
+      <w:start w:val="1"/>
+      <w:numFmt w:val="lowerRoman"/>
+      <w:lvlText w:val="%9."/>
+      <w:lvlJc w:val="right"/>
+      <w:pPr>
+        <w:ind w:left="6480" w:hanging="180"/>
+      </w:pPr>
+    </w:lvl>
+  </w:abstractNum>
+  <w:abstractNum w:abstractNumId="38" w15:restartNumberingAfterBreak="0">
+    <w:nsid w:val="72DC3279"/>
+    <w:multiLevelType w:val="hybridMultilevel"/>
+    <w:tmpl w:val="34867C6A"/>
+    <w:lvl w:ilvl="0" w:tplc="18B08CF2">
+      <w:start w:val="1"/>
+      <w:numFmt w:val="decimal"/>
+      <w:lvlText w:val="6.α.%1."/>
+      <w:lvlJc w:val="left"/>
+      <w:pPr>
+        <w:ind w:left="360" w:hanging="360"/>
+      </w:pPr>
+      <w:rPr>
+        <w:rFonts w:hint="default"/>
+      </w:rPr>
+    </w:lvl>
     <w:lvl w:ilvl="1" w:tplc="FFFFFFFF" w:tentative="1">
       <w:start w:val="1"/>
       <w:numFmt w:val="lowerLetter"/>
       <w:lvlText w:val="%2."/>
       <w:lvlJc w:val="left"/>
       <w:pPr>
+        <w:ind w:left="1080" w:hanging="360"/>
+      </w:pPr>
+    </w:lvl>
+    <w:lvl w:ilvl="2" w:tplc="FFFFFFFF" w:tentative="1">
+      <w:start w:val="1"/>
+      <w:numFmt w:val="lowerRoman"/>
+      <w:lvlText w:val="%3."/>
+      <w:lvlJc w:val="right"/>
+      <w:pPr>
+        <w:ind w:left="1800" w:hanging="180"/>
+      </w:pPr>
+    </w:lvl>
+    <w:lvl w:ilvl="3" w:tplc="FFFFFFFF" w:tentative="1">
+      <w:start w:val="1"/>
+      <w:numFmt w:val="decimal"/>
+      <w:lvlText w:val="%4."/>
+      <w:lvlJc w:val="left"/>
+      <w:pPr>
+        <w:ind w:left="2520" w:hanging="360"/>
+      </w:pPr>
+    </w:lvl>
+    <w:lvl w:ilvl="4" w:tplc="FFFFFFFF" w:tentative="1">
+      <w:start w:val="1"/>
+      <w:numFmt w:val="lowerLetter"/>
+      <w:lvlText w:val="%5."/>
+      <w:lvlJc w:val="left"/>
+      <w:pPr>
+        <w:ind w:left="3240" w:hanging="360"/>
+      </w:pPr>
+    </w:lvl>
+    <w:lvl w:ilvl="5" w:tplc="FFFFFFFF" w:tentative="1">
+      <w:start w:val="1"/>
+      <w:numFmt w:val="lowerRoman"/>
+      <w:lvlText w:val="%6."/>
+      <w:lvlJc w:val="right"/>
+      <w:pPr>
+        <w:ind w:left="3960" w:hanging="180"/>
+      </w:pPr>
+    </w:lvl>
+    <w:lvl w:ilvl="6" w:tplc="FFFFFFFF" w:tentative="1">
+      <w:start w:val="1"/>
+      <w:numFmt w:val="decimal"/>
+      <w:lvlText w:val="%7."/>
+      <w:lvlJc w:val="left"/>
+      <w:pPr>
+        <w:ind w:left="4680" w:hanging="360"/>
+      </w:pPr>
+    </w:lvl>
+    <w:lvl w:ilvl="7" w:tplc="FFFFFFFF" w:tentative="1">
+      <w:start w:val="1"/>
+      <w:numFmt w:val="lowerLetter"/>
+      <w:lvlText w:val="%8."/>
+      <w:lvlJc w:val="left"/>
+      <w:pPr>
+        <w:ind w:left="5400" w:hanging="360"/>
+      </w:pPr>
+    </w:lvl>
+    <w:lvl w:ilvl="8" w:tplc="FFFFFFFF" w:tentative="1">
+      <w:start w:val="1"/>
+      <w:numFmt w:val="lowerRoman"/>
+      <w:lvlText w:val="%9."/>
+      <w:lvlJc w:val="right"/>
+      <w:pPr>
+        <w:ind w:left="6120" w:hanging="180"/>
+      </w:pPr>
+    </w:lvl>
+  </w:abstractNum>
+  <w:abstractNum w:abstractNumId="39" w15:restartNumberingAfterBreak="0">
+    <w:nsid w:val="732F19CE"/>
+    <w:multiLevelType w:val="hybridMultilevel"/>
+    <w:tmpl w:val="7CDA4B66"/>
+    <w:lvl w:ilvl="0" w:tplc="8CA40DC6">
+      <w:start w:val="1"/>
+      <w:numFmt w:val="decimal"/>
+      <w:lvlText w:val="6.α.%1."/>
+      <w:lvlJc w:val="left"/>
+      <w:pPr>
+        <w:ind w:left="360" w:hanging="360"/>
+      </w:pPr>
+      <w:rPr>
+        <w:rFonts w:hint="default"/>
+      </w:rPr>
+    </w:lvl>
+    <w:lvl w:ilvl="1" w:tplc="04080019" w:tentative="1">
+      <w:start w:val="1"/>
+      <w:numFmt w:val="lowerLetter"/>
+      <w:lvlText w:val="%2."/>
+      <w:lvlJc w:val="left"/>
+      <w:pPr>
+        <w:ind w:left="1080" w:hanging="360"/>
+      </w:pPr>
+    </w:lvl>
+    <w:lvl w:ilvl="2" w:tplc="0408001B" w:tentative="1">
+      <w:start w:val="1"/>
+      <w:numFmt w:val="lowerRoman"/>
+      <w:lvlText w:val="%3."/>
+      <w:lvlJc w:val="right"/>
+      <w:pPr>
+        <w:ind w:left="1800" w:hanging="180"/>
+      </w:pPr>
+    </w:lvl>
+    <w:lvl w:ilvl="3" w:tplc="0408000F" w:tentative="1">
+      <w:start w:val="1"/>
+      <w:numFmt w:val="decimal"/>
+      <w:lvlText w:val="%4."/>
+      <w:lvlJc w:val="left"/>
+      <w:pPr>
+        <w:ind w:left="2520" w:hanging="360"/>
+      </w:pPr>
+    </w:lvl>
+    <w:lvl w:ilvl="4" w:tplc="04080019" w:tentative="1">
+      <w:start w:val="1"/>
+      <w:numFmt w:val="lowerLetter"/>
+      <w:lvlText w:val="%5."/>
+      <w:lvlJc w:val="left"/>
+      <w:pPr>
+        <w:ind w:left="3240" w:hanging="360"/>
+      </w:pPr>
+    </w:lvl>
+    <w:lvl w:ilvl="5" w:tplc="0408001B" w:tentative="1">
+      <w:start w:val="1"/>
+      <w:numFmt w:val="lowerRoman"/>
+      <w:lvlText w:val="%6."/>
+      <w:lvlJc w:val="right"/>
+      <w:pPr>
+        <w:ind w:left="3960" w:hanging="180"/>
+      </w:pPr>
+    </w:lvl>
+    <w:lvl w:ilvl="6" w:tplc="0408000F" w:tentative="1">
+      <w:start w:val="1"/>
+      <w:numFmt w:val="decimal"/>
+      <w:lvlText w:val="%7."/>
+      <w:lvlJc w:val="left"/>
+      <w:pPr>
+        <w:ind w:left="4680" w:hanging="360"/>
+      </w:pPr>
+    </w:lvl>
+    <w:lvl w:ilvl="7" w:tplc="04080019" w:tentative="1">
+      <w:start w:val="1"/>
+      <w:numFmt w:val="lowerLetter"/>
+      <w:lvlText w:val="%8."/>
+      <w:lvlJc w:val="left"/>
+      <w:pPr>
+        <w:ind w:left="5400" w:hanging="360"/>
+      </w:pPr>
+    </w:lvl>
+    <w:lvl w:ilvl="8" w:tplc="0408001B" w:tentative="1">
+      <w:start w:val="1"/>
+      <w:numFmt w:val="lowerRoman"/>
+      <w:lvlText w:val="%9."/>
+      <w:lvlJc w:val="right"/>
+      <w:pPr>
+        <w:ind w:left="6120" w:hanging="180"/>
+      </w:pPr>
+    </w:lvl>
+  </w:abstractNum>
+  <w:abstractNum w:abstractNumId="40" w15:restartNumberingAfterBreak="0">
+    <w:nsid w:val="74791CE9"/>
+    <w:multiLevelType w:val="hybridMultilevel"/>
+    <w:tmpl w:val="A882EF0C"/>
+    <w:lvl w:ilvl="0" w:tplc="CE1494D0">
+      <w:start w:val="1"/>
+      <w:numFmt w:val="decimal"/>
+      <w:lvlText w:val="1.β.%1."/>
+      <w:lvlJc w:val="left"/>
+      <w:pPr>
+        <w:ind w:left="720" w:hanging="360"/>
+      </w:pPr>
+      <w:rPr>
+        <w:rFonts w:hint="default"/>
+      </w:rPr>
+    </w:lvl>
+    <w:lvl w:ilvl="1" w:tplc="04080019" w:tentative="1">
+      <w:start w:val="1"/>
+      <w:numFmt w:val="lowerLetter"/>
+      <w:lvlText w:val="%2."/>
+      <w:lvlJc w:val="left"/>
+      <w:pPr>
         <w:ind w:left="1440" w:hanging="360"/>
       </w:pPr>
     </w:lvl>
-    <w:lvl w:ilvl="2" w:tplc="FFFFFFFF" w:tentative="1">
+    <w:lvl w:ilvl="2" w:tplc="0408001B" w:tentative="1">
       <w:start w:val="1"/>
       <w:numFmt w:val="lowerRoman"/>
       <w:lvlText w:val="%3."/>
@@ -9062,7 +9215,7 @@
         <w:ind w:left="2160" w:hanging="180"/>
       </w:pPr>
     </w:lvl>
-    <w:lvl w:ilvl="3" w:tplc="FFFFFFFF" w:tentative="1">
+    <w:lvl w:ilvl="3" w:tplc="0408000F" w:tentative="1">
       <w:start w:val="1"/>
       <w:numFmt w:val="decimal"/>
       <w:lvlText w:val="%4."/>
@@ -9071,7 +9224,7 @@
         <w:ind w:left="2880" w:hanging="360"/>
       </w:pPr>
     </w:lvl>
-    <w:lvl w:ilvl="4" w:tplc="FFFFFFFF" w:tentative="1">
+    <w:lvl w:ilvl="4" w:tplc="04080019" w:tentative="1">
       <w:start w:val="1"/>
       <w:numFmt w:val="lowerLetter"/>
       <w:lvlText w:val="%5."/>
@@ -9080,7 +9233,7 @@
         <w:ind w:left="3600" w:hanging="360"/>
       </w:pPr>
     </w:lvl>
-    <w:lvl w:ilvl="5" w:tplc="FFFFFFFF" w:tentative="1">
+    <w:lvl w:ilvl="5" w:tplc="0408001B" w:tentative="1">
       <w:start w:val="1"/>
       <w:numFmt w:val="lowerRoman"/>
       <w:lvlText w:val="%6."/>
@@ -9089,7 +9242,7 @@
         <w:ind w:left="4320" w:hanging="180"/>
       </w:pPr>
     </w:lvl>
-    <w:lvl w:ilvl="6" w:tplc="FFFFFFFF" w:tentative="1">
+    <w:lvl w:ilvl="6" w:tplc="0408000F" w:tentative="1">
       <w:start w:val="1"/>
       <w:numFmt w:val="decimal"/>
       <w:lvlText w:val="%7."/>
@@ -9098,7 +9251,7 @@
         <w:ind w:left="5040" w:hanging="360"/>
       </w:pPr>
     </w:lvl>
-    <w:lvl w:ilvl="7" w:tplc="FFFFFFFF" w:tentative="1">
+    <w:lvl w:ilvl="7" w:tplc="04080019" w:tentative="1">
       <w:start w:val="1"/>
       <w:numFmt w:val="lowerLetter"/>
       <w:lvlText w:val="%8."/>
@@ -9107,7 +9260,7 @@
         <w:ind w:left="5760" w:hanging="360"/>
       </w:pPr>
     </w:lvl>
-    <w:lvl w:ilvl="8" w:tplc="FFFFFFFF" w:tentative="1">
+    <w:lvl w:ilvl="8" w:tplc="0408001B" w:tentative="1">
       <w:start w:val="1"/>
       <w:numFmt w:val="lowerRoman"/>
       <w:lvlText w:val="%9."/>
@@ -9118,6 +9271,97 @@
     </w:lvl>
   </w:abstractNum>
   <w:abstractNum w:abstractNumId="41" w15:restartNumberingAfterBreak="0">
+    <w:nsid w:val="74BB6C0F"/>
+    <w:multiLevelType w:val="hybridMultilevel"/>
+    <w:tmpl w:val="E9888902"/>
+    <w:lvl w:ilvl="0" w:tplc="C6F05F64">
+      <w:start w:val="1"/>
+      <w:numFmt w:val="decimal"/>
+      <w:lvlText w:val="(2.α.4).α.%1."/>
+      <w:lvlJc w:val="left"/>
+      <w:pPr>
+        <w:ind w:left="643" w:hanging="360"/>
+      </w:pPr>
+      <w:rPr>
+        <w:rFonts w:hint="default"/>
+        <w:b w:val="0"/>
+        <w:bCs w:val="0"/>
+      </w:rPr>
+    </w:lvl>
+    <w:lvl w:ilvl="1" w:tplc="FFFFFFFF" w:tentative="1">
+      <w:start w:val="1"/>
+      <w:numFmt w:val="lowerLetter"/>
+      <w:lvlText w:val="%2."/>
+      <w:lvlJc w:val="left"/>
+      <w:pPr>
+        <w:ind w:left="1440" w:hanging="360"/>
+      </w:pPr>
+    </w:lvl>
+    <w:lvl w:ilvl="2" w:tplc="FFFFFFFF" w:tentative="1">
+      <w:start w:val="1"/>
+      <w:numFmt w:val="lowerRoman"/>
+      <w:lvlText w:val="%3."/>
+      <w:lvlJc w:val="right"/>
+      <w:pPr>
+        <w:ind w:left="2160" w:hanging="180"/>
+      </w:pPr>
+    </w:lvl>
+    <w:lvl w:ilvl="3" w:tplc="FFFFFFFF" w:tentative="1">
+      <w:start w:val="1"/>
+      <w:numFmt w:val="decimal"/>
+      <w:lvlText w:val="%4."/>
+      <w:lvlJc w:val="left"/>
+      <w:pPr>
+        <w:ind w:left="2880" w:hanging="360"/>
+      </w:pPr>
+    </w:lvl>
+    <w:lvl w:ilvl="4" w:tplc="FFFFFFFF" w:tentative="1">
+      <w:start w:val="1"/>
+      <w:numFmt w:val="lowerLetter"/>
+      <w:lvlText w:val="%5."/>
+      <w:lvlJc w:val="left"/>
+      <w:pPr>
+        <w:ind w:left="3600" w:hanging="360"/>
+      </w:pPr>
+    </w:lvl>
+    <w:lvl w:ilvl="5" w:tplc="FFFFFFFF" w:tentative="1">
+      <w:start w:val="1"/>
+      <w:numFmt w:val="lowerRoman"/>
+      <w:lvlText w:val="%6."/>
+      <w:lvlJc w:val="right"/>
+      <w:pPr>
+        <w:ind w:left="4320" w:hanging="180"/>
+      </w:pPr>
+    </w:lvl>
+    <w:lvl w:ilvl="6" w:tplc="FFFFFFFF" w:tentative="1">
+      <w:start w:val="1"/>
+      <w:numFmt w:val="decimal"/>
+      <w:lvlText w:val="%7."/>
+      <w:lvlJc w:val="left"/>
+      <w:pPr>
+        <w:ind w:left="5040" w:hanging="360"/>
+      </w:pPr>
+    </w:lvl>
+    <w:lvl w:ilvl="7" w:tplc="FFFFFFFF" w:tentative="1">
+      <w:start w:val="1"/>
+      <w:numFmt w:val="lowerLetter"/>
+      <w:lvlText w:val="%8."/>
+      <w:lvlJc w:val="left"/>
+      <w:pPr>
+        <w:ind w:left="5760" w:hanging="360"/>
+      </w:pPr>
+    </w:lvl>
+    <w:lvl w:ilvl="8" w:tplc="FFFFFFFF" w:tentative="1">
+      <w:start w:val="1"/>
+      <w:numFmt w:val="lowerRoman"/>
+      <w:lvlText w:val="%9."/>
+      <w:lvlJc w:val="right"/>
+      <w:pPr>
+        <w:ind w:left="6480" w:hanging="180"/>
+      </w:pPr>
+    </w:lvl>
+  </w:abstractNum>
+  <w:abstractNum w:abstractNumId="42" w15:restartNumberingAfterBreak="0">
     <w:nsid w:val="7DD517FA"/>
     <w:multiLevelType w:val="hybridMultilevel"/>
     <w:tmpl w:val="5E50C17A"/>
@@ -9230,25 +9474,25 @@
     </w:lvl>
   </w:abstractNum>
   <w:num w:numId="1" w16cid:durableId="1041901893">
+    <w:abstractNumId w:val="23"/>
+  </w:num>
+  <w:num w:numId="2" w16cid:durableId="650907029">
+    <w:abstractNumId w:val="26"/>
+  </w:num>
+  <w:num w:numId="3" w16cid:durableId="1814523632">
     <w:abstractNumId w:val="22"/>
   </w:num>
-  <w:num w:numId="2" w16cid:durableId="650907029">
-    <w:abstractNumId w:val="25"/>
-  </w:num>
-  <w:num w:numId="3" w16cid:durableId="1814523632">
-    <w:abstractNumId w:val="21"/>
-  </w:num>
   <w:num w:numId="4" w16cid:durableId="399522079">
-    <w:abstractNumId w:val="10"/>
+    <w:abstractNumId w:val="11"/>
   </w:num>
   <w:num w:numId="5" w16cid:durableId="1897083656">
-    <w:abstractNumId w:val="34"/>
+    <w:abstractNumId w:val="35"/>
   </w:num>
   <w:num w:numId="6" w16cid:durableId="221061872">
     <w:abstractNumId w:val="3"/>
   </w:num>
   <w:num w:numId="7" w16cid:durableId="2040005559">
-    <w:abstractNumId w:val="6"/>
+    <w:abstractNumId w:val="7"/>
     <w:lvlOverride w:ilvl="0">
       <w:startOverride w:val="1"/>
     </w:lvlOverride>
@@ -9278,40 +9522,40 @@
     </w:lvlOverride>
   </w:num>
   <w:num w:numId="8" w16cid:durableId="1439638147">
-    <w:abstractNumId w:val="13"/>
+    <w:abstractNumId w:val="14"/>
   </w:num>
   <w:num w:numId="9" w16cid:durableId="942687094">
-    <w:abstractNumId w:val="24"/>
+    <w:abstractNumId w:val="25"/>
   </w:num>
   <w:num w:numId="10" w16cid:durableId="1220287370">
-    <w:abstractNumId w:val="7"/>
+    <w:abstractNumId w:val="8"/>
   </w:num>
   <w:num w:numId="11" w16cid:durableId="88620410">
-    <w:abstractNumId w:val="16"/>
+    <w:abstractNumId w:val="17"/>
   </w:num>
   <w:num w:numId="12" w16cid:durableId="23288718">
-    <w:abstractNumId w:val="14"/>
+    <w:abstractNumId w:val="15"/>
   </w:num>
   <w:num w:numId="13" w16cid:durableId="1193302493">
-    <w:abstractNumId w:val="19"/>
+    <w:abstractNumId w:val="20"/>
   </w:num>
   <w:num w:numId="14" w16cid:durableId="1688172431">
     <w:abstractNumId w:val="2"/>
   </w:num>
   <w:num w:numId="15" w16cid:durableId="1288775499">
-    <w:abstractNumId w:val="11"/>
+    <w:abstractNumId w:val="12"/>
   </w:num>
   <w:num w:numId="16" w16cid:durableId="1625623232">
     <w:abstractNumId w:val="4"/>
   </w:num>
   <w:num w:numId="17" w16cid:durableId="154683689">
-    <w:abstractNumId w:val="36"/>
+    <w:abstractNumId w:val="37"/>
   </w:num>
   <w:num w:numId="18" w16cid:durableId="943070360">
-    <w:abstractNumId w:val="9"/>
+    <w:abstractNumId w:val="10"/>
   </w:num>
   <w:num w:numId="19" w16cid:durableId="1987660766">
-    <w:abstractNumId w:val="25"/>
+    <w:abstractNumId w:val="26"/>
     <w:lvlOverride w:ilvl="0">
       <w:startOverride w:val="1"/>
     </w:lvlOverride>
@@ -9344,28 +9588,28 @@
     <w:abstractNumId w:val="1"/>
   </w:num>
   <w:num w:numId="21" w16cid:durableId="340157836">
-    <w:abstractNumId w:val="32"/>
+    <w:abstractNumId w:val="33"/>
   </w:num>
   <w:num w:numId="22" w16cid:durableId="1020546945">
-    <w:abstractNumId w:val="15"/>
+    <w:abstractNumId w:val="16"/>
   </w:num>
   <w:num w:numId="23" w16cid:durableId="1999577516">
-    <w:abstractNumId w:val="35"/>
+    <w:abstractNumId w:val="36"/>
   </w:num>
   <w:num w:numId="24" w16cid:durableId="1915621894">
-    <w:abstractNumId w:val="8"/>
+    <w:abstractNumId w:val="9"/>
   </w:num>
   <w:num w:numId="25" w16cid:durableId="1222600682">
-    <w:abstractNumId w:val="27"/>
+    <w:abstractNumId w:val="28"/>
   </w:num>
   <w:num w:numId="26" w16cid:durableId="98263654">
-    <w:abstractNumId w:val="5"/>
+    <w:abstractNumId w:val="6"/>
   </w:num>
   <w:num w:numId="27" w16cid:durableId="555700808">
-    <w:abstractNumId w:val="33"/>
+    <w:abstractNumId w:val="34"/>
   </w:num>
   <w:num w:numId="28" w16cid:durableId="727147141">
-    <w:abstractNumId w:val="34"/>
+    <w:abstractNumId w:val="35"/>
     <w:lvlOverride w:ilvl="0">
       <w:startOverride w:val="1"/>
     </w:lvlOverride>
@@ -9395,16 +9639,16 @@
     </w:lvlOverride>
   </w:num>
   <w:num w:numId="29" w16cid:durableId="597951237">
-    <w:abstractNumId w:val="38"/>
+    <w:abstractNumId w:val="39"/>
   </w:num>
   <w:num w:numId="30" w16cid:durableId="522934640">
-    <w:abstractNumId w:val="26"/>
+    <w:abstractNumId w:val="27"/>
   </w:num>
   <w:num w:numId="31" w16cid:durableId="1450510199">
     <w:abstractNumId w:val="0"/>
   </w:num>
   <w:num w:numId="32" w16cid:durableId="606235356">
-    <w:abstractNumId w:val="13"/>
+    <w:abstractNumId w:val="14"/>
     <w:lvlOverride w:ilvl="0">
       <w:startOverride w:val="1"/>
     </w:lvlOverride>
@@ -9434,58 +9678,61 @@
     </w:lvlOverride>
   </w:num>
   <w:num w:numId="33" w16cid:durableId="1654531237">
-    <w:abstractNumId w:val="19"/>
+    <w:abstractNumId w:val="20"/>
   </w:num>
   <w:num w:numId="34" w16cid:durableId="1502353941">
     <w:abstractNumId w:val="2"/>
   </w:num>
   <w:num w:numId="35" w16cid:durableId="196046730">
-    <w:abstractNumId w:val="11"/>
+    <w:abstractNumId w:val="12"/>
   </w:num>
   <w:num w:numId="36" w16cid:durableId="1505591071">
-    <w:abstractNumId w:val="36"/>
+    <w:abstractNumId w:val="37"/>
   </w:num>
   <w:num w:numId="37" w16cid:durableId="765075422">
+    <w:abstractNumId w:val="32"/>
+  </w:num>
+  <w:num w:numId="38" w16cid:durableId="144587213">
+    <w:abstractNumId w:val="38"/>
+  </w:num>
+  <w:num w:numId="39" w16cid:durableId="1941645101">
+    <w:abstractNumId w:val="13"/>
+  </w:num>
+  <w:num w:numId="40" w16cid:durableId="802695615">
+    <w:abstractNumId w:val="21"/>
+  </w:num>
+  <w:num w:numId="41" w16cid:durableId="1851681483">
+    <w:abstractNumId w:val="42"/>
+  </w:num>
+  <w:num w:numId="42" w16cid:durableId="201019745">
+    <w:abstractNumId w:val="30"/>
+  </w:num>
+  <w:num w:numId="43" w16cid:durableId="1212840425">
     <w:abstractNumId w:val="31"/>
   </w:num>
-  <w:num w:numId="38" w16cid:durableId="144587213">
-    <w:abstractNumId w:val="37"/>
-  </w:num>
-  <w:num w:numId="39" w16cid:durableId="1941645101">
-    <w:abstractNumId w:val="12"/>
-  </w:num>
-  <w:num w:numId="40" w16cid:durableId="802695615">
-    <w:abstractNumId w:val="20"/>
-  </w:num>
-  <w:num w:numId="41" w16cid:durableId="1851681483">
+  <w:num w:numId="44" w16cid:durableId="1410612842">
     <w:abstractNumId w:val="41"/>
   </w:num>
-  <w:num w:numId="42" w16cid:durableId="201019745">
+  <w:num w:numId="45" w16cid:durableId="1601256600">
+    <w:abstractNumId w:val="18"/>
+  </w:num>
+  <w:num w:numId="46" w16cid:durableId="1479541288">
     <w:abstractNumId w:val="29"/>
   </w:num>
-  <w:num w:numId="43" w16cid:durableId="1212840425">
-    <w:abstractNumId w:val="30"/>
-  </w:num>
-  <w:num w:numId="44" w16cid:durableId="1410612842">
+  <w:num w:numId="47" w16cid:durableId="239027460">
     <w:abstractNumId w:val="40"/>
   </w:num>
-  <w:num w:numId="45" w16cid:durableId="1601256600">
-    <w:abstractNumId w:val="17"/>
-  </w:num>
-  <w:num w:numId="46" w16cid:durableId="1479541288">
-    <w:abstractNumId w:val="28"/>
-  </w:num>
-  <w:num w:numId="47" w16cid:durableId="239027460">
-    <w:abstractNumId w:val="39"/>
-  </w:num>
   <w:num w:numId="48" w16cid:durableId="1455365650">
-    <w:abstractNumId w:val="23"/>
+    <w:abstractNumId w:val="24"/>
   </w:num>
   <w:num w:numId="49" w16cid:durableId="1112478625">
-    <w:abstractNumId w:val="18"/>
+    <w:abstractNumId w:val="19"/>
   </w:num>
   <w:num w:numId="50" w16cid:durableId="2143839807">
-    <w:abstractNumId w:val="6"/>
+    <w:abstractNumId w:val="7"/>
+  </w:num>
+  <w:num w:numId="51" w16cid:durableId="102572946">
+    <w:abstractNumId w:val="5"/>
   </w:num>
 </w:numbering>
 </file>
